--- a/AARON/evaluation/PIPELINE_OVERVIEW.docx
+++ b/AARON/evaluation/PIPELINE_OVERVIEW.docx
@@ -549,7 +549,7 @@
         <w:t xml:space="preserve"> </w:t>
       </w:r>
       <w:r>
-        <w:t xml:space="preserve">an MPS-based circuit is still 5–74× cheaper than the filter, so</w:t>
+        <w:t xml:space="preserve">an MPS-based circuit is still 5–216× (median ≈22×) cheaper than the filter, so</w:t>
       </w:r>
       <w:r>
         <w:t xml:space="preserve"> </w:t>
@@ -2665,7 +2665,7 @@
               <w:jc w:val="left"/>
             </w:pPr>
             <w:r>
-              <w:t xml:space="preserve">number of pulses (4–11 in practice)</w:t>
+              <w:t xml:space="preserve">number of pulses (4–6 in the floor designs)</w:t>
             </w:r>
           </w:p>
         </w:tc>
@@ -9311,79 +9311,445 @@
               <w:jc w:val="left"/>
             </w:pPr>
             <w:r>
-              <w:t xml:space="preserve">– †</w:t>
-            </w:r>
-          </w:p>
-        </w:tc>
-        <w:tc>
-          <w:tcPr/>
-          <w:p>
-            <w:pPr>
-              <w:pStyle w:val="Compact"/>
-              <w:jc w:val="left"/>
-            </w:pPr>
-            <w:r>
-              <w:t xml:space="preserve">–</w:t>
-            </w:r>
-          </w:p>
-        </w:tc>
-        <w:tc>
-          <w:tcPr/>
-          <w:p>
-            <w:pPr>
-              <w:pStyle w:val="Compact"/>
-              <w:jc w:val="left"/>
-            </w:pPr>
-            <w:r>
-              <w:t xml:space="preserve">–</w:t>
-            </w:r>
-          </w:p>
-        </w:tc>
-        <w:tc>
-          <w:tcPr/>
-          <w:p>
-            <w:pPr>
-              <w:pStyle w:val="Compact"/>
-              <w:jc w:val="left"/>
-            </w:pPr>
-            <w:r>
-              <w:t xml:space="preserve">–</w:t>
-            </w:r>
-          </w:p>
-        </w:tc>
-        <w:tc>
-          <w:tcPr/>
-          <w:p>
-            <w:pPr>
-              <w:pStyle w:val="Compact"/>
-              <w:jc w:val="left"/>
-            </w:pPr>
-            <w:r>
-              <w:t xml:space="preserve">50 / 3,177</w:t>
-            </w:r>
-          </w:p>
-        </w:tc>
-        <w:tc>
-          <w:tcPr/>
-          <w:p>
-            <w:pPr>
-              <w:pStyle w:val="Compact"/>
-              <w:jc w:val="left"/>
-            </w:pPr>
-            <w:r>
-              <w:t xml:space="preserve">– / –</w:t>
-            </w:r>
-          </w:p>
-        </w:tc>
-        <w:tc>
-          <w:tcPr/>
-          <w:p>
-            <w:pPr>
-              <w:pStyle w:val="Compact"/>
-              <w:jc w:val="left"/>
-            </w:pPr>
-            <w:r>
-              <w:t xml:space="preserve">–</w:t>
+              <w:t xml:space="preserve">48</w:t>
+            </w:r>
+          </w:p>
+        </w:tc>
+        <w:tc>
+          <w:tcPr/>
+          <w:p>
+            <w:pPr>
+              <w:pStyle w:val="Compact"/>
+              <w:jc w:val="left"/>
+            </w:pPr>
+            <w:r>
+              <w:t xml:space="preserve">3,051</w:t>
+            </w:r>
+          </w:p>
+        </w:tc>
+        <w:tc>
+          <w:tcPr/>
+          <w:p>
+            <w:pPr>
+              <w:pStyle w:val="Compact"/>
+              <w:jc w:val="left"/>
+            </w:pPr>
+            <w:r>
+              <w:t xml:space="preserve">0.0004</w:t>
+            </w:r>
+          </w:p>
+        </w:tc>
+        <w:tc>
+          <w:tcPr/>
+          <w:p>
+            <w:pPr>
+              <w:pStyle w:val="Compact"/>
+              <w:jc w:val="left"/>
+            </w:pPr>
+            <w:r>
+              <w:t xml:space="preserve">0.45</w:t>
+            </w:r>
+          </w:p>
+        </w:tc>
+        <w:tc>
+          <w:tcPr/>
+          <w:p>
+            <w:pPr>
+              <w:pStyle w:val="Compact"/>
+              <w:jc w:val="left"/>
+            </w:pPr>
+            <w:r>
+              <w:t xml:space="preserve">36 / 2,295</w:t>
+            </w:r>
+          </w:p>
+        </w:tc>
+        <w:tc>
+          <w:tcPr/>
+          <w:p>
+            <w:pPr>
+              <w:pStyle w:val="Compact"/>
+              <w:jc w:val="left"/>
+            </w:pPr>
+            <w:r>
+              <w:t xml:space="preserve">61683 / 3,886,056</w:t>
+            </w:r>
+          </w:p>
+        </w:tc>
+        <w:tc>
+          <w:tcPr/>
+          <w:p>
+            <w:pPr>
+              <w:pStyle w:val="Compact"/>
+              <w:jc w:val="left"/>
+            </w:pPr>
+            <w:r>
+              <w:t xml:space="preserve">1274×</w:t>
+            </w:r>
+          </w:p>
+        </w:tc>
+      </w:tr>
+      <w:tr>
+        <w:tc>
+          <w:tcPr/>
+          <w:p>
+            <w:pPr>
+              <w:pStyle w:val="Compact"/>
+              <w:jc w:val="left"/>
+            </w:pPr>
+            <w:r>
+              <w:t xml:space="preserve">12</w:t>
+            </w:r>
+          </w:p>
+        </w:tc>
+        <w:tc>
+          <w:tcPr/>
+          <w:p>
+            <w:pPr>
+              <w:pStyle w:val="Compact"/>
+              <w:jc w:val="left"/>
+            </w:pPr>
+            <w:r>
+              <w:t xml:space="preserve">0</w:t>
+            </w:r>
+          </w:p>
+        </w:tc>
+        <w:tc>
+          <w:tcPr/>
+          <w:p>
+            <w:pPr>
+              <w:pStyle w:val="Compact"/>
+              <w:jc w:val="left"/>
+            </w:pPr>
+            <w:r>
+              <w:t xml:space="preserve">0.1</w:t>
+            </w:r>
+          </w:p>
+        </w:tc>
+        <w:tc>
+          <w:tcPr/>
+          <w:p>
+            <w:pPr>
+              <w:pStyle w:val="Compact"/>
+              <w:jc w:val="left"/>
+            </w:pPr>
+            <w:r>
+              <w:t xml:space="preserve">20</w:t>
+            </w:r>
+          </w:p>
+        </w:tc>
+        <w:tc>
+          <w:tcPr/>
+          <w:p>
+            <w:pPr>
+              <w:pStyle w:val="Compact"/>
+              <w:jc w:val="left"/>
+            </w:pPr>
+            <w:r>
+              <w:t xml:space="preserve">1,573</w:t>
+            </w:r>
+          </w:p>
+        </w:tc>
+        <w:tc>
+          <w:tcPr/>
+          <w:p>
+            <w:pPr>
+              <w:pStyle w:val="Compact"/>
+              <w:jc w:val="left"/>
+            </w:pPr>
+            <w:r>
+              <w:t xml:space="preserve">0.0071</w:t>
+            </w:r>
+          </w:p>
+        </w:tc>
+        <w:tc>
+          <w:tcPr/>
+          <w:p>
+            <w:pPr>
+              <w:pStyle w:val="Compact"/>
+              <w:jc w:val="left"/>
+            </w:pPr>
+            <w:r>
+              <w:t xml:space="preserve">0.55</w:t>
+            </w:r>
+          </w:p>
+        </w:tc>
+        <w:tc>
+          <w:tcPr/>
+          <w:p>
+            <w:pPr>
+              <w:pStyle w:val="Compact"/>
+              <w:jc w:val="left"/>
+            </w:pPr>
+            <w:r>
+              <w:t xml:space="preserve">7 / 572</w:t>
+            </w:r>
+          </w:p>
+        </w:tc>
+        <w:tc>
+          <w:tcPr/>
+          <w:p>
+            <w:pPr>
+              <w:pStyle w:val="Compact"/>
+              <w:jc w:val="left"/>
+            </w:pPr>
+            <w:r>
+              <w:t xml:space="preserve">2673 / 205,854</w:t>
+            </w:r>
+          </w:p>
+        </w:tc>
+        <w:tc>
+          <w:tcPr/>
+          <w:p>
+            <w:pPr>
+              <w:pStyle w:val="Compact"/>
+              <w:jc w:val="left"/>
+            </w:pPr>
+            <w:r>
+              <w:t xml:space="preserve">131×</w:t>
+            </w:r>
+          </w:p>
+        </w:tc>
+      </w:tr>
+      <w:tr>
+        <w:tc>
+          <w:tcPr/>
+          <w:p>
+            <w:pPr>
+              <w:pStyle w:val="Compact"/>
+              <w:jc w:val="left"/>
+            </w:pPr>
+            <w:r>
+              <w:t xml:space="preserve">12</w:t>
+            </w:r>
+          </w:p>
+        </w:tc>
+        <w:tc>
+          <w:tcPr/>
+          <w:p>
+            <w:pPr>
+              <w:pStyle w:val="Compact"/>
+              <w:jc w:val="left"/>
+            </w:pPr>
+            <w:r>
+              <w:t xml:space="preserve">0</w:t>
+            </w:r>
+          </w:p>
+        </w:tc>
+        <w:tc>
+          <w:tcPr/>
+          <w:p>
+            <w:pPr>
+              <w:pStyle w:val="Compact"/>
+              <w:jc w:val="left"/>
+            </w:pPr>
+            <w:r>
+              <w:t xml:space="preserve">0.01</w:t>
+            </w:r>
+          </w:p>
+        </w:tc>
+        <w:tc>
+          <w:tcPr/>
+          <w:p>
+            <w:pPr>
+              <w:pStyle w:val="Compact"/>
+              <w:jc w:val="left"/>
+            </w:pPr>
+            <w:r>
+              <w:t xml:space="preserve">32</w:t>
+            </w:r>
+          </w:p>
+        </w:tc>
+        <w:tc>
+          <w:tcPr/>
+          <w:p>
+            <w:pPr>
+              <w:pStyle w:val="Compact"/>
+              <w:jc w:val="left"/>
+            </w:pPr>
+            <w:r>
+              <w:t xml:space="preserve">2,497</w:t>
+            </w:r>
+          </w:p>
+        </w:tc>
+        <w:tc>
+          <w:tcPr/>
+          <w:p>
+            <w:pPr>
+              <w:pStyle w:val="Compact"/>
+              <w:jc w:val="left"/>
+            </w:pPr>
+            <w:r>
+              <w:t xml:space="preserve">0.0015</w:t>
+            </w:r>
+          </w:p>
+        </w:tc>
+        <w:tc>
+          <w:tcPr/>
+          <w:p>
+            <w:pPr>
+              <w:pStyle w:val="Compact"/>
+              <w:jc w:val="left"/>
+            </w:pPr>
+            <w:r>
+              <w:t xml:space="preserve">0.48</w:t>
+            </w:r>
+          </w:p>
+        </w:tc>
+        <w:tc>
+          <w:tcPr/>
+          <w:p>
+            <w:pPr>
+              <w:pStyle w:val="Compact"/>
+              <w:jc w:val="left"/>
+            </w:pPr>
+            <w:r>
+              <w:t xml:space="preserve">29 / 2,266</w:t>
+            </w:r>
+          </w:p>
+        </w:tc>
+        <w:tc>
+          <w:tcPr/>
+          <w:p>
+            <w:pPr>
+              <w:pStyle w:val="Compact"/>
+              <w:jc w:val="left"/>
+            </w:pPr>
+            <w:r>
+              <w:t xml:space="preserve">21651 / 1,667,160</w:t>
+            </w:r>
+          </w:p>
+        </w:tc>
+        <w:tc>
+          <w:tcPr/>
+          <w:p>
+            <w:pPr>
+              <w:pStyle w:val="Compact"/>
+              <w:jc w:val="left"/>
+            </w:pPr>
+            <w:r>
+              <w:t xml:space="preserve">668×</w:t>
+            </w:r>
+          </w:p>
+        </w:tc>
+      </w:tr>
+      <w:tr>
+        <w:tc>
+          <w:tcPr/>
+          <w:p>
+            <w:pPr>
+              <w:pStyle w:val="Compact"/>
+              <w:jc w:val="left"/>
+            </w:pPr>
+            <w:r>
+              <w:t xml:space="preserve">12</w:t>
+            </w:r>
+          </w:p>
+        </w:tc>
+        <w:tc>
+          <w:tcPr/>
+          <w:p>
+            <w:pPr>
+              <w:pStyle w:val="Compact"/>
+              <w:jc w:val="left"/>
+            </w:pPr>
+            <w:r>
+              <w:t xml:space="preserve">0</w:t>
+            </w:r>
+          </w:p>
+        </w:tc>
+        <w:tc>
+          <w:tcPr/>
+          <w:p>
+            <w:pPr>
+              <w:pStyle w:val="Compact"/>
+              <w:jc w:val="left"/>
+            </w:pPr>
+            <w:r>
+              <w:t xml:space="preserve">0.001</w:t>
+            </w:r>
+          </w:p>
+        </w:tc>
+        <w:tc>
+          <w:tcPr/>
+          <w:p>
+            <w:pPr>
+              <w:pStyle w:val="Compact"/>
+              <w:jc w:val="left"/>
+            </w:pPr>
+            <w:r>
+              <w:t xml:space="preserve">96</w:t>
+            </w:r>
+          </w:p>
+        </w:tc>
+        <w:tc>
+          <w:tcPr/>
+          <w:p>
+            <w:pPr>
+              <w:pStyle w:val="Compact"/>
+              <w:jc w:val="left"/>
+            </w:pPr>
+            <w:r>
+              <w:t xml:space="preserve">7,425</w:t>
+            </w:r>
+          </w:p>
+        </w:tc>
+        <w:tc>
+          <w:tcPr/>
+          <w:p>
+            <w:pPr>
+              <w:pStyle w:val="Compact"/>
+              <w:jc w:val="left"/>
+            </w:pPr>
+            <w:r>
+              <w:t xml:space="preserve">0.00019</w:t>
+            </w:r>
+          </w:p>
+        </w:tc>
+        <w:tc>
+          <w:tcPr/>
+          <w:p>
+            <w:pPr>
+              <w:pStyle w:val="Compact"/>
+              <w:jc w:val="left"/>
+            </w:pPr>
+            <w:r>
+              <w:t xml:space="preserve">0.52</w:t>
+            </w:r>
+          </w:p>
+        </w:tc>
+        <w:tc>
+          <w:tcPr/>
+          <w:p>
+            <w:pPr>
+              <w:pStyle w:val="Compact"/>
+              <w:jc w:val="left"/>
+            </w:pPr>
+            <w:r>
+              <w:t xml:space="preserve">44 / 3,421</w:t>
+            </w:r>
+          </w:p>
+        </w:tc>
+        <w:tc>
+          <w:tcPr/>
+          <w:p>
+            <w:pPr>
+              <w:pStyle w:val="Compact"/>
+              <w:jc w:val="left"/>
+            </w:pPr>
+            <w:r>
+              <w:t xml:space="preserve">119858 / 9,229,099</w:t>
+            </w:r>
+          </w:p>
+        </w:tc>
+        <w:tc>
+          <w:tcPr/>
+          <w:p>
+            <w:pPr>
+              <w:pStyle w:val="Compact"/>
+              <w:jc w:val="left"/>
+            </w:pPr>
+            <w:r>
+              <w:t xml:space="preserve">1243×</w:t>
             </w:r>
           </w:p>
         </w:tc>
@@ -11896,7 +12262,7 @@
               <w:jc w:val="left"/>
             </w:pPr>
             <w:r>
-              <w:t xml:space="preserve">–</w:t>
+              <w:t xml:space="preserve">3,051</w:t>
             </w:r>
           </w:p>
         </w:tc>
@@ -11920,7 +12286,7 @@
               <w:jc w:val="left"/>
             </w:pPr>
             <w:r>
-              <w:t xml:space="preserve">–</w:t>
+              <w:t xml:space="preserve">5.9×</w:t>
             </w:r>
           </w:p>
         </w:tc>
@@ -11994,7 +12360,7 @@
               <w:jc w:val="left"/>
             </w:pPr>
             <w:r>
-              <w:t xml:space="preserve">–</w:t>
+              <w:t xml:space="preserve">1,573</w:t>
             </w:r>
           </w:p>
         </w:tc>
@@ -12018,7 +12384,7 @@
               <w:jc w:val="left"/>
             </w:pPr>
             <w:r>
-              <w:t xml:space="preserve">–</w:t>
+              <w:t xml:space="preserve">9.0×</w:t>
             </w:r>
           </w:p>
         </w:tc>
@@ -12092,7 +12458,7 @@
               <w:jc w:val="left"/>
             </w:pPr>
             <w:r>
-              <w:t xml:space="preserve">–</w:t>
+              <w:t xml:space="preserve">2,497</w:t>
             </w:r>
           </w:p>
         </w:tc>
@@ -12116,7 +12482,7 @@
               <w:jc w:val="left"/>
             </w:pPr>
             <w:r>
-              <w:t xml:space="preserve">–</w:t>
+              <w:t xml:space="preserve">14×</w:t>
             </w:r>
           </w:p>
         </w:tc>
@@ -12190,6 +12556,18 @@
               <w:jc w:val="left"/>
             </w:pPr>
             <w:r>
+              <w:t xml:space="preserve">7,425</w:t>
+            </w:r>
+          </w:p>
+        </w:tc>
+        <w:tc>
+          <w:tcPr/>
+          <w:p>
+            <w:pPr>
+              <w:pStyle w:val="Compact"/>
+              <w:jc w:val="left"/>
+            </w:pPr>
+            <w:r>
               <w:t xml:space="preserve">–</w:t>
             </w:r>
           </w:p>
@@ -12202,19 +12580,7 @@
               <w:jc w:val="left"/>
             </w:pPr>
             <w:r>
-              <w:t xml:space="preserve">–</w:t>
-            </w:r>
-          </w:p>
-        </w:tc>
-        <w:tc>
-          <w:tcPr/>
-          <w:p>
-            <w:pPr>
-              <w:pStyle w:val="Compact"/>
-              <w:jc w:val="left"/>
-            </w:pPr>
-            <w:r>
-              <w:t xml:space="preserve">–</w:t>
+              <w:t xml:space="preserve">10×</w:t>
             </w:r>
           </w:p>
         </w:tc>
@@ -14343,7 +14709,7 @@
         <w:t xml:space="preserve"> </w:t>
       </w:r>
       <w:r>
-        <w:t xml:space="preserve">— definition, validation, 30–600× fewer CX than certified.</w:t>
+        <w:t xml:space="preserve">— definition, validation, 30–1300× fewer CX than certified.</w:t>
       </w:r>
     </w:p>
     <w:p>

--- a/AARON/evaluation/PIPELINE_OVERVIEW.docx
+++ b/AARON/evaluation/PIPELINE_OVERVIEW.docx
@@ -14821,7 +14821,7 @@
           <w:iCs/>
           <w:i/>
         </w:rPr>
-        <w:t xml:space="preserve">Numbers in §4.2–4.4 are regenerated from the raw result files; rerun</w:t>
+        <w:t xml:space="preserve">Derivations of every formula above are in the appendix (§7). Numbers in §4.2–4.4 are regenerated from the raw result files; rerun</w:t>
       </w:r>
       <w:r>
         <w:rPr>
@@ -14854,6 +14854,9356 @@
       </w:r>
     </w:p>
     <w:bookmarkEnd w:id="44"/>
+    <w:bookmarkStart w:id="51" w:name="X8d5b8d82270746b19eb883333d9b35299e8dbaf"/>
+    <w:p>
+      <w:pPr>
+        <w:pStyle w:val="Heading1"/>
+      </w:pPr>
+      <w:r>
+        <w:t xml:space="preserve">7. Appendix: derivations of the filter, leakage and error formulas</w:t>
+      </w:r>
+    </w:p>
+    <w:p>
+      <w:pPr>
+        <w:pStyle w:val="FirstParagraph"/>
+      </w:pPr>
+      <w:r>
+        <w:t xml:space="preserve">Notation: trial state</w:t>
+      </w:r>
+      <w:r>
+        <w:t xml:space="preserve"> </w:t>
+      </w:r>
+      <m:oMath>
+        <m:d>
+          <m:dPr>
+            <m:begChr m:val="|"/>
+            <m:endChr m:val="|"/>
+            <m:sepChr m:val=""/>
+            <m:grow/>
+          </m:dPr>
+          <m:e>
+            <m:r>
+              <m:t>ψ</m:t>
+            </m:r>
+            <m:r>
+              <m:rPr>
+                <m:sty m:val="p"/>
+              </m:rPr>
+              <m:t>⟩</m:t>
+            </m:r>
+            <m:r>
+              <m:rPr>
+                <m:sty m:val="p"/>
+              </m:rPr>
+              <m:t>=</m:t>
+            </m:r>
+            <m:nary>
+              <m:naryPr>
+                <m:chr m:val="∑"/>
+                <m:limLoc m:val="undOvr"/>
+                <m:subHide m:val="off"/>
+                <m:supHide m:val="on"/>
+              </m:naryPr>
+              <m:sub>
+                <m:r>
+                  <m:t>k</m:t>
+                </m:r>
+              </m:sub>
+              <m:sup>
+                <m:r>
+                  <m:t>​</m:t>
+                </m:r>
+              </m:sup>
+              <m:e>
+                <m:sSub>
+                  <m:e>
+                    <m:r>
+                      <m:t>c</m:t>
+                    </m:r>
+                  </m:e>
+                  <m:sub>
+                    <m:r>
+                      <m:t>k</m:t>
+                    </m:r>
+                  </m:sub>
+                </m:sSub>
+              </m:e>
+            </m:nary>
+          </m:e>
+        </m:d>
+        <m:sSub>
+          <m:e>
+            <m:r>
+              <m:t>E</m:t>
+            </m:r>
+          </m:e>
+          <m:sub>
+            <m:r>
+              <m:t>k</m:t>
+            </m:r>
+          </m:sub>
+        </m:sSub>
+        <m:r>
+          <m:rPr>
+            <m:sty m:val="p"/>
+          </m:rPr>
+          <m:t>⟩</m:t>
+        </m:r>
+      </m:oMath>
+      <w:r>
+        <w:t xml:space="preserve"> </w:t>
+      </w:r>
+      <w:r>
+        <w:t xml:space="preserve">with</w:t>
+      </w:r>
+      <w:r>
+        <w:t xml:space="preserve"> </w:t>
+      </w:r>
+      <m:oMath>
+        <m:r>
+          <m:t>γ</m:t>
+        </m:r>
+        <m:r>
+          <m:rPr>
+            <m:sty m:val="p"/>
+          </m:rPr>
+          <m:t>=</m:t>
+        </m:r>
+        <m:sSup>
+          <m:e>
+            <m:d>
+              <m:dPr>
+                <m:begChr m:val="|"/>
+                <m:endChr m:val="|"/>
+                <m:sepChr m:val=""/>
+                <m:grow/>
+              </m:dPr>
+              <m:e>
+                <m:sSub>
+                  <m:e>
+                    <m:r>
+                      <m:t>c</m:t>
+                    </m:r>
+                  </m:e>
+                  <m:sub>
+                    <m:r>
+                      <m:t>0</m:t>
+                    </m:r>
+                  </m:sub>
+                </m:sSub>
+              </m:e>
+            </m:d>
+          </m:e>
+          <m:sup>
+            <m:r>
+              <m:t>2</m:t>
+            </m:r>
+          </m:sup>
+        </m:sSup>
+      </m:oMath>
+      <w:r>
+        <w:t xml:space="preserve">; scaled spectrum</w:t>
+      </w:r>
+      <w:r>
+        <w:t xml:space="preserve"> </w:t>
+      </w:r>
+      <m:oMath>
+        <m:r>
+          <m:rPr>
+            <m:sty m:val="p"/>
+          </m:rPr>
+          <m:t>{</m:t>
+        </m:r>
+        <m:r>
+          <m:t>0</m:t>
+        </m:r>
+        <m:r>
+          <m:rPr>
+            <m:sty m:val="p"/>
+          </m:rPr>
+          <m:t>}</m:t>
+        </m:r>
+        <m:r>
+          <m:rPr>
+            <m:sty m:val="p"/>
+          </m:rPr>
+          <m:t>∪</m:t>
+        </m:r>
+        <m:d>
+          <m:dPr>
+            <m:begChr m:val="["/>
+            <m:endChr m:val="]"/>
+            <m:sepChr m:val=""/>
+            <m:grow/>
+          </m:dPr>
+          <m:e>
+            <m:r>
+              <m:t>Δ</m:t>
+            </m:r>
+            <m:r>
+              <m:rPr>
+                <m:sty m:val="p"/>
+              </m:rPr>
+              <m:t>,</m:t>
+            </m:r>
+            <m:r>
+              <m:t>1</m:t>
+            </m:r>
+          </m:e>
+        </m:d>
+      </m:oMath>
+      <w:r>
+        <w:t xml:space="preserve">;</w:t>
+      </w:r>
+      <w:r>
+        <w:t xml:space="preserve"> </w:t>
+      </w:r>
+      <m:oMath>
+        <m:r>
+          <m:t>F</m:t>
+        </m:r>
+        <m:d>
+          <m:dPr>
+            <m:begChr m:val="("/>
+            <m:endChr m:val=")"/>
+            <m:sepChr m:val=""/>
+            <m:grow/>
+          </m:dPr>
+          <m:e>
+            <m:r>
+              <m:t>E</m:t>
+            </m:r>
+          </m:e>
+        </m:d>
+        <m:r>
+          <m:rPr>
+            <m:sty m:val="p"/>
+          </m:rPr>
+          <m:t>=</m:t>
+        </m:r>
+        <m:nary>
+          <m:naryPr>
+            <m:chr m:val="∏"/>
+            <m:limLoc m:val="undOvr"/>
+            <m:subHide m:val="off"/>
+            <m:supHide m:val="off"/>
+          </m:naryPr>
+          <m:sub>
+            <m:r>
+              <m:t>i</m:t>
+            </m:r>
+            <m:r>
+              <m:rPr>
+                <m:sty m:val="p"/>
+              </m:rPr>
+              <m:t>=</m:t>
+            </m:r>
+            <m:r>
+              <m:t>1</m:t>
+            </m:r>
+          </m:sub>
+          <m:sup>
+            <m:r>
+              <m:t>m</m:t>
+            </m:r>
+          </m:sup>
+          <m:e>
+            <m:r>
+              <m:rPr>
+                <m:sty m:val="p"/>
+              </m:rPr>
+              <m:t>cos</m:t>
+            </m:r>
+          </m:e>
+        </m:nary>
+        <m:d>
+          <m:dPr>
+            <m:begChr m:val="("/>
+            <m:endChr m:val=")"/>
+            <m:sepChr m:val=""/>
+            <m:grow/>
+          </m:dPr>
+          <m:e>
+            <m:r>
+              <m:t>E</m:t>
+            </m:r>
+            <m:sSub>
+              <m:e>
+                <m:r>
+                  <m:t>t</m:t>
+                </m:r>
+              </m:e>
+              <m:sub>
+                <m:r>
+                  <m:t>i</m:t>
+                </m:r>
+              </m:sub>
+            </m:sSub>
+            <m:r>
+              <m:rPr>
+                <m:sty m:val="p"/>
+              </m:rPr>
+              <m:t>+</m:t>
+            </m:r>
+            <m:sSub>
+              <m:e>
+                <m:r>
+                  <m:t>ϕ</m:t>
+                </m:r>
+              </m:e>
+              <m:sub>
+                <m:r>
+                  <m:t>i</m:t>
+                </m:r>
+              </m:sub>
+            </m:sSub>
+          </m:e>
+        </m:d>
+      </m:oMath>
+      <w:r>
+        <w:t xml:space="preserve">;</w:t>
+      </w:r>
+      <w:r>
+        <w:t xml:space="preserve"> </w:t>
+      </w:r>
+      <m:oMath>
+        <m:sSub>
+          <m:e>
+            <m:r>
+              <m:t>F</m:t>
+            </m:r>
+          </m:e>
+          <m:sub>
+            <m:r>
+              <m:t>0</m:t>
+            </m:r>
+          </m:sub>
+        </m:sSub>
+        <m:r>
+          <m:rPr>
+            <m:sty m:val="p"/>
+          </m:rPr>
+          <m:t>=</m:t>
+        </m:r>
+        <m:d>
+          <m:dPr>
+            <m:begChr m:val="|"/>
+            <m:endChr m:val="|"/>
+            <m:sepChr m:val=""/>
+            <m:grow/>
+          </m:dPr>
+          <m:e>
+            <m:r>
+              <m:t>F</m:t>
+            </m:r>
+            <m:d>
+              <m:dPr>
+                <m:begChr m:val="("/>
+                <m:endChr m:val=")"/>
+                <m:sepChr m:val=""/>
+                <m:grow/>
+              </m:dPr>
+              <m:e>
+                <m:r>
+                  <m:t>0</m:t>
+                </m:r>
+              </m:e>
+            </m:d>
+          </m:e>
+        </m:d>
+      </m:oMath>
+      <w:r>
+        <w:t xml:space="preserve">;</w:t>
+      </w:r>
+      <w:r>
+        <w:t xml:space="preserve"> </w:t>
+      </w:r>
+      <m:oMath>
+        <m:r>
+          <m:t>L</m:t>
+        </m:r>
+        <m:r>
+          <m:rPr>
+            <m:sty m:val="p"/>
+          </m:rPr>
+          <m:t>=</m:t>
+        </m:r>
+        <m:nary>
+          <m:naryPr>
+            <m:chr m:val="∑"/>
+            <m:limLoc m:val="undOvr"/>
+            <m:subHide m:val="off"/>
+            <m:supHide m:val="on"/>
+          </m:naryPr>
+          <m:sub>
+            <m:r>
+              <m:t>i</m:t>
+            </m:r>
+          </m:sub>
+          <m:sup>
+            <m:r>
+              <m:t>​</m:t>
+            </m:r>
+          </m:sup>
+          <m:e>
+            <m:d>
+              <m:dPr>
+                <m:begChr m:val="|"/>
+                <m:endChr m:val="|"/>
+                <m:sepChr m:val=""/>
+                <m:grow/>
+              </m:dPr>
+              <m:e>
+                <m:sSub>
+                  <m:e>
+                    <m:r>
+                      <m:t>t</m:t>
+                    </m:r>
+                  </m:e>
+                  <m:sub>
+                    <m:r>
+                      <m:t>i</m:t>
+                    </m:r>
+                  </m:sub>
+                </m:sSub>
+              </m:e>
+            </m:d>
+          </m:e>
+        </m:nary>
+      </m:oMath>
+      <w:r>
+        <w:t xml:space="preserve">. Code locations:</w:t>
+      </w:r>
+      <w:r>
+        <w:t xml:space="preserve"> </w:t>
+      </w:r>
+      <w:r>
+        <w:rPr>
+          <w:rStyle w:val="VerbatimChar"/>
+        </w:rPr>
+        <w:t xml:space="preserve">core/filter_design.py</w:t>
+      </w:r>
+      <w:r>
+        <w:t xml:space="preserve"> </w:t>
+      </w:r>
+      <w:r>
+        <w:t xml:space="preserve">(A.2),</w:t>
+      </w:r>
+      <w:r>
+        <w:t xml:space="preserve"> </w:t>
+      </w:r>
+      <w:r>
+        <w:rPr>
+          <w:rStyle w:val="VerbatimChar"/>
+        </w:rPr>
+        <w:t xml:space="preserve">core/trotter.py</w:t>
+      </w:r>
+      <w:r>
+        <w:t xml:space="preserve"> </w:t>
+      </w:r>
+      <w:r>
+        <w:t xml:space="preserve">(A.3–A.4),</w:t>
+      </w:r>
+      <w:r>
+        <w:t xml:space="preserve"> </w:t>
+      </w:r>
+      <w:r>
+        <w:rPr>
+          <w:rStyle w:val="VerbatimChar"/>
+        </w:rPr>
+        <w:t xml:space="preserve">floor.py</w:t>
+      </w:r>
+      <w:r>
+        <w:t xml:space="preserve"> </w:t>
+      </w:r>
+      <w:r>
+        <w:t xml:space="preserve">(the</w:t>
+      </w:r>
+      <w:r>
+        <w:t xml:space="preserve"> </w:t>
+      </w:r>
+      <m:oMath>
+        <m:sSub>
+          <m:e>
+            <m:r>
+              <m:t>η</m:t>
+            </m:r>
+          </m:e>
+          <m:sub>
+            <m:r>
+              <m:rPr>
+                <m:sty m:val="p"/>
+              </m:rPr>
+              <m:t>*</m:t>
+            </m:r>
+          </m:sub>
+        </m:sSub>
+      </m:oMath>
+      <w:r>
+        <w:t xml:space="preserve"> </w:t>
+      </w:r>
+      <w:r>
+        <w:t xml:space="preserve">target).</w:t>
+      </w:r>
+    </w:p>
+    <w:bookmarkStart w:id="45" w:name="X35559b4a26c02daffc1140a06cbcbe0527b51ae"/>
+    <w:p>
+      <w:pPr>
+        <w:pStyle w:val="Heading2"/>
+      </w:pPr>
+      <w:r>
+        <w:t xml:space="preserve">A.1 The filter and the success probability</w:t>
+      </w:r>
+    </w:p>
+    <w:p>
+      <w:pPr>
+        <w:pStyle w:val="FirstParagraph"/>
+      </w:pPr>
+      <m:oMath>
+        <m:r>
+          <m:rPr>
+            <m:sty m:val="p"/>
+          </m:rPr>
+          <m:t>R</m:t>
+        </m:r>
+        <m:r>
+          <m:rPr>
+            <m:sty m:val="p"/>
+          </m:rPr>
+          <m:t>z</m:t>
+        </m:r>
+        <m:d>
+          <m:dPr>
+            <m:begChr m:val="("/>
+            <m:endChr m:val=")"/>
+            <m:sepChr m:val=""/>
+            <m:grow/>
+          </m:dPr>
+          <m:e>
+            <m:r>
+              <m:t>2</m:t>
+            </m:r>
+            <m:r>
+              <m:t>ϕ</m:t>
+            </m:r>
+          </m:e>
+        </m:d>
+        <m:r>
+          <m:rPr>
+            <m:sty m:val="p"/>
+          </m:rPr>
+          <m:t>=</m:t>
+        </m:r>
+        <m:r>
+          <m:rPr>
+            <m:sty m:val="p"/>
+          </m:rPr>
+          <m:t>d</m:t>
+        </m:r>
+        <m:r>
+          <m:rPr>
+            <m:sty m:val="p"/>
+          </m:rPr>
+          <m:t>i</m:t>
+        </m:r>
+        <m:r>
+          <m:rPr>
+            <m:sty m:val="p"/>
+          </m:rPr>
+          <m:t>a</m:t>
+        </m:r>
+        <m:r>
+          <m:rPr>
+            <m:sty m:val="p"/>
+          </m:rPr>
+          <m:t>g</m:t>
+        </m:r>
+        <m:d>
+          <m:dPr>
+            <m:begChr m:val="("/>
+            <m:endChr m:val=")"/>
+            <m:sepChr m:val=""/>
+            <m:grow/>
+          </m:dPr>
+          <m:e>
+            <m:sSup>
+              <m:e>
+                <m:r>
+                  <m:t>e</m:t>
+                </m:r>
+              </m:e>
+              <m:sup>
+                <m:r>
+                  <m:rPr>
+                    <m:sty m:val="p"/>
+                  </m:rPr>
+                  <m:t>−</m:t>
+                </m:r>
+                <m:r>
+                  <m:t>i</m:t>
+                </m:r>
+                <m:r>
+                  <m:t>ϕ</m:t>
+                </m:r>
+              </m:sup>
+            </m:sSup>
+            <m:r>
+              <m:rPr>
+                <m:sty m:val="p"/>
+              </m:rPr>
+              <m:t>,</m:t>
+            </m:r>
+            <m:sSup>
+              <m:e>
+                <m:r>
+                  <m:t>e</m:t>
+                </m:r>
+              </m:e>
+              <m:sup>
+                <m:r>
+                  <m:t>i</m:t>
+                </m:r>
+                <m:r>
+                  <m:t>ϕ</m:t>
+                </m:r>
+              </m:sup>
+            </m:sSup>
+          </m:e>
+        </m:d>
+      </m:oMath>
+      <w:r>
+        <w:t xml:space="preserve">. Starting from</w:t>
+      </w:r>
+      <w:r>
+        <w:t xml:space="preserve"> </w:t>
+      </w:r>
+      <w:r>
+        <w:t xml:space="preserve">$|0\rangle_{\rm a}|\psi\rangle$</w:t>
+      </w:r>
+      <w:r>
+        <w:t xml:space="preserve">: the first</w:t>
+      </w:r>
+      <w:r>
+        <w:t xml:space="preserve"> </w:t>
+      </w:r>
+      <m:oMath>
+        <m:r>
+          <m:rPr>
+            <m:sty m:val="p"/>
+            <m:scr m:val="sans-serif"/>
+          </m:rPr>
+          <m:t>H</m:t>
+        </m:r>
+      </m:oMath>
+      <w:r>
+        <w:t xml:space="preserve"> </w:t>
+      </w:r>
+      <w:r>
+        <w:t xml:space="preserve">gives</w:t>
+      </w:r>
+      <w:r>
+        <w:t xml:space="preserve"> </w:t>
+      </w:r>
+      <m:oMath>
+        <m:f>
+          <m:fPr>
+            <m:type m:val="lin"/>
+          </m:fPr>
+          <m:num>
+            <m:r>
+              <m:t>1</m:t>
+            </m:r>
+          </m:num>
+          <m:den>
+            <m:rad>
+              <m:radPr>
+                <m:degHide m:val="on"/>
+              </m:radPr>
+              <m:deg/>
+              <m:e>
+                <m:r>
+                  <m:t>2</m:t>
+                </m:r>
+              </m:e>
+            </m:rad>
+          </m:den>
+        </m:f>
+        <m:d>
+          <m:dPr>
+            <m:begChr m:val="("/>
+            <m:endChr m:val=")"/>
+            <m:sepChr m:val=""/>
+            <m:grow/>
+          </m:dPr>
+          <m:e>
+            <m:d>
+              <m:dPr>
+                <m:begChr m:val="|"/>
+                <m:endChr m:val="|"/>
+                <m:sepChr m:val=""/>
+                <m:grow/>
+              </m:dPr>
+              <m:e>
+                <m:r>
+                  <m:t>0</m:t>
+                </m:r>
+                <m:r>
+                  <m:rPr>
+                    <m:sty m:val="p"/>
+                  </m:rPr>
+                  <m:t>⟩</m:t>
+                </m:r>
+                <m:r>
+                  <m:rPr>
+                    <m:sty m:val="p"/>
+                  </m:rPr>
+                  <m:t>+</m:t>
+                </m:r>
+              </m:e>
+            </m:d>
+            <m:r>
+              <m:t>1</m:t>
+            </m:r>
+            <m:r>
+              <m:rPr>
+                <m:sty m:val="p"/>
+              </m:rPr>
+              <m:t>⟩</m:t>
+            </m:r>
+          </m:e>
+        </m:d>
+        <m:r>
+          <m:rPr>
+            <m:sty m:val="p"/>
+          </m:rPr>
+          <m:t>|</m:t>
+        </m:r>
+        <m:r>
+          <m:t>ψ</m:t>
+        </m:r>
+        <m:r>
+          <m:rPr>
+            <m:sty m:val="p"/>
+          </m:rPr>
+          <m:t>⟩</m:t>
+        </m:r>
+      </m:oMath>
+      <w:r>
+        <w:t xml:space="preserve">;</w:t>
+      </w:r>
+      <w:r>
+        <w:t xml:space="preserve"> </w:t>
+      </w:r>
+      <m:oMath>
+        <m:r>
+          <m:rPr>
+            <m:sty m:val="p"/>
+          </m:rPr>
+          <m:t>R</m:t>
+        </m:r>
+        <m:r>
+          <m:rPr>
+            <m:sty m:val="p"/>
+          </m:rPr>
+          <m:t>z</m:t>
+        </m:r>
+        <m:d>
+          <m:dPr>
+            <m:begChr m:val="("/>
+            <m:endChr m:val=")"/>
+            <m:sepChr m:val=""/>
+            <m:grow/>
+          </m:dPr>
+          <m:e>
+            <m:r>
+              <m:t>2</m:t>
+            </m:r>
+            <m:r>
+              <m:t>ϕ</m:t>
+            </m:r>
+          </m:e>
+        </m:d>
+      </m:oMath>
+      <w:r>
+        <w:t xml:space="preserve"> </w:t>
+      </w:r>
+      <w:r>
+        <w:t xml:space="preserve">multiplies the branches by</w:t>
+      </w:r>
+      <w:r>
+        <w:t xml:space="preserve"> </w:t>
+      </w:r>
+      <m:oMath>
+        <m:sSup>
+          <m:e>
+            <m:r>
+              <m:t>e</m:t>
+            </m:r>
+          </m:e>
+          <m:sup>
+            <m:r>
+              <m:rPr>
+                <m:sty m:val="p"/>
+              </m:rPr>
+              <m:t>∓</m:t>
+            </m:r>
+            <m:r>
+              <m:t>i</m:t>
+            </m:r>
+            <m:r>
+              <m:t>ϕ</m:t>
+            </m:r>
+          </m:sup>
+        </m:sSup>
+      </m:oMath>
+      <w:r>
+        <w:t xml:space="preserve">;</w:t>
+      </w:r>
+      <w:r>
+        <w:t xml:space="preserve"> </w:t>
+      </w:r>
+      <m:oMath>
+        <m:sSup>
+          <m:e>
+            <m:r>
+              <m:t>e</m:t>
+            </m:r>
+          </m:e>
+          <m:sup>
+            <m:r>
+              <m:rPr>
+                <m:sty m:val="p"/>
+              </m:rPr>
+              <m:t>−</m:t>
+            </m:r>
+            <m:r>
+              <m:t>i</m:t>
+            </m:r>
+            <m:r>
+              <m:t>t</m:t>
+            </m:r>
+            <m:sSub>
+              <m:e>
+                <m:r>
+                  <m:t>H</m:t>
+                </m:r>
+              </m:e>
+              <m:sub>
+                <m:r>
+                  <m:t>s</m:t>
+                </m:r>
+              </m:sub>
+            </m:sSub>
+            <m:r>
+              <m:rPr>
+                <m:sty m:val="p"/>
+              </m:rPr>
+              <m:t>⊗</m:t>
+            </m:r>
+            <m:r>
+              <m:t>Z</m:t>
+            </m:r>
+          </m:sup>
+        </m:sSup>
+      </m:oMath>
+      <w:r>
+        <w:t xml:space="preserve"> </w:t>
+      </w:r>
+      <w:r>
+        <w:t xml:space="preserve">multiplies them by</w:t>
+      </w:r>
+      <w:r>
+        <w:t xml:space="preserve"> </w:t>
+      </w:r>
+      <m:oMath>
+        <m:sSup>
+          <m:e>
+            <m:r>
+              <m:t>e</m:t>
+            </m:r>
+          </m:e>
+          <m:sup>
+            <m:r>
+              <m:rPr>
+                <m:sty m:val="p"/>
+              </m:rPr>
+              <m:t>∓</m:t>
+            </m:r>
+            <m:r>
+              <m:t>i</m:t>
+            </m:r>
+            <m:r>
+              <m:t>t</m:t>
+            </m:r>
+            <m:sSub>
+              <m:e>
+                <m:r>
+                  <m:t>H</m:t>
+                </m:r>
+              </m:e>
+              <m:sub>
+                <m:r>
+                  <m:t>s</m:t>
+                </m:r>
+              </m:sub>
+            </m:sSub>
+          </m:sup>
+        </m:sSup>
+      </m:oMath>
+      <w:r>
+        <w:t xml:space="preserve">; the final</w:t>
+      </w:r>
+      <w:r>
+        <w:t xml:space="preserve"> </w:t>
+      </w:r>
+      <m:oMath>
+        <m:r>
+          <m:rPr>
+            <m:sty m:val="p"/>
+            <m:scr m:val="sans-serif"/>
+          </m:rPr>
+          <m:t>H</m:t>
+        </m:r>
+      </m:oMath>
+      <w:r>
+        <w:t xml:space="preserve"> </w:t>
+      </w:r>
+      <w:r>
+        <w:t xml:space="preserve">projects onto</w:t>
+      </w:r>
+      <w:r>
+        <w:t xml:space="preserve"> </w:t>
+      </w:r>
+      <m:oMath>
+        <m:r>
+          <m:rPr>
+            <m:sty m:val="p"/>
+          </m:rPr>
+          <m:t>|</m:t>
+        </m:r>
+        <m:r>
+          <m:t>0</m:t>
+        </m:r>
+        <m:r>
+          <m:rPr>
+            <m:sty m:val="p"/>
+          </m:rPr>
+          <m:t>⟩</m:t>
+        </m:r>
+      </m:oMath>
+      <w:r>
+        <w:t xml:space="preserve"> </w:t>
+      </w:r>
+      <w:r>
+        <w:t xml:space="preserve">with amplitude</w:t>
+      </w:r>
+    </w:p>
+    <w:p>
+      <w:pPr>
+        <w:pStyle w:val="BodyText"/>
+      </w:pPr>
+      <m:oMathPara>
+        <m:oMathParaPr>
+          <m:jc m:val="center"/>
+        </m:oMathParaPr>
+        <m:oMath>
+          <m:f>
+            <m:fPr>
+              <m:type m:val="lin"/>
+            </m:fPr>
+            <m:num>
+              <m:r>
+                <m:t>1</m:t>
+              </m:r>
+            </m:num>
+            <m:den>
+              <m:r>
+                <m:t>2</m:t>
+              </m:r>
+            </m:den>
+          </m:f>
+          <m:d>
+            <m:dPr>
+              <m:begChr m:val="("/>
+              <m:endChr m:val=")"/>
+              <m:sepChr m:val=""/>
+              <m:grow/>
+            </m:dPr>
+            <m:e>
+              <m:sSup>
+                <m:e>
+                  <m:r>
+                    <m:t>e</m:t>
+                  </m:r>
+                </m:e>
+                <m:sup>
+                  <m:r>
+                    <m:rPr>
+                      <m:sty m:val="p"/>
+                    </m:rPr>
+                    <m:t>−</m:t>
+                  </m:r>
+                  <m:r>
+                    <m:t>i</m:t>
+                  </m:r>
+                  <m:d>
+                    <m:dPr>
+                      <m:begChr m:val="("/>
+                      <m:endChr m:val=")"/>
+                      <m:sepChr m:val=""/>
+                      <m:grow/>
+                    </m:dPr>
+                    <m:e>
+                      <m:sSub>
+                        <m:e>
+                          <m:r>
+                            <m:t>H</m:t>
+                          </m:r>
+                        </m:e>
+                        <m:sub>
+                          <m:r>
+                            <m:t>s</m:t>
+                          </m:r>
+                        </m:sub>
+                      </m:sSub>
+                      <m:r>
+                        <m:t>t</m:t>
+                      </m:r>
+                      <m:r>
+                        <m:rPr>
+                          <m:sty m:val="p"/>
+                        </m:rPr>
+                        <m:t>+</m:t>
+                      </m:r>
+                      <m:r>
+                        <m:t>ϕ</m:t>
+                      </m:r>
+                    </m:e>
+                  </m:d>
+                </m:sup>
+              </m:sSup>
+              <m:r>
+                <m:rPr>
+                  <m:sty m:val="p"/>
+                </m:rPr>
+                <m:t>+</m:t>
+              </m:r>
+              <m:sSup>
+                <m:e>
+                  <m:r>
+                    <m:t>e</m:t>
+                  </m:r>
+                </m:e>
+                <m:sup>
+                  <m:r>
+                    <m:rPr>
+                      <m:sty m:val="p"/>
+                    </m:rPr>
+                    <m:t>+</m:t>
+                  </m:r>
+                  <m:r>
+                    <m:t>i</m:t>
+                  </m:r>
+                  <m:d>
+                    <m:dPr>
+                      <m:begChr m:val="("/>
+                      <m:endChr m:val=")"/>
+                      <m:sepChr m:val=""/>
+                      <m:grow/>
+                    </m:dPr>
+                    <m:e>
+                      <m:sSub>
+                        <m:e>
+                          <m:r>
+                            <m:t>H</m:t>
+                          </m:r>
+                        </m:e>
+                        <m:sub>
+                          <m:r>
+                            <m:t>s</m:t>
+                          </m:r>
+                        </m:sub>
+                      </m:sSub>
+                      <m:r>
+                        <m:t>t</m:t>
+                      </m:r>
+                      <m:r>
+                        <m:rPr>
+                          <m:sty m:val="p"/>
+                        </m:rPr>
+                        <m:t>+</m:t>
+                      </m:r>
+                      <m:r>
+                        <m:t>ϕ</m:t>
+                      </m:r>
+                    </m:e>
+                  </m:d>
+                </m:sup>
+              </m:sSup>
+            </m:e>
+          </m:d>
+          <m:r>
+            <m:rPr>
+              <m:sty m:val="p"/>
+            </m:rPr>
+            <m:t>=</m:t>
+          </m:r>
+          <m:r>
+            <m:rPr>
+              <m:sty m:val="p"/>
+            </m:rPr>
+            <m:t>cos</m:t>
+          </m:r>
+          <m:d>
+            <m:dPr>
+              <m:begChr m:val="("/>
+              <m:endChr m:val=")"/>
+              <m:sepChr m:val=""/>
+              <m:grow/>
+            </m:dPr>
+            <m:e>
+              <m:sSub>
+                <m:e>
+                  <m:r>
+                    <m:t>H</m:t>
+                  </m:r>
+                </m:e>
+                <m:sub>
+                  <m:r>
+                    <m:t>s</m:t>
+                  </m:r>
+                </m:sub>
+              </m:sSub>
+              <m:r>
+                <m:t>t</m:t>
+              </m:r>
+              <m:r>
+                <m:rPr>
+                  <m:sty m:val="p"/>
+                </m:rPr>
+                <m:t>+</m:t>
+              </m:r>
+              <m:r>
+                <m:t>ϕ</m:t>
+              </m:r>
+            </m:e>
+          </m:d>
+          <m:r>
+            <m:rPr>
+              <m:sty m:val="p"/>
+            </m:rPr>
+            <m:t>,</m:t>
+          </m:r>
+        </m:oMath>
+      </m:oMathPara>
+    </w:p>
+    <w:p>
+      <w:pPr>
+        <w:pStyle w:val="FirstParagraph"/>
+      </w:pPr>
+      <w:r>
+        <w:t xml:space="preserve">and onto</w:t>
+      </w:r>
+      <w:r>
+        <w:t xml:space="preserve"> </w:t>
+      </w:r>
+      <m:oMath>
+        <m:r>
+          <m:rPr>
+            <m:sty m:val="p"/>
+          </m:rPr>
+          <m:t>|</m:t>
+        </m:r>
+        <m:r>
+          <m:t>1</m:t>
+        </m:r>
+        <m:r>
+          <m:rPr>
+            <m:sty m:val="p"/>
+          </m:rPr>
+          <m:t>⟩</m:t>
+        </m:r>
+      </m:oMath>
+      <w:r>
+        <w:t xml:space="preserve"> </w:t>
+      </w:r>
+      <w:r>
+        <w:t xml:space="preserve">with</w:t>
+      </w:r>
+      <w:r>
+        <w:t xml:space="preserve"> </w:t>
+      </w:r>
+      <m:oMath>
+        <m:r>
+          <m:rPr>
+            <m:sty m:val="p"/>
+          </m:rPr>
+          <m:t>−</m:t>
+        </m:r>
+        <m:r>
+          <m:t>i</m:t>
+        </m:r>
+        <m:r>
+          <m:rPr>
+            <m:sty m:val="p"/>
+          </m:rPr>
+          <m:t>sin</m:t>
+        </m:r>
+        <m:d>
+          <m:dPr>
+            <m:begChr m:val="("/>
+            <m:endChr m:val=")"/>
+            <m:sepChr m:val=""/>
+            <m:grow/>
+          </m:dPr>
+          <m:e>
+            <m:sSub>
+              <m:e>
+                <m:r>
+                  <m:t>H</m:t>
+                </m:r>
+              </m:e>
+              <m:sub>
+                <m:r>
+                  <m:t>s</m:t>
+                </m:r>
+              </m:sub>
+            </m:sSub>
+            <m:r>
+              <m:t>t</m:t>
+            </m:r>
+            <m:r>
+              <m:rPr>
+                <m:sty m:val="p"/>
+              </m:rPr>
+              <m:t>+</m:t>
+            </m:r>
+            <m:r>
+              <m:t>ϕ</m:t>
+            </m:r>
+          </m:e>
+        </m:d>
+      </m:oMath>
+      <w:r>
+        <w:t xml:space="preserve">. Keeping outcome 0 after each of the</w:t>
+      </w:r>
+      <w:r>
+        <w:t xml:space="preserve"> </w:t>
+      </w:r>
+      <m:oMath>
+        <m:r>
+          <m:t>m</m:t>
+        </m:r>
+      </m:oMath>
+      <w:r>
+        <w:t xml:space="preserve"> </w:t>
+      </w:r>
+      <w:r>
+        <w:t xml:space="preserve">pulses (renormalising or not gives the same final direction, since projections commute with rescaling):</w:t>
+      </w:r>
+    </w:p>
+    <w:p>
+      <w:pPr>
+        <w:pStyle w:val="BodyText"/>
+      </w:pPr>
+      <w:r>
+        <w:t xml:space="preserve">$$|\varphi\rangle=\frac{\sum_kc_kF(E_k)|E_k\rangle}{\sqrt p},\qquad P_{\rm succ}=p=\sum_k|c_k|^2F(E_k)^2\ \ge\ \gamma F_0^2 .$$</w:t>
+      </w:r>
+    </w:p>
+    <w:bookmarkEnd w:id="45"/>
+    <w:bookmarkStart w:id="46" w:name="a.2-leakage-r2-and-its-certificate-r1"/>
+    <w:p>
+      <w:pPr>
+        <w:pStyle w:val="Heading2"/>
+      </w:pPr>
+      <w:r>
+        <w:t xml:space="preserve">A.2 Leakage (R2) and its certificate (R1)</w:t>
+      </w:r>
+    </w:p>
+    <w:p>
+      <w:pPr>
+        <w:pStyle w:val="FirstParagraph"/>
+      </w:pPr>
+      <w:r>
+        <w:rPr>
+          <w:iCs/>
+          <w:i/>
+        </w:rPr>
+        <w:t xml:space="preserve">Leakage</w:t>
+      </w:r>
+      <w:r>
+        <w:t xml:space="preserve"> </w:t>
+      </w:r>
+      <m:oMath>
+        <m:r>
+          <m:rPr>
+            <m:sty m:val="p"/>
+          </m:rPr>
+          <m:t>ℓ</m:t>
+        </m:r>
+      </m:oMath>
+      <w:r>
+        <w:t xml:space="preserve"> </w:t>
+      </w:r>
+      <w:r>
+        <w:t xml:space="preserve">is the infidelity of the ideal (exact-evolution) filtered state with the ground state. With</w:t>
+      </w:r>
+      <w:r>
+        <w:t xml:space="preserve"> </w:t>
+      </w:r>
+      <m:oMath>
+        <m:r>
+          <m:t>y</m:t>
+        </m:r>
+        <m:r>
+          <m:rPr>
+            <m:sty m:val="p"/>
+          </m:rPr>
+          <m:t>=</m:t>
+        </m:r>
+        <m:nary>
+          <m:naryPr>
+            <m:chr m:val="∑"/>
+            <m:limLoc m:val="undOvr"/>
+            <m:subHide m:val="off"/>
+            <m:supHide m:val="on"/>
+          </m:naryPr>
+          <m:sub>
+            <m:r>
+              <m:t>k</m:t>
+            </m:r>
+            <m:r>
+              <m:rPr>
+                <m:sty m:val="p"/>
+              </m:rPr>
+              <m:t>≥</m:t>
+            </m:r>
+            <m:r>
+              <m:t>1</m:t>
+            </m:r>
+          </m:sub>
+          <m:sup>
+            <m:r>
+              <m:t>​</m:t>
+            </m:r>
+          </m:sup>
+          <m:e>
+            <m:sSup>
+              <m:e>
+                <m:d>
+                  <m:dPr>
+                    <m:begChr m:val="|"/>
+                    <m:endChr m:val="|"/>
+                    <m:sepChr m:val=""/>
+                    <m:grow/>
+                  </m:dPr>
+                  <m:e>
+                    <m:sSub>
+                      <m:e>
+                        <m:r>
+                          <m:t>c</m:t>
+                        </m:r>
+                      </m:e>
+                      <m:sub>
+                        <m:r>
+                          <m:t>k</m:t>
+                        </m:r>
+                      </m:sub>
+                    </m:sSub>
+                  </m:e>
+                </m:d>
+              </m:e>
+              <m:sup>
+                <m:r>
+                  <m:t>2</m:t>
+                </m:r>
+              </m:sup>
+            </m:sSup>
+          </m:e>
+        </m:nary>
+        <m:r>
+          <m:t>F</m:t>
+        </m:r>
+        <m:sSup>
+          <m:e>
+            <m:d>
+              <m:dPr>
+                <m:begChr m:val="("/>
+                <m:endChr m:val=")"/>
+                <m:sepChr m:val=""/>
+                <m:grow/>
+              </m:dPr>
+              <m:e>
+                <m:sSub>
+                  <m:e>
+                    <m:r>
+                      <m:t>E</m:t>
+                    </m:r>
+                  </m:e>
+                  <m:sub>
+                    <m:r>
+                      <m:t>k</m:t>
+                    </m:r>
+                  </m:sub>
+                </m:sSub>
+              </m:e>
+            </m:d>
+          </m:e>
+          <m:sup>
+            <m:r>
+              <m:t>2</m:t>
+            </m:r>
+          </m:sup>
+        </m:sSup>
+      </m:oMath>
+      <w:r>
+        <w:t xml:space="preserve">,</w:t>
+      </w:r>
+    </w:p>
+    <w:p>
+      <w:pPr>
+        <w:pStyle w:val="BodyText"/>
+      </w:pPr>
+      <w:r>
+        <w:t xml:space="preserve">$$1-F_{\rm exact}=\frac{y}{\gamma F_0^2+y}.$$</w:t>
+      </w:r>
+    </w:p>
+    <w:p>
+      <w:pPr>
+        <w:pStyle w:val="FirstParagraph"/>
+      </w:pPr>
+      <w:r>
+        <w:t xml:space="preserve">By definition of</w:t>
+      </w:r>
+      <w:r>
+        <w:t xml:space="preserve"> </w:t>
+      </w:r>
+      <m:oMath>
+        <m:r>
+          <m:t>η</m:t>
+        </m:r>
+        <m:r>
+          <m:rPr>
+            <m:sty m:val="p"/>
+          </m:rPr>
+          <m:t>=</m:t>
+        </m:r>
+        <m:sSub>
+          <m:e>
+            <m:r>
+              <m:rPr>
+                <m:sty m:val="p"/>
+              </m:rPr>
+              <m:t>sup</m:t>
+            </m:r>
+          </m:e>
+          <m:sub>
+            <m:d>
+              <m:dPr>
+                <m:begChr m:val="["/>
+                <m:endChr m:val="]"/>
+                <m:sepChr m:val=""/>
+                <m:grow/>
+              </m:dPr>
+              <m:e>
+                <m:r>
+                  <m:t>Δ</m:t>
+                </m:r>
+                <m:r>
+                  <m:rPr>
+                    <m:sty m:val="p"/>
+                  </m:rPr>
+                  <m:t>,</m:t>
+                </m:r>
+                <m:r>
+                  <m:t>1</m:t>
+                </m:r>
+              </m:e>
+            </m:d>
+          </m:sub>
+        </m:sSub>
+        <m:d>
+          <m:dPr>
+            <m:begChr m:val="|"/>
+            <m:endChr m:val="|"/>
+            <m:sepChr m:val=""/>
+            <m:grow/>
+          </m:dPr>
+          <m:e>
+            <m:r>
+              <m:t>F</m:t>
+            </m:r>
+          </m:e>
+        </m:d>
+        <m:r>
+          <m:rPr>
+            <m:sty m:val="p"/>
+          </m:rPr>
+          <m:t>/</m:t>
+        </m:r>
+        <m:sSub>
+          <m:e>
+            <m:r>
+              <m:t>F</m:t>
+            </m:r>
+          </m:e>
+          <m:sub>
+            <m:r>
+              <m:t>0</m:t>
+            </m:r>
+          </m:sub>
+        </m:sSub>
+      </m:oMath>
+      <w:r>
+        <w:t xml:space="preserve">,</w:t>
+      </w:r>
+      <w:r>
+        <w:t xml:space="preserve"> </w:t>
+      </w:r>
+      <m:oMath>
+        <m:r>
+          <m:t>F</m:t>
+        </m:r>
+        <m:sSup>
+          <m:e>
+            <m:d>
+              <m:dPr>
+                <m:begChr m:val="("/>
+                <m:endChr m:val=")"/>
+                <m:sepChr m:val=""/>
+                <m:grow/>
+              </m:dPr>
+              <m:e>
+                <m:sSub>
+                  <m:e>
+                    <m:r>
+                      <m:t>E</m:t>
+                    </m:r>
+                  </m:e>
+                  <m:sub>
+                    <m:r>
+                      <m:t>k</m:t>
+                    </m:r>
+                  </m:sub>
+                </m:sSub>
+              </m:e>
+            </m:d>
+          </m:e>
+          <m:sup>
+            <m:r>
+              <m:t>2</m:t>
+            </m:r>
+          </m:sup>
+        </m:sSup>
+        <m:r>
+          <m:rPr>
+            <m:sty m:val="p"/>
+          </m:rPr>
+          <m:t>≤</m:t>
+        </m:r>
+        <m:sSup>
+          <m:e>
+            <m:r>
+              <m:t>η</m:t>
+            </m:r>
+          </m:e>
+          <m:sup>
+            <m:r>
+              <m:t>2</m:t>
+            </m:r>
+          </m:sup>
+        </m:sSup>
+        <m:sSubSup>
+          <m:e>
+            <m:r>
+              <m:t>F</m:t>
+            </m:r>
+          </m:e>
+          <m:sub>
+            <m:r>
+              <m:t>0</m:t>
+            </m:r>
+          </m:sub>
+          <m:sup>
+            <m:r>
+              <m:t>2</m:t>
+            </m:r>
+          </m:sup>
+        </m:sSubSup>
+      </m:oMath>
+      <w:r>
+        <w:t xml:space="preserve"> </w:t>
+      </w:r>
+      <w:r>
+        <w:t xml:space="preserve">for</w:t>
+      </w:r>
+      <w:r>
+        <w:t xml:space="preserve"> </w:t>
+      </w:r>
+      <m:oMath>
+        <m:r>
+          <m:t>k</m:t>
+        </m:r>
+        <m:r>
+          <m:rPr>
+            <m:sty m:val="p"/>
+          </m:rPr>
+          <m:t>≥</m:t>
+        </m:r>
+        <m:r>
+          <m:t>1</m:t>
+        </m:r>
+      </m:oMath>
+      <w:r>
+        <w:t xml:space="preserve">, hence</w:t>
+      </w:r>
+      <w:r>
+        <w:t xml:space="preserve"> </w:t>
+      </w:r>
+      <m:oMath>
+        <m:r>
+          <m:t>y</m:t>
+        </m:r>
+        <m:r>
+          <m:rPr>
+            <m:sty m:val="p"/>
+          </m:rPr>
+          <m:t>≤</m:t>
+        </m:r>
+        <m:d>
+          <m:dPr>
+            <m:begChr m:val="("/>
+            <m:endChr m:val=")"/>
+            <m:sepChr m:val=""/>
+            <m:grow/>
+          </m:dPr>
+          <m:e>
+            <m:r>
+              <m:t>1</m:t>
+            </m:r>
+            <m:r>
+              <m:rPr>
+                <m:sty m:val="p"/>
+              </m:rPr>
+              <m:t>−</m:t>
+            </m:r>
+            <m:r>
+              <m:t>γ</m:t>
+            </m:r>
+          </m:e>
+        </m:d>
+        <m:sSup>
+          <m:e>
+            <m:r>
+              <m:t>η</m:t>
+            </m:r>
+          </m:e>
+          <m:sup>
+            <m:r>
+              <m:t>2</m:t>
+            </m:r>
+          </m:sup>
+        </m:sSup>
+        <m:sSubSup>
+          <m:e>
+            <m:r>
+              <m:t>F</m:t>
+            </m:r>
+          </m:e>
+          <m:sub>
+            <m:r>
+              <m:t>0</m:t>
+            </m:r>
+          </m:sub>
+          <m:sup>
+            <m:r>
+              <m:t>2</m:t>
+            </m:r>
+          </m:sup>
+        </m:sSubSup>
+      </m:oMath>
+      <w:r>
+        <w:t xml:space="preserve">. The right-hand side above is increasing in</w:t>
+      </w:r>
+      <w:r>
+        <w:t xml:space="preserve"> </w:t>
+      </w:r>
+      <m:oMath>
+        <m:r>
+          <m:t>y</m:t>
+        </m:r>
+      </m:oMath>
+      <w:r>
+        <w:t xml:space="preserve">, so substituting the upper bound gives</w:t>
+      </w:r>
+    </w:p>
+    <w:p>
+      <w:pPr>
+        <w:pStyle w:val="BodyText"/>
+      </w:pPr>
+      <w:r>
+        <w:t xml:space="preserve">$$\boxed{\;\ell\ \le\ \frac{(1-\gamma)\eta^2}{\gamma+(1-\gamma)\eta^2},\qquad F_{\rm exact}\ge\frac{\gamma}{\gamma+(1-\gamma)\eta^2}\;}$$</w:t>
+      </w:r>
+    </w:p>
+    <w:p>
+      <w:pPr>
+        <w:pStyle w:val="FirstParagraph"/>
+      </w:pPr>
+      <w:r>
+        <w:rPr>
+          <w:bCs/>
+          <w:b/>
+        </w:rPr>
+        <w:t xml:space="preserve">Design target.</w:t>
+      </w:r>
+      <w:r>
+        <w:t xml:space="preserve"> </w:t>
+      </w:r>
+      <w:r>
+        <w:t xml:space="preserve">For a leakage budget</w:t>
+      </w:r>
+      <w:r>
+        <w:t xml:space="preserve"> </w:t>
+      </w:r>
+      <m:oMath>
+        <m:sSub>
+          <m:e>
+            <m:r>
+              <m:t>ε</m:t>
+            </m:r>
+          </m:e>
+          <m:sub>
+            <m:r>
+              <m:rPr>
+                <m:sty m:val="p"/>
+              </m:rPr>
+              <m:t>ℓ</m:t>
+            </m:r>
+          </m:sub>
+        </m:sSub>
+      </m:oMath>
+      <w:r>
+        <w:t xml:space="preserve"> </w:t>
+      </w:r>
+      <w:r>
+        <w:t xml:space="preserve">set</w:t>
+      </w:r>
+      <w:r>
+        <w:t xml:space="preserve"> </w:t>
+      </w:r>
+      <m:oMath>
+        <m:r>
+          <m:rPr>
+            <m:sty m:val="p"/>
+          </m:rPr>
+          <m:t>ℓ</m:t>
+        </m:r>
+        <m:r>
+          <m:rPr>
+            <m:sty m:val="p"/>
+          </m:rPr>
+          <m:t>=</m:t>
+        </m:r>
+        <m:sSub>
+          <m:e>
+            <m:r>
+              <m:t>ε</m:t>
+            </m:r>
+          </m:e>
+          <m:sub>
+            <m:r>
+              <m:rPr>
+                <m:sty m:val="p"/>
+              </m:rPr>
+              <m:t>ℓ</m:t>
+            </m:r>
+          </m:sub>
+        </m:sSub>
+      </m:oMath>
+      <w:r>
+        <w:t xml:space="preserve">:</w:t>
+      </w:r>
+      <w:r>
+        <w:t xml:space="preserve"> </w:t>
+      </w:r>
+      <m:oMath>
+        <m:d>
+          <m:dPr>
+            <m:begChr m:val="("/>
+            <m:endChr m:val=")"/>
+            <m:sepChr m:val=""/>
+            <m:grow/>
+          </m:dPr>
+          <m:e>
+            <m:r>
+              <m:t>1</m:t>
+            </m:r>
+            <m:r>
+              <m:rPr>
+                <m:sty m:val="p"/>
+              </m:rPr>
+              <m:t>−</m:t>
+            </m:r>
+            <m:r>
+              <m:t>γ</m:t>
+            </m:r>
+          </m:e>
+        </m:d>
+        <m:sSup>
+          <m:e>
+            <m:r>
+              <m:t>η</m:t>
+            </m:r>
+          </m:e>
+          <m:sup>
+            <m:r>
+              <m:t>2</m:t>
+            </m:r>
+          </m:sup>
+        </m:sSup>
+        <m:d>
+          <m:dPr>
+            <m:begChr m:val="("/>
+            <m:endChr m:val=")"/>
+            <m:sepChr m:val=""/>
+            <m:grow/>
+          </m:dPr>
+          <m:e>
+            <m:r>
+              <m:t>1</m:t>
+            </m:r>
+            <m:r>
+              <m:rPr>
+                <m:sty m:val="p"/>
+              </m:rPr>
+              <m:t>−</m:t>
+            </m:r>
+            <m:sSub>
+              <m:e>
+                <m:r>
+                  <m:t>ε</m:t>
+                </m:r>
+              </m:e>
+              <m:sub>
+                <m:r>
+                  <m:rPr>
+                    <m:sty m:val="p"/>
+                  </m:rPr>
+                  <m:t>ℓ</m:t>
+                </m:r>
+              </m:sub>
+            </m:sSub>
+          </m:e>
+        </m:d>
+        <m:r>
+          <m:rPr>
+            <m:sty m:val="p"/>
+          </m:rPr>
+          <m:t>=</m:t>
+        </m:r>
+        <m:sSub>
+          <m:e>
+            <m:r>
+              <m:t>ε</m:t>
+            </m:r>
+          </m:e>
+          <m:sub>
+            <m:r>
+              <m:rPr>
+                <m:sty m:val="p"/>
+              </m:rPr>
+              <m:t>ℓ</m:t>
+            </m:r>
+          </m:sub>
+        </m:sSub>
+        <m:r>
+          <m:t>γ</m:t>
+        </m:r>
+      </m:oMath>
+      <w:r>
+        <w:t xml:space="preserve">, i.e.</w:t>
+      </w:r>
+    </w:p>
+    <w:p>
+      <w:pPr>
+        <w:pStyle w:val="BodyText"/>
+      </w:pPr>
+      <m:oMathPara>
+        <m:oMathParaPr>
+          <m:jc m:val="center"/>
+        </m:oMathParaPr>
+        <m:oMath>
+          <m:sSubSup>
+            <m:e>
+              <m:r>
+                <m:t>η</m:t>
+              </m:r>
+            </m:e>
+            <m:sub>
+              <m:r>
+                <m:rPr>
+                  <m:sty m:val="p"/>
+                </m:rPr>
+                <m:t>*</m:t>
+              </m:r>
+            </m:sub>
+            <m:sup>
+              <m:r>
+                <m:t>2</m:t>
+              </m:r>
+            </m:sup>
+          </m:sSubSup>
+          <m:r>
+            <m:rPr>
+              <m:sty m:val="p"/>
+            </m:rPr>
+            <m:t>=</m:t>
+          </m:r>
+          <m:f>
+            <m:fPr>
+              <m:type m:val="bar"/>
+            </m:fPr>
+            <m:num>
+              <m:r>
+                <m:t>γ</m:t>
+              </m:r>
+              <m:r>
+                <m:t> </m:t>
+              </m:r>
+              <m:sSub>
+                <m:e>
+                  <m:r>
+                    <m:t>ε</m:t>
+                  </m:r>
+                </m:e>
+                <m:sub>
+                  <m:r>
+                    <m:rPr>
+                      <m:sty m:val="p"/>
+                    </m:rPr>
+                    <m:t>ℓ</m:t>
+                  </m:r>
+                </m:sub>
+              </m:sSub>
+            </m:num>
+            <m:den>
+              <m:d>
+                <m:dPr>
+                  <m:begChr m:val="("/>
+                  <m:endChr m:val=")"/>
+                  <m:sepChr m:val=""/>
+                  <m:grow/>
+                </m:dPr>
+                <m:e>
+                  <m:r>
+                    <m:t>1</m:t>
+                  </m:r>
+                  <m:r>
+                    <m:rPr>
+                      <m:sty m:val="p"/>
+                    </m:rPr>
+                    <m:t>−</m:t>
+                  </m:r>
+                  <m:sSub>
+                    <m:e>
+                      <m:r>
+                        <m:t>ε</m:t>
+                      </m:r>
+                    </m:e>
+                    <m:sub>
+                      <m:r>
+                        <m:rPr>
+                          <m:sty m:val="p"/>
+                        </m:rPr>
+                        <m:t>ℓ</m:t>
+                      </m:r>
+                    </m:sub>
+                  </m:sSub>
+                </m:e>
+              </m:d>
+              <m:d>
+                <m:dPr>
+                  <m:begChr m:val="("/>
+                  <m:endChr m:val=")"/>
+                  <m:sepChr m:val=""/>
+                  <m:grow/>
+                </m:dPr>
+                <m:e>
+                  <m:r>
+                    <m:t>1</m:t>
+                  </m:r>
+                  <m:r>
+                    <m:rPr>
+                      <m:sty m:val="p"/>
+                    </m:rPr>
+                    <m:t>−</m:t>
+                  </m:r>
+                  <m:r>
+                    <m:t>γ</m:t>
+                  </m:r>
+                </m:e>
+              </m:d>
+            </m:den>
+          </m:f>
+          <m:r>
+            <m:rPr>
+              <m:sty m:val="p"/>
+            </m:rPr>
+            <m:t>.</m:t>
+          </m:r>
+        </m:oMath>
+      </m:oMathPara>
+    </w:p>
+    <w:p>
+      <w:pPr>
+        <w:pStyle w:val="FirstParagraph"/>
+      </w:pPr>
+      <w:r>
+        <w:rPr>
+          <w:rStyle w:val="VerbatimChar"/>
+        </w:rPr>
+        <w:t xml:space="preserve">floor.py</w:t>
+      </w:r>
+      <w:r>
+        <w:t xml:space="preserve"> </w:t>
+      </w:r>
+      <w:r>
+        <w:t xml:space="preserve">maximises</w:t>
+      </w:r>
+      <w:r>
+        <w:t xml:space="preserve"> </w:t>
+      </w:r>
+      <m:oMath>
+        <m:sSubSup>
+          <m:e>
+            <m:r>
+              <m:t>F</m:t>
+            </m:r>
+          </m:e>
+          <m:sub>
+            <m:r>
+              <m:t>0</m:t>
+            </m:r>
+          </m:sub>
+          <m:sup>
+            <m:r>
+              <m:t>2</m:t>
+            </m:r>
+          </m:sup>
+        </m:sSubSup>
+        <m:r>
+          <m:rPr>
+            <m:sty m:val="p"/>
+          </m:rPr>
+          <m:t>=</m:t>
+        </m:r>
+        <m:r>
+          <m:rPr>
+            <m:sty m:val="p"/>
+          </m:rPr>
+          <m:t>∏</m:t>
+        </m:r>
+        <m:sSup>
+          <m:e>
+            <m:r>
+              <m:rPr>
+                <m:sty m:val="p"/>
+              </m:rPr>
+              <m:t>cos</m:t>
+            </m:r>
+          </m:e>
+          <m:sup>
+            <m:r>
+              <m:t>2</m:t>
+            </m:r>
+          </m:sup>
+        </m:sSup>
+        <m:sSub>
+          <m:e>
+            <m:r>
+              <m:t>ϕ</m:t>
+            </m:r>
+          </m:e>
+          <m:sub>
+            <m:r>
+              <m:t>i</m:t>
+            </m:r>
+          </m:sub>
+        </m:sSub>
+      </m:oMath>
+      <w:r>
+        <w:t xml:space="preserve"> </w:t>
+      </w:r>
+      <w:r>
+        <w:t xml:space="preserve">subject to</w:t>
+      </w:r>
+      <w:r>
+        <w:t xml:space="preserve"> </w:t>
+      </w:r>
+      <w:r>
+        <w:rPr>
+          <w:iCs/>
+          <w:i/>
+        </w:rPr>
+        <w:t xml:space="preserve">certified</w:t>
+      </w:r>
+      <w:r>
+        <w:t xml:space="preserve"> </w:t>
+      </w:r>
+      <m:oMath>
+        <m:r>
+          <m:t>η</m:t>
+        </m:r>
+        <m:r>
+          <m:rPr>
+            <m:sty m:val="p"/>
+          </m:rPr>
+          <m:t>≤</m:t>
+        </m:r>
+        <m:sSub>
+          <m:e>
+            <m:r>
+              <m:t>η</m:t>
+            </m:r>
+          </m:e>
+          <m:sub>
+            <m:r>
+              <m:rPr>
+                <m:sty m:val="p"/>
+              </m:rPr>
+              <m:t>*</m:t>
+            </m:r>
+          </m:sub>
+        </m:sSub>
+      </m:oMath>
+      <w:r>
+        <w:t xml:space="preserve">.</w:t>
+      </w:r>
+    </w:p>
+    <w:p>
+      <w:pPr>
+        <w:pStyle w:val="BodyText"/>
+      </w:pPr>
+      <w:r>
+        <w:rPr>
+          <w:bCs/>
+          <w:b/>
+        </w:rPr>
+        <w:t xml:space="preserve">Certifying</w:t>
+      </w:r>
+      <w:r>
+        <w:rPr>
+          <w:bCs/>
+          <w:b/>
+        </w:rPr>
+        <w:t xml:space="preserve"> </w:t>
+      </w:r>
+      <m:oMath>
+        <m:r>
+          <m:t>η</m:t>
+        </m:r>
+      </m:oMath>
+      <w:r>
+        <w:rPr>
+          <w:bCs/>
+          <w:b/>
+        </w:rPr>
+        <w:t xml:space="preserve"> </w:t>
+      </w:r>
+      <w:r>
+        <w:rPr>
+          <w:bCs/>
+          <w:b/>
+        </w:rPr>
+        <w:t xml:space="preserve">(R1).</w:t>
+      </w:r>
+      <w:r>
+        <w:t xml:space="preserve"> </w:t>
+      </w:r>
+      <m:oMath>
+        <m:d>
+          <m:dPr>
+            <m:begChr m:val="|"/>
+            <m:endChr m:val="|"/>
+            <m:sepChr m:val=""/>
+            <m:grow/>
+          </m:dPr>
+          <m:e>
+            <m:r>
+              <m:rPr>
+                <m:sty m:val="p"/>
+              </m:rPr>
+              <m:t>cos</m:t>
+            </m:r>
+          </m:e>
+        </m:d>
+        <m:r>
+          <m:rPr>
+            <m:sty m:val="p"/>
+          </m:rPr>
+          <m:t>≤</m:t>
+        </m:r>
+        <m:r>
+          <m:t>1</m:t>
+        </m:r>
+      </m:oMath>
+      <w:r>
+        <w:t xml:space="preserve"> </w:t>
+      </w:r>
+      <w:r>
+        <w:t xml:space="preserve">and</w:t>
+      </w:r>
+      <w:r>
+        <w:t xml:space="preserve"> </w:t>
+      </w:r>
+      <m:oMath>
+        <m:d>
+          <m:dPr>
+            <m:begChr m:val="|"/>
+            <m:endChr m:val="|"/>
+            <m:sepChr m:val=""/>
+            <m:grow/>
+          </m:dPr>
+          <m:e>
+            <m:f>
+              <m:fPr>
+                <m:type m:val="lin"/>
+              </m:fPr>
+              <m:num>
+                <m:r>
+                  <m:t>d</m:t>
+                </m:r>
+              </m:num>
+              <m:den>
+                <m:r>
+                  <m:t>d</m:t>
+                </m:r>
+                <m:r>
+                  <m:t>E</m:t>
+                </m:r>
+              </m:den>
+            </m:f>
+            <m:r>
+              <m:rPr>
+                <m:sty m:val="p"/>
+              </m:rPr>
+              <m:t>cos</m:t>
+            </m:r>
+            <m:d>
+              <m:dPr>
+                <m:begChr m:val="("/>
+                <m:endChr m:val=")"/>
+                <m:sepChr m:val=""/>
+                <m:grow/>
+              </m:dPr>
+              <m:e>
+                <m:r>
+                  <m:t>E</m:t>
+                </m:r>
+                <m:sSub>
+                  <m:e>
+                    <m:r>
+                      <m:t>t</m:t>
+                    </m:r>
+                  </m:e>
+                  <m:sub>
+                    <m:r>
+                      <m:t>i</m:t>
+                    </m:r>
+                  </m:sub>
+                </m:sSub>
+                <m:r>
+                  <m:rPr>
+                    <m:sty m:val="p"/>
+                  </m:rPr>
+                  <m:t>+</m:t>
+                </m:r>
+                <m:sSub>
+                  <m:e>
+                    <m:r>
+                      <m:t>ϕ</m:t>
+                    </m:r>
+                  </m:e>
+                  <m:sub>
+                    <m:r>
+                      <m:t>i</m:t>
+                    </m:r>
+                  </m:sub>
+                </m:sSub>
+              </m:e>
+            </m:d>
+          </m:e>
+        </m:d>
+        <m:r>
+          <m:rPr>
+            <m:sty m:val="p"/>
+          </m:rPr>
+          <m:t>=</m:t>
+        </m:r>
+        <m:d>
+          <m:dPr>
+            <m:begChr m:val="|"/>
+            <m:endChr m:val="|"/>
+            <m:sepChr m:val=""/>
+            <m:grow/>
+          </m:dPr>
+          <m:e>
+            <m:sSub>
+              <m:e>
+                <m:r>
+                  <m:t>t</m:t>
+                </m:r>
+              </m:e>
+              <m:sub>
+                <m:r>
+                  <m:t>i</m:t>
+                </m:r>
+              </m:sub>
+            </m:sSub>
+            <m:r>
+              <m:rPr>
+                <m:sty m:val="p"/>
+              </m:rPr>
+              <m:t>sin</m:t>
+            </m:r>
+            <m:d>
+              <m:dPr>
+                <m:begChr m:val="("/>
+                <m:endChr m:val=")"/>
+                <m:sepChr m:val=""/>
+                <m:grow/>
+              </m:dPr>
+              <m:e>
+                <m:r>
+                  <m:rPr>
+                    <m:sty m:val="p"/>
+                  </m:rPr>
+                  <m:t>⋅</m:t>
+                </m:r>
+              </m:e>
+            </m:d>
+          </m:e>
+        </m:d>
+        <m:r>
+          <m:rPr>
+            <m:sty m:val="p"/>
+          </m:rPr>
+          <m:t>≤</m:t>
+        </m:r>
+        <m:d>
+          <m:dPr>
+            <m:begChr m:val="|"/>
+            <m:endChr m:val="|"/>
+            <m:sepChr m:val=""/>
+            <m:grow/>
+          </m:dPr>
+          <m:e>
+            <m:sSub>
+              <m:e>
+                <m:r>
+                  <m:t>t</m:t>
+                </m:r>
+              </m:e>
+              <m:sub>
+                <m:r>
+                  <m:t>i</m:t>
+                </m:r>
+              </m:sub>
+            </m:sSub>
+          </m:e>
+        </m:d>
+      </m:oMath>
+      <w:r>
+        <w:t xml:space="preserve"> </w:t>
+      </w:r>
+      <w:r>
+        <w:t xml:space="preserve">give</w:t>
+      </w:r>
+      <w:r>
+        <w:t xml:space="preserve"> </w:t>
+      </w:r>
+      <m:oMath>
+        <m:d>
+          <m:dPr>
+            <m:begChr m:val="|"/>
+            <m:endChr m:val="|"/>
+            <m:sepChr m:val=""/>
+            <m:grow/>
+          </m:dPr>
+          <m:e>
+            <m:r>
+              <m:t>F</m:t>
+            </m:r>
+            <m:r>
+              <m:rPr>
+                <m:sty m:val="p"/>
+              </m:rPr>
+              <m:t>′</m:t>
+            </m:r>
+          </m:e>
+        </m:d>
+        <m:r>
+          <m:rPr>
+            <m:sty m:val="p"/>
+          </m:rPr>
+          <m:t>≤</m:t>
+        </m:r>
+        <m:r>
+          <m:t>L</m:t>
+        </m:r>
+      </m:oMath>
+      <w:r>
+        <w:t xml:space="preserve">; differentiating once more (every term is a product of at most two</w:t>
+      </w:r>
+      <w:r>
+        <w:t xml:space="preserve"> </w:t>
+      </w:r>
+      <m:oMath>
+        <m:r>
+          <m:t>t</m:t>
+        </m:r>
+      </m:oMath>
+      <w:r>
+        <w:t xml:space="preserve">-factors) gives</w:t>
+      </w:r>
+      <w:r>
+        <w:t xml:space="preserve"> </w:t>
+      </w:r>
+      <m:oMath>
+        <m:d>
+          <m:dPr>
+            <m:begChr m:val="|"/>
+            <m:endChr m:val="|"/>
+            <m:sepChr m:val=""/>
+            <m:grow/>
+          </m:dPr>
+          <m:e>
+            <m:r>
+              <m:t>F</m:t>
+            </m:r>
+            <m:r>
+              <m:rPr>
+                <m:sty m:val="p"/>
+              </m:rPr>
+              <m:t>″</m:t>
+            </m:r>
+          </m:e>
+        </m:d>
+        <m:r>
+          <m:rPr>
+            <m:sty m:val="p"/>
+          </m:rPr>
+          <m:t>≤</m:t>
+        </m:r>
+        <m:sSup>
+          <m:e>
+            <m:r>
+              <m:t>L</m:t>
+            </m:r>
+          </m:e>
+          <m:sup>
+            <m:r>
+              <m:t>2</m:t>
+            </m:r>
+          </m:sup>
+        </m:sSup>
+      </m:oMath>
+      <w:r>
+        <w:t xml:space="preserve">. On an interval of half-width</w:t>
+      </w:r>
+      <w:r>
+        <w:t xml:space="preserve"> </w:t>
+      </w:r>
+      <m:oMath>
+        <m:r>
+          <m:t>d</m:t>
+        </m:r>
+      </m:oMath>
+      <w:r>
+        <w:t xml:space="preserve"> </w:t>
+      </w:r>
+      <w:r>
+        <w:t xml:space="preserve">centred at</w:t>
+      </w:r>
+      <w:r>
+        <w:t xml:space="preserve"> </w:t>
+      </w:r>
+      <m:oMath>
+        <m:sSub>
+          <m:e>
+            <m:r>
+              <m:t>E</m:t>
+            </m:r>
+          </m:e>
+          <m:sub>
+            <m:r>
+              <m:t>c</m:t>
+            </m:r>
+          </m:sub>
+        </m:sSub>
+      </m:oMath>
+      <w:r>
+        <w:t xml:space="preserve">, Taylor’s theorem with the remainder bounded by</w:t>
+      </w:r>
+      <w:r>
+        <w:t xml:space="preserve"> </w:t>
+      </w:r>
+      <m:oMath>
+        <m:r>
+          <m:rPr>
+            <m:sty m:val="p"/>
+          </m:rPr>
+          <m:t>sup</m:t>
+        </m:r>
+        <m:d>
+          <m:dPr>
+            <m:begChr m:val="|"/>
+            <m:endChr m:val="|"/>
+            <m:sepChr m:val=""/>
+            <m:grow/>
+          </m:dPr>
+          <m:e>
+            <m:r>
+              <m:t>F</m:t>
+            </m:r>
+            <m:r>
+              <m:rPr>
+                <m:sty m:val="p"/>
+              </m:rPr>
+              <m:t>″</m:t>
+            </m:r>
+          </m:e>
+        </m:d>
+      </m:oMath>
+      <w:r>
+        <w:t xml:space="preserve"> </w:t>
+      </w:r>
+      <w:r>
+        <w:t xml:space="preserve">gives</w:t>
+      </w:r>
+    </w:p>
+    <w:p>
+      <w:pPr>
+        <w:pStyle w:val="BodyText"/>
+      </w:pPr>
+      <m:oMathPara>
+        <m:oMathParaPr>
+          <m:jc m:val="center"/>
+        </m:oMathParaPr>
+        <m:oMath>
+          <m:d>
+            <m:dPr>
+              <m:begChr m:val="|"/>
+              <m:endChr m:val="|"/>
+              <m:sepChr m:val=""/>
+              <m:grow/>
+            </m:dPr>
+            <m:e>
+              <m:r>
+                <m:t>F</m:t>
+              </m:r>
+              <m:d>
+                <m:dPr>
+                  <m:begChr m:val="("/>
+                  <m:endChr m:val=")"/>
+                  <m:sepChr m:val=""/>
+                  <m:grow/>
+                </m:dPr>
+                <m:e>
+                  <m:r>
+                    <m:t>E</m:t>
+                  </m:r>
+                </m:e>
+              </m:d>
+            </m:e>
+          </m:d>
+          <m:r>
+            <m:rPr>
+              <m:sty m:val="p"/>
+            </m:rPr>
+            <m:t>≤</m:t>
+          </m:r>
+          <m:d>
+            <m:dPr>
+              <m:begChr m:val="|"/>
+              <m:endChr m:val="|"/>
+              <m:sepChr m:val=""/>
+              <m:grow/>
+            </m:dPr>
+            <m:e>
+              <m:r>
+                <m:t>F</m:t>
+              </m:r>
+              <m:d>
+                <m:dPr>
+                  <m:begChr m:val="("/>
+                  <m:endChr m:val=")"/>
+                  <m:sepChr m:val=""/>
+                  <m:grow/>
+                </m:dPr>
+                <m:e>
+                  <m:sSub>
+                    <m:e>
+                      <m:r>
+                        <m:t>E</m:t>
+                      </m:r>
+                    </m:e>
+                    <m:sub>
+                      <m:r>
+                        <m:t>c</m:t>
+                      </m:r>
+                    </m:sub>
+                  </m:sSub>
+                </m:e>
+              </m:d>
+            </m:e>
+          </m:d>
+          <m:r>
+            <m:rPr>
+              <m:sty m:val="p"/>
+            </m:rPr>
+            <m:t>+</m:t>
+          </m:r>
+          <m:d>
+            <m:dPr>
+              <m:begChr m:val="|"/>
+              <m:endChr m:val="|"/>
+              <m:sepChr m:val=""/>
+              <m:grow/>
+            </m:dPr>
+            <m:e>
+              <m:r>
+                <m:t>F</m:t>
+              </m:r>
+              <m:r>
+                <m:rPr>
+                  <m:sty m:val="p"/>
+                </m:rPr>
+                <m:t>′</m:t>
+              </m:r>
+              <m:d>
+                <m:dPr>
+                  <m:begChr m:val="("/>
+                  <m:endChr m:val=")"/>
+                  <m:sepChr m:val=""/>
+                  <m:grow/>
+                </m:dPr>
+                <m:e>
+                  <m:sSub>
+                    <m:e>
+                      <m:r>
+                        <m:t>E</m:t>
+                      </m:r>
+                    </m:e>
+                    <m:sub>
+                      <m:r>
+                        <m:t>c</m:t>
+                      </m:r>
+                    </m:sub>
+                  </m:sSub>
+                </m:e>
+              </m:d>
+            </m:e>
+          </m:d>
+          <m:r>
+            <m:t> </m:t>
+          </m:r>
+          <m:r>
+            <m:t>d</m:t>
+          </m:r>
+          <m:r>
+            <m:rPr>
+              <m:sty m:val="p"/>
+            </m:rPr>
+            <m:t>+</m:t>
+          </m:r>
+          <m:f>
+            <m:fPr>
+              <m:type m:val="lin"/>
+            </m:fPr>
+            <m:num>
+              <m:r>
+                <m:t>1</m:t>
+              </m:r>
+            </m:num>
+            <m:den>
+              <m:r>
+                <m:t>2</m:t>
+              </m:r>
+            </m:den>
+          </m:f>
+          <m:sSup>
+            <m:e>
+              <m:r>
+                <m:t>L</m:t>
+              </m:r>
+            </m:e>
+            <m:sup>
+              <m:r>
+                <m:t>2</m:t>
+              </m:r>
+            </m:sup>
+          </m:sSup>
+          <m:sSup>
+            <m:e>
+              <m:r>
+                <m:t>d</m:t>
+              </m:r>
+            </m:e>
+            <m:sup>
+              <m:r>
+                <m:t>2</m:t>
+              </m:r>
+            </m:sup>
+          </m:sSup>
+          <m:r>
+            <m:rPr>
+              <m:sty m:val="p"/>
+            </m:rPr>
+            <m:t>.</m:t>
+          </m:r>
+        </m:oMath>
+      </m:oMathPara>
+    </w:p>
+    <w:p>
+      <w:pPr>
+        <w:pStyle w:val="FirstParagraph"/>
+      </w:pPr>
+      <w:r>
+        <w:t xml:space="preserve">Bisecting</w:t>
+      </w:r>
+      <w:r>
+        <w:t xml:space="preserve"> </w:t>
+      </w:r>
+      <m:oMath>
+        <m:d>
+          <m:dPr>
+            <m:begChr m:val="["/>
+            <m:endChr m:val="]"/>
+            <m:sepChr m:val=""/>
+            <m:grow/>
+          </m:dPr>
+          <m:e>
+            <m:r>
+              <m:t>Δ</m:t>
+            </m:r>
+            <m:r>
+              <m:rPr>
+                <m:sty m:val="p"/>
+              </m:rPr>
+              <m:t>,</m:t>
+            </m:r>
+            <m:r>
+              <m:t>1</m:t>
+            </m:r>
+          </m:e>
+        </m:d>
+      </m:oMath>
+      <w:r>
+        <w:t xml:space="preserve">, pruning intervals whose envelope falls below the running maximum (times</w:t>
+      </w:r>
+      <w:r>
+        <w:t xml:space="preserve"> </w:t>
+      </w:r>
+      <w:r>
+        <w:t xml:space="preserve">$1+r_{\rm tol}$</w:t>
+      </w:r>
+      <w:r>
+        <w:t xml:space="preserve">), and keeping the largest pruned envelope yields a rigorous upper bound on</w:t>
+      </w:r>
+      <w:r>
+        <w:t xml:space="preserve"> </w:t>
+      </w:r>
+      <m:oMath>
+        <m:r>
+          <m:rPr>
+            <m:sty m:val="p"/>
+          </m:rPr>
+          <m:t>sup</m:t>
+        </m:r>
+        <m:d>
+          <m:dPr>
+            <m:begChr m:val="|"/>
+            <m:endChr m:val="|"/>
+            <m:sepChr m:val=""/>
+            <m:grow/>
+          </m:dPr>
+          <m:e>
+            <m:r>
+              <m:t>F</m:t>
+            </m:r>
+          </m:e>
+        </m:d>
+      </m:oMath>
+      <w:r>
+        <w:t xml:space="preserve"> </w:t>
+      </w:r>
+      <w:r>
+        <w:t xml:space="preserve">(a cheaper variant uses the grid maximum plus</w:t>
+      </w:r>
+      <w:r>
+        <w:t xml:space="preserve"> </w:t>
+      </w:r>
+      <m:oMath>
+        <m:r>
+          <m:t>L</m:t>
+        </m:r>
+        <m:r>
+          <m:t>h</m:t>
+        </m:r>
+        <m:r>
+          <m:rPr>
+            <m:sty m:val="p"/>
+          </m:rPr>
+          <m:t>/</m:t>
+        </m:r>
+        <m:r>
+          <m:t>2</m:t>
+        </m:r>
+      </m:oMath>
+      <w:r>
+        <w:t xml:space="preserve">). If the true ground energy lies</w:t>
+      </w:r>
+      <w:r>
+        <w:t xml:space="preserve"> </w:t>
+      </w:r>
+      <m:oMath>
+        <m:sSub>
+          <m:e>
+            <m:r>
+              <m:t>e</m:t>
+            </m:r>
+          </m:e>
+          <m:sub>
+            <m:r>
+              <m:t>0</m:t>
+            </m:r>
+          </m:sub>
+        </m:sSub>
+      </m:oMath>
+      <w:r>
+        <w:t xml:space="preserve"> </w:t>
+      </w:r>
+      <w:r>
+        <w:t xml:space="preserve">below the shift,</w:t>
+      </w:r>
+      <w:r>
+        <w:t xml:space="preserve"> </w:t>
+      </w:r>
+      <m:oMath>
+        <m:d>
+          <m:dPr>
+            <m:begChr m:val="|"/>
+            <m:endChr m:val="|"/>
+            <m:sepChr m:val=""/>
+            <m:grow/>
+          </m:dPr>
+          <m:e>
+            <m:r>
+              <m:t>F</m:t>
+            </m:r>
+            <m:d>
+              <m:dPr>
+                <m:begChr m:val="("/>
+                <m:endChr m:val=")"/>
+                <m:sepChr m:val=""/>
+                <m:grow/>
+              </m:dPr>
+              <m:e>
+                <m:r>
+                  <m:rPr>
+                    <m:sty m:val="p"/>
+                  </m:rPr>
+                  <m:t>−</m:t>
+                </m:r>
+                <m:sSub>
+                  <m:e>
+                    <m:r>
+                      <m:t>e</m:t>
+                    </m:r>
+                  </m:e>
+                  <m:sub>
+                    <m:r>
+                      <m:t>0</m:t>
+                    </m:r>
+                  </m:sub>
+                </m:sSub>
+              </m:e>
+            </m:d>
+          </m:e>
+        </m:d>
+        <m:r>
+          <m:rPr>
+            <m:sty m:val="p"/>
+          </m:rPr>
+          <m:t>≥</m:t>
+        </m:r>
+        <m:sSub>
+          <m:e>
+            <m:r>
+              <m:t>F</m:t>
+            </m:r>
+          </m:e>
+          <m:sub>
+            <m:r>
+              <m:t>0</m:t>
+            </m:r>
+          </m:sub>
+        </m:sSub>
+        <m:r>
+          <m:rPr>
+            <m:sty m:val="p"/>
+          </m:rPr>
+          <m:t>−</m:t>
+        </m:r>
+        <m:r>
+          <m:t>L</m:t>
+        </m:r>
+        <m:sSub>
+          <m:e>
+            <m:r>
+              <m:t>e</m:t>
+            </m:r>
+          </m:e>
+          <m:sub>
+            <m:r>
+              <m:t>0</m:t>
+            </m:r>
+          </m:sub>
+        </m:sSub>
+      </m:oMath>
+      <w:r>
+        <w:t xml:space="preserve">, which lowers the denominator of</w:t>
+      </w:r>
+      <w:r>
+        <w:t xml:space="preserve"> </w:t>
+      </w:r>
+      <m:oMath>
+        <m:r>
+          <m:t>η</m:t>
+        </m:r>
+      </m:oMath>
+      <w:r>
+        <w:t xml:space="preserve">.</w:t>
+      </w:r>
+    </w:p>
+    <w:bookmarkEnd w:id="46"/>
+    <w:bookmarkStart w:id="47" w:name="a.3-trotter-error-r3"/>
+    <w:p>
+      <w:pPr>
+        <w:pStyle w:val="Heading2"/>
+      </w:pPr>
+      <w:r>
+        <w:t xml:space="preserve">A.3 Trotter error (R3)</w:t>
+      </w:r>
+    </w:p>
+    <w:p>
+      <w:pPr>
+        <w:pStyle w:val="FirstParagraph"/>
+      </w:pPr>
+      <w:r>
+        <w:rPr>
+          <w:bCs/>
+          <w:b/>
+        </w:rPr>
+        <w:t xml:space="preserve">Lemma (two terms).</w:t>
+      </w:r>
+      <w:r>
+        <w:t xml:space="preserve"> </w:t>
+      </w:r>
+      <w:r>
+        <w:t xml:space="preserve">For Hermitian</w:t>
+      </w:r>
+      <w:r>
+        <w:t xml:space="preserve"> </w:t>
+      </w:r>
+      <m:oMath>
+        <m:r>
+          <m:t>A</m:t>
+        </m:r>
+        <m:r>
+          <m:rPr>
+            <m:sty m:val="p"/>
+          </m:rPr>
+          <m:t>,</m:t>
+        </m:r>
+        <m:r>
+          <m:t>B</m:t>
+        </m:r>
+      </m:oMath>
+      <w:r>
+        <w:t xml:space="preserve">,</w:t>
+      </w:r>
+      <w:r>
+        <w:t xml:space="preserve"> </w:t>
+      </w:r>
+      <m:oMath>
+        <m:r>
+          <m:t>U</m:t>
+        </m:r>
+        <m:r>
+          <m:rPr>
+            <m:sty m:val="p"/>
+          </m:rPr>
+          <m:t>=</m:t>
+        </m:r>
+        <m:sSup>
+          <m:e>
+            <m:r>
+              <m:t>e</m:t>
+            </m:r>
+          </m:e>
+          <m:sup>
+            <m:r>
+              <m:rPr>
+                <m:sty m:val="p"/>
+              </m:rPr>
+              <m:t>−</m:t>
+            </m:r>
+            <m:r>
+              <m:t>i</m:t>
+            </m:r>
+            <m:r>
+              <m:t>δ</m:t>
+            </m:r>
+            <m:d>
+              <m:dPr>
+                <m:begChr m:val="("/>
+                <m:endChr m:val=")"/>
+                <m:sepChr m:val=""/>
+                <m:grow/>
+              </m:dPr>
+              <m:e>
+                <m:r>
+                  <m:t>A</m:t>
+                </m:r>
+                <m:r>
+                  <m:rPr>
+                    <m:sty m:val="p"/>
+                  </m:rPr>
+                  <m:t>+</m:t>
+                </m:r>
+                <m:r>
+                  <m:t>B</m:t>
+                </m:r>
+              </m:e>
+            </m:d>
+          </m:sup>
+        </m:sSup>
+      </m:oMath>
+      <w:r>
+        <w:t xml:space="preserve">,</w:t>
+      </w:r>
+      <w:r>
+        <w:t xml:space="preserve"> </w:t>
+      </w:r>
+      <m:oMath>
+        <m:r>
+          <m:t>V</m:t>
+        </m:r>
+        <m:r>
+          <m:rPr>
+            <m:sty m:val="p"/>
+          </m:rPr>
+          <m:t>=</m:t>
+        </m:r>
+        <m:sSup>
+          <m:e>
+            <m:r>
+              <m:t>e</m:t>
+            </m:r>
+          </m:e>
+          <m:sup>
+            <m:r>
+              <m:rPr>
+                <m:sty m:val="p"/>
+              </m:rPr>
+              <m:t>−</m:t>
+            </m:r>
+            <m:r>
+              <m:t>i</m:t>
+            </m:r>
+            <m:r>
+              <m:t>δ</m:t>
+            </m:r>
+            <m:r>
+              <m:t>A</m:t>
+            </m:r>
+          </m:sup>
+        </m:sSup>
+        <m:sSup>
+          <m:e>
+            <m:r>
+              <m:t>e</m:t>
+            </m:r>
+          </m:e>
+          <m:sup>
+            <m:r>
+              <m:rPr>
+                <m:sty m:val="p"/>
+              </m:rPr>
+              <m:t>−</m:t>
+            </m:r>
+            <m:r>
+              <m:t>i</m:t>
+            </m:r>
+            <m:r>
+              <m:t>δ</m:t>
+            </m:r>
+            <m:r>
+              <m:t>B</m:t>
+            </m:r>
+          </m:sup>
+        </m:sSup>
+      </m:oMath>
+      <w:r>
+        <w:t xml:space="preserve">:</w:t>
+      </w:r>
+    </w:p>
+    <w:p>
+      <w:pPr>
+        <w:pStyle w:val="BodyText"/>
+      </w:pPr>
+      <m:oMathPara>
+        <m:oMathParaPr>
+          <m:jc m:val="center"/>
+        </m:oMathParaPr>
+        <m:oMath>
+          <m:r>
+            <m:t>U</m:t>
+          </m:r>
+          <m:r>
+            <m:rPr>
+              <m:sty m:val="p"/>
+            </m:rPr>
+            <m:t>−</m:t>
+          </m:r>
+          <m:r>
+            <m:t>V</m:t>
+          </m:r>
+          <m:r>
+            <m:rPr>
+              <m:sty m:val="p"/>
+            </m:rPr>
+            <m:t>=</m:t>
+          </m:r>
+          <m:r>
+            <m:rPr>
+              <m:sty m:val="p"/>
+            </m:rPr>
+            <m:t>−</m:t>
+          </m:r>
+          <m:r>
+            <m:t>i</m:t>
+          </m:r>
+          <m:nary>
+            <m:naryPr>
+              <m:chr m:val="∫"/>
+              <m:limLoc m:val="subSup"/>
+              <m:subHide m:val="off"/>
+              <m:supHide m:val="off"/>
+            </m:naryPr>
+            <m:sub>
+              <m:r>
+                <m:t>0</m:t>
+              </m:r>
+            </m:sub>
+            <m:sup>
+              <m:r>
+                <m:t>δ</m:t>
+              </m:r>
+            </m:sup>
+            <m:e>
+              <m:r>
+                <m:t>U</m:t>
+              </m:r>
+            </m:e>
+          </m:nary>
+          <m:d>
+            <m:dPr>
+              <m:begChr m:val="("/>
+              <m:endChr m:val=")"/>
+              <m:sepChr m:val=""/>
+              <m:grow/>
+            </m:dPr>
+            <m:e>
+              <m:r>
+                <m:t>δ</m:t>
+              </m:r>
+              <m:r>
+                <m:rPr>
+                  <m:sty m:val="p"/>
+                </m:rPr>
+                <m:t>−</m:t>
+              </m:r>
+              <m:r>
+                <m:t>s</m:t>
+              </m:r>
+            </m:e>
+          </m:d>
+          <m:d>
+            <m:dPr>
+              <m:begChr m:val="("/>
+              <m:endChr m:val=")"/>
+              <m:sepChr m:val=""/>
+              <m:grow/>
+            </m:dPr>
+            <m:e>
+              <m:sSup>
+                <m:e>
+                  <m:r>
+                    <m:t>e</m:t>
+                  </m:r>
+                </m:e>
+                <m:sup>
+                  <m:r>
+                    <m:rPr>
+                      <m:sty m:val="p"/>
+                    </m:rPr>
+                    <m:t>−</m:t>
+                  </m:r>
+                  <m:r>
+                    <m:t>i</m:t>
+                  </m:r>
+                  <m:r>
+                    <m:t>s</m:t>
+                  </m:r>
+                  <m:r>
+                    <m:t>A</m:t>
+                  </m:r>
+                </m:sup>
+              </m:sSup>
+              <m:r>
+                <m:t>B</m:t>
+              </m:r>
+              <m:sSup>
+                <m:e>
+                  <m:r>
+                    <m:t>e</m:t>
+                  </m:r>
+                </m:e>
+                <m:sup>
+                  <m:r>
+                    <m:t>i</m:t>
+                  </m:r>
+                  <m:r>
+                    <m:t>s</m:t>
+                  </m:r>
+                  <m:r>
+                    <m:t>A</m:t>
+                  </m:r>
+                </m:sup>
+              </m:sSup>
+              <m:r>
+                <m:rPr>
+                  <m:sty m:val="p"/>
+                </m:rPr>
+                <m:t>−</m:t>
+              </m:r>
+              <m:r>
+                <m:t>B</m:t>
+              </m:r>
+            </m:e>
+          </m:d>
+          <m:r>
+            <m:t>V</m:t>
+          </m:r>
+          <m:d>
+            <m:dPr>
+              <m:begChr m:val="("/>
+              <m:endChr m:val=")"/>
+              <m:sepChr m:val=""/>
+              <m:grow/>
+            </m:dPr>
+            <m:e>
+              <m:r>
+                <m:t>s</m:t>
+              </m:r>
+            </m:e>
+          </m:d>
+          <m:r>
+            <m:t> </m:t>
+          </m:r>
+          <m:r>
+            <m:t>d</m:t>
+          </m:r>
+          <m:r>
+            <m:t>s</m:t>
+          </m:r>
+        </m:oMath>
+      </m:oMathPara>
+    </w:p>
+    <w:p>
+      <w:pPr>
+        <w:pStyle w:val="FirstParagraph"/>
+      </w:pPr>
+      <w:r>
+        <w:t xml:space="preserve">(Duhamel). Since</w:t>
+      </w:r>
+      <w:r>
+        <w:t xml:space="preserve"> </w:t>
+      </w:r>
+      <m:oMath>
+        <m:r>
+          <m:rPr>
+            <m:sty m:val="p"/>
+          </m:rPr>
+          <m:t>∥</m:t>
+        </m:r>
+        <m:sSup>
+          <m:e>
+            <m:r>
+              <m:t>e</m:t>
+            </m:r>
+          </m:e>
+          <m:sup>
+            <m:r>
+              <m:rPr>
+                <m:sty m:val="p"/>
+              </m:rPr>
+              <m:t>−</m:t>
+            </m:r>
+            <m:r>
+              <m:t>i</m:t>
+            </m:r>
+            <m:r>
+              <m:t>s</m:t>
+            </m:r>
+            <m:r>
+              <m:t>A</m:t>
+            </m:r>
+          </m:sup>
+        </m:sSup>
+        <m:r>
+          <m:t>B</m:t>
+        </m:r>
+        <m:sSup>
+          <m:e>
+            <m:r>
+              <m:t>e</m:t>
+            </m:r>
+          </m:e>
+          <m:sup>
+            <m:r>
+              <m:t>i</m:t>
+            </m:r>
+            <m:r>
+              <m:t>s</m:t>
+            </m:r>
+            <m:r>
+              <m:t>A</m:t>
+            </m:r>
+          </m:sup>
+        </m:sSup>
+        <m:r>
+          <m:rPr>
+            <m:sty m:val="p"/>
+          </m:rPr>
+          <m:t>−</m:t>
+        </m:r>
+        <m:r>
+          <m:t>B</m:t>
+        </m:r>
+        <m:r>
+          <m:rPr>
+            <m:sty m:val="p"/>
+          </m:rPr>
+          <m:t>∥</m:t>
+        </m:r>
+        <m:r>
+          <m:rPr>
+            <m:sty m:val="p"/>
+          </m:rPr>
+          <m:t>≤</m:t>
+        </m:r>
+        <m:r>
+          <m:t>s</m:t>
+        </m:r>
+        <m:r>
+          <m:rPr>
+            <m:sty m:val="p"/>
+          </m:rPr>
+          <m:t>∥</m:t>
+        </m:r>
+        <m:d>
+          <m:dPr>
+            <m:begChr m:val="["/>
+            <m:endChr m:val="]"/>
+            <m:sepChr m:val=""/>
+            <m:grow/>
+          </m:dPr>
+          <m:e>
+            <m:r>
+              <m:t>A</m:t>
+            </m:r>
+            <m:r>
+              <m:rPr>
+                <m:sty m:val="p"/>
+              </m:rPr>
+              <m:t>,</m:t>
+            </m:r>
+            <m:r>
+              <m:t>B</m:t>
+            </m:r>
+          </m:e>
+        </m:d>
+        <m:r>
+          <m:rPr>
+            <m:sty m:val="p"/>
+          </m:rPr>
+          <m:t>∥</m:t>
+        </m:r>
+      </m:oMath>
+      <w:r>
+        <w:t xml:space="preserve"> </w:t>
+      </w:r>
+      <w:r>
+        <w:t xml:space="preserve">and</w:t>
+      </w:r>
+      <w:r>
+        <w:t xml:space="preserve"> </w:t>
+      </w:r>
+      <m:oMath>
+        <m:r>
+          <m:t>U</m:t>
+        </m:r>
+        <m:r>
+          <m:rPr>
+            <m:sty m:val="p"/>
+          </m:rPr>
+          <m:t>,</m:t>
+        </m:r>
+        <m:r>
+          <m:t>V</m:t>
+        </m:r>
+      </m:oMath>
+      <w:r>
+        <w:t xml:space="preserve"> </w:t>
+      </w:r>
+      <w:r>
+        <w:t xml:space="preserve">are unitary,</w:t>
+      </w:r>
+      <w:r>
+        <w:t xml:space="preserve"> </w:t>
+      </w:r>
+      <m:oMath>
+        <m:r>
+          <m:rPr>
+            <m:sty m:val="p"/>
+          </m:rPr>
+          <m:t>∥</m:t>
+        </m:r>
+        <m:r>
+          <m:t>U</m:t>
+        </m:r>
+        <m:r>
+          <m:rPr>
+            <m:sty m:val="p"/>
+          </m:rPr>
+          <m:t>−</m:t>
+        </m:r>
+        <m:r>
+          <m:t>V</m:t>
+        </m:r>
+        <m:r>
+          <m:rPr>
+            <m:sty m:val="p"/>
+          </m:rPr>
+          <m:t>∥</m:t>
+        </m:r>
+        <m:r>
+          <m:rPr>
+            <m:sty m:val="p"/>
+          </m:rPr>
+          <m:t>≤</m:t>
+        </m:r>
+        <m:f>
+          <m:fPr>
+            <m:type m:val="lin"/>
+          </m:fPr>
+          <m:num>
+            <m:sSup>
+              <m:e>
+                <m:r>
+                  <m:t>δ</m:t>
+                </m:r>
+              </m:e>
+              <m:sup>
+                <m:r>
+                  <m:t>2</m:t>
+                </m:r>
+              </m:sup>
+            </m:sSup>
+          </m:num>
+          <m:den>
+            <m:r>
+              <m:t>2</m:t>
+            </m:r>
+          </m:den>
+        </m:f>
+        <m:r>
+          <m:rPr>
+            <m:sty m:val="p"/>
+          </m:rPr>
+          <m:t>∥</m:t>
+        </m:r>
+        <m:d>
+          <m:dPr>
+            <m:begChr m:val="["/>
+            <m:endChr m:val="]"/>
+            <m:sepChr m:val=""/>
+            <m:grow/>
+          </m:dPr>
+          <m:e>
+            <m:r>
+              <m:t>A</m:t>
+            </m:r>
+            <m:r>
+              <m:rPr>
+                <m:sty m:val="p"/>
+              </m:rPr>
+              <m:t>,</m:t>
+            </m:r>
+            <m:r>
+              <m:t>B</m:t>
+            </m:r>
+          </m:e>
+        </m:d>
+        <m:r>
+          <m:rPr>
+            <m:sty m:val="p"/>
+          </m:rPr>
+          <m:t>∥</m:t>
+        </m:r>
+      </m:oMath>
+      <w:r>
+        <w:t xml:space="preserve">.</w:t>
+      </w:r>
+    </w:p>
+    <w:p>
+      <w:pPr>
+        <w:pStyle w:val="BodyText"/>
+      </w:pPr>
+      <w:r>
+        <w:rPr>
+          <w:bCs/>
+          <w:b/>
+        </w:rPr>
+        <w:t xml:space="preserve">Many terms.</w:t>
+      </w:r>
+      <w:r>
+        <w:t xml:space="preserve"> </w:t>
+      </w:r>
+      <w:r>
+        <w:t xml:space="preserve">Writing</w:t>
+      </w:r>
+      <w:r>
+        <w:t xml:space="preserve"> </w:t>
+      </w:r>
+      <m:oMath>
+        <m:r>
+          <m:t>H</m:t>
+        </m:r>
+        <m:r>
+          <m:rPr>
+            <m:sty m:val="p"/>
+          </m:rPr>
+          <m:t>=</m:t>
+        </m:r>
+        <m:nary>
+          <m:naryPr>
+            <m:chr m:val="∑"/>
+            <m:limLoc m:val="undOvr"/>
+            <m:subHide m:val="off"/>
+            <m:supHide m:val="on"/>
+          </m:naryPr>
+          <m:sub>
+            <m:r>
+              <m:t>g</m:t>
+            </m:r>
+          </m:sub>
+          <m:sup>
+            <m:r>
+              <m:t>​</m:t>
+            </m:r>
+          </m:sup>
+          <m:e>
+            <m:sSub>
+              <m:e>
+                <m:r>
+                  <m:t>H</m:t>
+                </m:r>
+              </m:e>
+              <m:sub>
+                <m:r>
+                  <m:t>g</m:t>
+                </m:r>
+              </m:sub>
+            </m:sSub>
+          </m:e>
+        </m:nary>
+      </m:oMath>
+      <w:r>
+        <w:t xml:space="preserve"> </w:t>
+      </w:r>
+      <w:r>
+        <w:t xml:space="preserve">and applying the lemma inductively (peel off</w:t>
+      </w:r>
+      <w:r>
+        <w:t xml:space="preserve"> </w:t>
+      </w:r>
+      <m:oMath>
+        <m:sSub>
+          <m:e>
+            <m:r>
+              <m:t>H</m:t>
+            </m:r>
+          </m:e>
+          <m:sub>
+            <m:r>
+              <m:t>1</m:t>
+            </m:r>
+          </m:sub>
+        </m:sSub>
+      </m:oMath>
+      <w:r>
+        <w:t xml:space="preserve"> </w:t>
+      </w:r>
+      <w:r>
+        <w:t xml:space="preserve">against</w:t>
+      </w:r>
+      <w:r>
+        <w:t xml:space="preserve"> </w:t>
+      </w:r>
+      <m:oMath>
+        <m:nary>
+          <m:naryPr>
+            <m:chr m:val="∑"/>
+            <m:limLoc m:val="undOvr"/>
+            <m:subHide m:val="off"/>
+            <m:supHide m:val="on"/>
+          </m:naryPr>
+          <m:sub>
+            <m:r>
+              <m:t>g</m:t>
+            </m:r>
+            <m:r>
+              <m:rPr>
+                <m:sty m:val="p"/>
+              </m:rPr>
+              <m:t>&gt;</m:t>
+            </m:r>
+            <m:r>
+              <m:t>1</m:t>
+            </m:r>
+          </m:sub>
+          <m:sup>
+            <m:r>
+              <m:t>​</m:t>
+            </m:r>
+          </m:sup>
+          <m:e>
+            <m:sSub>
+              <m:e>
+                <m:r>
+                  <m:t>H</m:t>
+                </m:r>
+              </m:e>
+              <m:sub>
+                <m:r>
+                  <m:t>g</m:t>
+                </m:r>
+              </m:sub>
+            </m:sSub>
+          </m:e>
+        </m:nary>
+      </m:oMath>
+      <w:r>
+        <w:t xml:space="preserve">, then recurse) gives</w:t>
+      </w:r>
+      <w:r>
+        <w:t xml:space="preserve"> </w:t>
+      </w:r>
+      <m:oMath>
+        <m:r>
+          <m:rPr>
+            <m:sty m:val="p"/>
+          </m:rPr>
+          <m:t>∥</m:t>
+        </m:r>
+        <m:sSup>
+          <m:e>
+            <m:r>
+              <m:t>e</m:t>
+            </m:r>
+          </m:e>
+          <m:sup>
+            <m:r>
+              <m:rPr>
+                <m:sty m:val="p"/>
+              </m:rPr>
+              <m:t>−</m:t>
+            </m:r>
+            <m:r>
+              <m:t>i</m:t>
+            </m:r>
+            <m:r>
+              <m:t>δ</m:t>
+            </m:r>
+            <m:r>
+              <m:t>H</m:t>
+            </m:r>
+          </m:sup>
+        </m:sSup>
+        <m:r>
+          <m:rPr>
+            <m:sty m:val="p"/>
+          </m:rPr>
+          <m:t>−</m:t>
+        </m:r>
+        <m:nary>
+          <m:naryPr>
+            <m:chr m:val="∏"/>
+            <m:limLoc m:val="undOvr"/>
+            <m:subHide m:val="off"/>
+            <m:supHide m:val="on"/>
+          </m:naryPr>
+          <m:sub>
+            <m:r>
+              <m:t>g</m:t>
+            </m:r>
+          </m:sub>
+          <m:sup>
+            <m:r>
+              <m:t>​</m:t>
+            </m:r>
+          </m:sup>
+          <m:e>
+            <m:sSup>
+              <m:e>
+                <m:r>
+                  <m:t>e</m:t>
+                </m:r>
+              </m:e>
+              <m:sup>
+                <m:r>
+                  <m:rPr>
+                    <m:sty m:val="p"/>
+                  </m:rPr>
+                  <m:t>−</m:t>
+                </m:r>
+                <m:r>
+                  <m:t>i</m:t>
+                </m:r>
+                <m:r>
+                  <m:t>δ</m:t>
+                </m:r>
+                <m:sSub>
+                  <m:e>
+                    <m:r>
+                      <m:t>H</m:t>
+                    </m:r>
+                  </m:e>
+                  <m:sub>
+                    <m:r>
+                      <m:t>g</m:t>
+                    </m:r>
+                  </m:sub>
+                </m:sSub>
+              </m:sup>
+            </m:sSup>
+          </m:e>
+        </m:nary>
+        <m:r>
+          <m:rPr>
+            <m:sty m:val="p"/>
+          </m:rPr>
+          <m:t>∥</m:t>
+        </m:r>
+        <m:r>
+          <m:rPr>
+            <m:sty m:val="p"/>
+          </m:rPr>
+          <m:t>≤</m:t>
+        </m:r>
+        <m:f>
+          <m:fPr>
+            <m:type m:val="lin"/>
+          </m:fPr>
+          <m:num>
+            <m:sSup>
+              <m:e>
+                <m:r>
+                  <m:t>δ</m:t>
+                </m:r>
+              </m:e>
+              <m:sup>
+                <m:r>
+                  <m:t>2</m:t>
+                </m:r>
+              </m:sup>
+            </m:sSup>
+          </m:num>
+          <m:den>
+            <m:r>
+              <m:t>2</m:t>
+            </m:r>
+          </m:den>
+        </m:f>
+        <m:r>
+          <m:t>α</m:t>
+        </m:r>
+      </m:oMath>
+      <w:r>
+        <w:t xml:space="preserve">, with</w:t>
+      </w:r>
+    </w:p>
+    <w:p>
+      <w:pPr>
+        <w:pStyle w:val="BodyText"/>
+      </w:pPr>
+      <m:oMathPara>
+        <m:oMathParaPr>
+          <m:jc m:val="center"/>
+        </m:oMathParaPr>
+        <m:oMath>
+          <m:r>
+            <m:t>α</m:t>
+          </m:r>
+          <m:r>
+            <m:rPr>
+              <m:sty m:val="p"/>
+            </m:rPr>
+            <m:t>=</m:t>
+          </m:r>
+          <m:nary>
+            <m:naryPr>
+              <m:chr m:val="∑"/>
+              <m:limLoc m:val="undOvr"/>
+              <m:subHide m:val="off"/>
+              <m:supHide m:val="on"/>
+            </m:naryPr>
+            <m:sub>
+              <m:r>
+                <m:t>g</m:t>
+              </m:r>
+            </m:sub>
+            <m:sup>
+              <m:r>
+                <m:t>​</m:t>
+              </m:r>
+            </m:sup>
+            <m:e>
+              <m:r>
+                <m:rPr>
+                  <m:sty m:val="p"/>
+                </m:rPr>
+                <m:t>∥</m:t>
+              </m:r>
+            </m:e>
+          </m:nary>
+          <m:d>
+            <m:dPr>
+              <m:begChr m:val="["/>
+              <m:endChr m:val="]"/>
+              <m:sepChr m:val=""/>
+              <m:grow/>
+            </m:dPr>
+            <m:e>
+              <m:sSub>
+                <m:e>
+                  <m:r>
+                    <m:t>H</m:t>
+                  </m:r>
+                </m:e>
+                <m:sub>
+                  <m:r>
+                    <m:t>g</m:t>
+                  </m:r>
+                </m:sub>
+              </m:sSub>
+              <m:r>
+                <m:rPr>
+                  <m:sty m:val="p"/>
+                </m:rPr>
+                <m:t>,</m:t>
+              </m:r>
+              <m:nary>
+                <m:naryPr>
+                  <m:chr m:val="∑"/>
+                  <m:limLoc m:val="undOvr"/>
+                  <m:subHide m:val="off"/>
+                  <m:supHide m:val="on"/>
+                </m:naryPr>
+                <m:sub>
+                  <m:r>
+                    <m:t>g</m:t>
+                  </m:r>
+                  <m:r>
+                    <m:rPr>
+                      <m:sty m:val="p"/>
+                    </m:rPr>
+                    <m:t>′</m:t>
+                  </m:r>
+                  <m:r>
+                    <m:rPr>
+                      <m:sty m:val="p"/>
+                    </m:rPr>
+                    <m:t>&gt;</m:t>
+                  </m:r>
+                  <m:r>
+                    <m:t>g</m:t>
+                  </m:r>
+                </m:sub>
+                <m:sup>
+                  <m:r>
+                    <m:t>​</m:t>
+                  </m:r>
+                </m:sup>
+                <m:e>
+                  <m:sSub>
+                    <m:e>
+                      <m:r>
+                        <m:t>H</m:t>
+                      </m:r>
+                    </m:e>
+                    <m:sub>
+                      <m:r>
+                        <m:t>g</m:t>
+                      </m:r>
+                      <m:r>
+                        <m:rPr>
+                          <m:sty m:val="p"/>
+                        </m:rPr>
+                        <m:t>′</m:t>
+                      </m:r>
+                    </m:sub>
+                  </m:sSub>
+                </m:e>
+              </m:nary>
+            </m:e>
+          </m:d>
+          <m:r>
+            <m:rPr>
+              <m:sty m:val="p"/>
+            </m:rPr>
+            <m:t>∥</m:t>
+          </m:r>
+        </m:oMath>
+      </m:oMathPara>
+    </w:p>
+    <w:p>
+      <w:pPr>
+        <w:pStyle w:val="FirstParagraph"/>
+      </w:pPr>
+      <w:r>
+        <w:t xml:space="preserve">(the first-order case of Childs, Su, Tran, Wiebe, Zhu). With</w:t>
+      </w:r>
+      <w:r>
+        <w:t xml:space="preserve"> </w:t>
+      </w:r>
+      <m:oMath>
+        <m:r>
+          <m:t>δ</m:t>
+        </m:r>
+        <m:r>
+          <m:rPr>
+            <m:sty m:val="p"/>
+          </m:rPr>
+          <m:t>=</m:t>
+        </m:r>
+        <m:r>
+          <m:t>t</m:t>
+        </m:r>
+        <m:r>
+          <m:rPr>
+            <m:sty m:val="p"/>
+          </m:rPr>
+          <m:t>/</m:t>
+        </m:r>
+        <m:r>
+          <m:t>k</m:t>
+        </m:r>
+      </m:oMath>
+      <w:r>
+        <w:t xml:space="preserve"> </w:t>
+      </w:r>
+      <w:r>
+        <w:t xml:space="preserve">and</w:t>
+      </w:r>
+      <w:r>
+        <w:t xml:space="preserve"> </w:t>
+      </w:r>
+      <m:oMath>
+        <m:r>
+          <m:t>k</m:t>
+        </m:r>
+      </m:oMath>
+      <w:r>
+        <w:t xml:space="preserve"> </w:t>
+      </w:r>
+      <w:r>
+        <w:t xml:space="preserve">repetitions, telescoping</w:t>
+      </w:r>
+      <w:r>
+        <w:t xml:space="preserve"> </w:t>
+      </w:r>
+      <m:oMath>
+        <m:r>
+          <m:rPr>
+            <m:sty m:val="p"/>
+          </m:rPr>
+          <m:t>∥</m:t>
+        </m:r>
+        <m:sSup>
+          <m:e>
+            <m:r>
+              <m:t>X</m:t>
+            </m:r>
+          </m:e>
+          <m:sup>
+            <m:r>
+              <m:t>k</m:t>
+            </m:r>
+          </m:sup>
+        </m:sSup>
+        <m:r>
+          <m:rPr>
+            <m:sty m:val="p"/>
+          </m:rPr>
+          <m:t>−</m:t>
+        </m:r>
+        <m:sSup>
+          <m:e>
+            <m:r>
+              <m:t>Y</m:t>
+            </m:r>
+          </m:e>
+          <m:sup>
+            <m:r>
+              <m:t>k</m:t>
+            </m:r>
+          </m:sup>
+        </m:sSup>
+        <m:r>
+          <m:rPr>
+            <m:sty m:val="p"/>
+          </m:rPr>
+          <m:t>∥</m:t>
+        </m:r>
+        <m:r>
+          <m:rPr>
+            <m:sty m:val="p"/>
+          </m:rPr>
+          <m:t>≤</m:t>
+        </m:r>
+        <m:r>
+          <m:t>k</m:t>
+        </m:r>
+        <m:r>
+          <m:rPr>
+            <m:sty m:val="p"/>
+          </m:rPr>
+          <m:t>∥</m:t>
+        </m:r>
+        <m:r>
+          <m:t>X</m:t>
+        </m:r>
+        <m:r>
+          <m:rPr>
+            <m:sty m:val="p"/>
+          </m:rPr>
+          <m:t>−</m:t>
+        </m:r>
+        <m:r>
+          <m:t>Y</m:t>
+        </m:r>
+        <m:r>
+          <m:rPr>
+            <m:sty m:val="p"/>
+          </m:rPr>
+          <m:t>∥</m:t>
+        </m:r>
+      </m:oMath>
+      <w:r>
+        <w:t xml:space="preserve"> </w:t>
+      </w:r>
+      <w:r>
+        <w:t xml:space="preserve">gives</w:t>
+      </w:r>
+      <w:r>
+        <w:t xml:space="preserve"> </w:t>
+      </w:r>
+      <m:oMath>
+        <m:r>
+          <m:t>α</m:t>
+        </m:r>
+        <m:sSup>
+          <m:e>
+            <m:r>
+              <m:t>t</m:t>
+            </m:r>
+          </m:e>
+          <m:sup>
+            <m:r>
+              <m:t>2</m:t>
+            </m:r>
+          </m:sup>
+        </m:sSup>
+        <m:r>
+          <m:rPr>
+            <m:sty m:val="p"/>
+          </m:rPr>
+          <m:t>/</m:t>
+        </m:r>
+        <m:d>
+          <m:dPr>
+            <m:begChr m:val="("/>
+            <m:endChr m:val=")"/>
+            <m:sepChr m:val=""/>
+            <m:grow/>
+          </m:dPr>
+          <m:e>
+            <m:r>
+              <m:t>2</m:t>
+            </m:r>
+            <m:r>
+              <m:t>k</m:t>
+            </m:r>
+          </m:e>
+        </m:d>
+      </m:oMath>
+      <w:r>
+        <w:t xml:space="preserve">. The ordering of the terms matters, so the code takes</w:t>
+      </w:r>
+      <w:r>
+        <w:t xml:space="preserve"> </w:t>
+      </w:r>
+      <m:oMath>
+        <m:r>
+          <m:rPr>
+            <m:sty m:val="p"/>
+          </m:rPr>
+          <m:t>max</m:t>
+        </m:r>
+      </m:oMath>
+      <w:r>
+        <w:t xml:space="preserve"> </w:t>
+      </w:r>
+      <w:r>
+        <w:t xml:space="preserve">over the forward and reversed orders.</w:t>
+      </w:r>
+    </w:p>
+    <w:p>
+      <w:pPr>
+        <w:pStyle w:val="BodyText"/>
+      </w:pPr>
+      <w:r>
+        <w:rPr>
+          <w:bCs/>
+          <w:b/>
+        </w:rPr>
+        <w:t xml:space="preserve">Ancilla.</w:t>
+      </w:r>
+      <w:r>
+        <w:t xml:space="preserve"> </w:t>
+      </w:r>
+      <m:oMath>
+        <m:d>
+          <m:dPr>
+            <m:begChr m:val="["/>
+            <m:endChr m:val="]"/>
+            <m:sepChr m:val=""/>
+            <m:grow/>
+          </m:dPr>
+          <m:e>
+            <m:sSub>
+              <m:e>
+                <m:r>
+                  <m:t>H</m:t>
+                </m:r>
+              </m:e>
+              <m:sub>
+                <m:r>
+                  <m:t>g</m:t>
+                </m:r>
+              </m:sub>
+            </m:sSub>
+            <m:r>
+              <m:t>Z</m:t>
+            </m:r>
+            <m:r>
+              <m:rPr>
+                <m:sty m:val="p"/>
+              </m:rPr>
+              <m:t>,</m:t>
+            </m:r>
+            <m:sSub>
+              <m:e>
+                <m:r>
+                  <m:t>H</m:t>
+                </m:r>
+              </m:e>
+              <m:sub>
+                <m:r>
+                  <m:t>g</m:t>
+                </m:r>
+                <m:r>
+                  <m:rPr>
+                    <m:sty m:val="p"/>
+                  </m:rPr>
+                  <m:t>′</m:t>
+                </m:r>
+              </m:sub>
+            </m:sSub>
+            <m:r>
+              <m:t>Z</m:t>
+            </m:r>
+          </m:e>
+        </m:d>
+        <m:r>
+          <m:rPr>
+            <m:sty m:val="p"/>
+          </m:rPr>
+          <m:t>=</m:t>
+        </m:r>
+        <m:d>
+          <m:dPr>
+            <m:begChr m:val="["/>
+            <m:endChr m:val="]"/>
+            <m:sepChr m:val=""/>
+            <m:grow/>
+          </m:dPr>
+          <m:e>
+            <m:sSub>
+              <m:e>
+                <m:r>
+                  <m:t>H</m:t>
+                </m:r>
+              </m:e>
+              <m:sub>
+                <m:r>
+                  <m:t>g</m:t>
+                </m:r>
+              </m:sub>
+            </m:sSub>
+            <m:r>
+              <m:rPr>
+                <m:sty m:val="p"/>
+              </m:rPr>
+              <m:t>,</m:t>
+            </m:r>
+            <m:sSub>
+              <m:e>
+                <m:r>
+                  <m:t>H</m:t>
+                </m:r>
+              </m:e>
+              <m:sub>
+                <m:r>
+                  <m:t>g</m:t>
+                </m:r>
+                <m:r>
+                  <m:rPr>
+                    <m:sty m:val="p"/>
+                  </m:rPr>
+                  <m:t>′</m:t>
+                </m:r>
+              </m:sub>
+            </m:sSub>
+          </m:e>
+        </m:d>
+        <m:r>
+          <m:rPr>
+            <m:sty m:val="p"/>
+          </m:rPr>
+          <m:t>⊗</m:t>
+        </m:r>
+        <m:sSup>
+          <m:e>
+            <m:r>
+              <m:t>Z</m:t>
+            </m:r>
+          </m:e>
+          <m:sup>
+            <m:r>
+              <m:t>2</m:t>
+            </m:r>
+          </m:sup>
+        </m:sSup>
+        <m:r>
+          <m:rPr>
+            <m:sty m:val="p"/>
+          </m:rPr>
+          <m:t>=</m:t>
+        </m:r>
+        <m:d>
+          <m:dPr>
+            <m:begChr m:val="["/>
+            <m:endChr m:val="]"/>
+            <m:sepChr m:val=""/>
+            <m:grow/>
+          </m:dPr>
+          <m:e>
+            <m:sSub>
+              <m:e>
+                <m:r>
+                  <m:t>H</m:t>
+                </m:r>
+              </m:e>
+              <m:sub>
+                <m:r>
+                  <m:t>g</m:t>
+                </m:r>
+              </m:sub>
+            </m:sSub>
+            <m:r>
+              <m:rPr>
+                <m:sty m:val="p"/>
+              </m:rPr>
+              <m:t>,</m:t>
+            </m:r>
+            <m:sSub>
+              <m:e>
+                <m:r>
+                  <m:t>H</m:t>
+                </m:r>
+              </m:e>
+              <m:sub>
+                <m:r>
+                  <m:t>g</m:t>
+                </m:r>
+                <m:r>
+                  <m:rPr>
+                    <m:sty m:val="p"/>
+                  </m:rPr>
+                  <m:t>′</m:t>
+                </m:r>
+              </m:sub>
+            </m:sSub>
+          </m:e>
+        </m:d>
+        <m:r>
+          <m:rPr>
+            <m:sty m:val="p"/>
+          </m:rPr>
+          <m:t>⊗</m:t>
+        </m:r>
+        <m:r>
+          <m:rPr>
+            <m:sty m:val="p"/>
+            <m:scr m:val="double-struck"/>
+          </m:rPr>
+          <m:t>1</m:t>
+        </m:r>
+      </m:oMath>
+      <w:r>
+        <w:t xml:space="preserve">, so</w:t>
+      </w:r>
+      <w:r>
+        <w:t xml:space="preserve"> </w:t>
+      </w:r>
+      <m:oMath>
+        <m:sSub>
+          <m:e>
+            <m:r>
+              <m:t>H</m:t>
+            </m:r>
+          </m:e>
+          <m:sub>
+            <m:r>
+              <m:t>s</m:t>
+            </m:r>
+          </m:sub>
+        </m:sSub>
+        <m:r>
+          <m:rPr>
+            <m:sty m:val="p"/>
+          </m:rPr>
+          <m:t>⊗</m:t>
+        </m:r>
+        <m:r>
+          <m:t>Z</m:t>
+        </m:r>
+      </m:oMath>
+      <w:r>
+        <w:t xml:space="preserve"> </w:t>
+      </w:r>
+      <w:r>
+        <w:t xml:space="preserve">has the same</w:t>
+      </w:r>
+      <w:r>
+        <w:t xml:space="preserve"> </w:t>
+      </w:r>
+      <m:oMath>
+        <m:r>
+          <m:t>α</m:t>
+        </m:r>
+      </m:oMath>
+      <w:r>
+        <w:t xml:space="preserve"> </w:t>
+      </w:r>
+      <w:r>
+        <w:t xml:space="preserve">and</w:t>
+      </w:r>
+    </w:p>
+    <w:p>
+      <w:pPr>
+        <w:pStyle w:val="BodyText"/>
+      </w:pPr>
+      <m:oMathPara>
+        <m:oMathParaPr>
+          <m:jc m:val="center"/>
+        </m:oMathParaPr>
+        <m:oMath>
+          <m:r>
+            <m:rPr>
+              <m:sty m:val="p"/>
+            </m:rPr>
+            <m:t>∥</m:t>
+          </m:r>
+          <m:sSub>
+            <m:e>
+              <m:r>
+                <m:rPr>
+                  <m:sty m:val="p"/>
+                  <m:scr m:val="script"/>
+                </m:rPr>
+                <m:t>W</m:t>
+              </m:r>
+            </m:e>
+            <m:sub>
+              <m:r>
+                <m:t>i</m:t>
+              </m:r>
+            </m:sub>
+          </m:sSub>
+          <m:r>
+            <m:rPr>
+              <m:sty m:val="p"/>
+            </m:rPr>
+            <m:t>−</m:t>
+          </m:r>
+          <m:sSub>
+            <m:e>
+              <m:acc>
+                <m:accPr>
+                  <m:chr m:val="̃"/>
+                </m:accPr>
+                <m:e>
+                  <m:r>
+                    <m:rPr>
+                      <m:sty m:val="p"/>
+                      <m:scr m:val="script"/>
+                    </m:rPr>
+                    <m:t>W</m:t>
+                  </m:r>
+                </m:e>
+              </m:acc>
+            </m:e>
+            <m:sub>
+              <m:r>
+                <m:t>i</m:t>
+              </m:r>
+            </m:sub>
+          </m:sSub>
+          <m:r>
+            <m:rPr>
+              <m:sty m:val="p"/>
+            </m:rPr>
+            <m:t>∥</m:t>
+          </m:r>
+          <m:r>
+            <m:rPr>
+              <m:sty m:val="p"/>
+            </m:rPr>
+            <m:t>≤</m:t>
+          </m:r>
+          <m:sSub>
+            <m:e>
+              <m:r>
+                <m:t>ϵ</m:t>
+              </m:r>
+            </m:e>
+            <m:sub>
+              <m:r>
+                <m:t>i</m:t>
+              </m:r>
+            </m:sub>
+          </m:sSub>
+          <m:box>
+            <m:boxPr>
+              <m:opEmu m:val="on"/>
+            </m:boxPr>
+            <m:e>
+              <m:r>
+                <m:rPr>
+                  <m:sty m:val="p"/>
+                </m:rPr>
+                <m:t>:=</m:t>
+              </m:r>
+            </m:e>
+          </m:box>
+          <m:f>
+            <m:fPr>
+              <m:type m:val="bar"/>
+            </m:fPr>
+            <m:num>
+              <m:r>
+                <m:t>α</m:t>
+              </m:r>
+              <m:sSubSup>
+                <m:e>
+                  <m:r>
+                    <m:t>t</m:t>
+                  </m:r>
+                </m:e>
+                <m:sub>
+                  <m:r>
+                    <m:t>i</m:t>
+                  </m:r>
+                </m:sub>
+                <m:sup>
+                  <m:r>
+                    <m:t>2</m:t>
+                  </m:r>
+                </m:sup>
+              </m:sSubSup>
+            </m:num>
+            <m:den>
+              <m:r>
+                <m:t>2</m:t>
+              </m:r>
+              <m:sSub>
+                <m:e>
+                  <m:r>
+                    <m:t>k</m:t>
+                  </m:r>
+                </m:e>
+                <m:sub>
+                  <m:r>
+                    <m:t>i</m:t>
+                  </m:r>
+                </m:sub>
+              </m:sSub>
+            </m:den>
+          </m:f>
+          <m:r>
+            <m:rPr>
+              <m:sty m:val="p"/>
+            </m:rPr>
+            <m:t>.</m:t>
+          </m:r>
+        </m:oMath>
+      </m:oMathPara>
+    </w:p>
+    <w:p>
+      <w:pPr>
+        <w:pStyle w:val="FirstParagraph"/>
+      </w:pPr>
+      <w:r>
+        <w:rPr>
+          <w:bCs/>
+          <w:b/>
+        </w:rPr>
+        <w:t xml:space="preserve">Across pulses.</w:t>
+      </w:r>
+      <w:r>
+        <w:t xml:space="preserve"> </w:t>
+      </w:r>
+      <w:r>
+        <w:t xml:space="preserve">The post-selected blocks</w:t>
+      </w:r>
+      <w:r>
+        <w:t xml:space="preserve"> </w:t>
+      </w:r>
+      <m:oMath>
+        <m:sSub>
+          <m:e>
+            <m:r>
+              <m:t>A</m:t>
+            </m:r>
+          </m:e>
+          <m:sub>
+            <m:r>
+              <m:t>i</m:t>
+            </m:r>
+          </m:sub>
+        </m:sSub>
+        <m:r>
+          <m:rPr>
+            <m:sty m:val="p"/>
+          </m:rPr>
+          <m:t>=</m:t>
+        </m:r>
+        <m:r>
+          <m:rPr>
+            <m:sty m:val="p"/>
+          </m:rPr>
+          <m:t>⟨</m:t>
+        </m:r>
+        <m:r>
+          <m:t>0</m:t>
+        </m:r>
+        <m:d>
+          <m:dPr>
+            <m:begChr m:val="|"/>
+            <m:endChr m:val="|"/>
+            <m:sepChr m:val=""/>
+            <m:grow/>
+          </m:dPr>
+          <m:e>
+            <m:sSub>
+              <m:e>
+                <m:r>
+                  <m:rPr>
+                    <m:sty m:val="p"/>
+                    <m:scr m:val="script"/>
+                  </m:rPr>
+                  <m:t>W</m:t>
+                </m:r>
+              </m:e>
+              <m:sub>
+                <m:r>
+                  <m:t>i</m:t>
+                </m:r>
+              </m:sub>
+            </m:sSub>
+          </m:e>
+        </m:d>
+        <m:r>
+          <m:t>0</m:t>
+        </m:r>
+        <m:r>
+          <m:rPr>
+            <m:sty m:val="p"/>
+          </m:rPr>
+          <m:t>⟩</m:t>
+        </m:r>
+      </m:oMath>
+      <w:r>
+        <w:t xml:space="preserve"> </w:t>
+      </w:r>
+      <w:r>
+        <w:t xml:space="preserve">are contractions with</w:t>
+      </w:r>
+      <w:r>
+        <w:t xml:space="preserve"> </w:t>
+      </w:r>
+      <m:oMath>
+        <m:r>
+          <m:rPr>
+            <m:sty m:val="p"/>
+          </m:rPr>
+          <m:t>∥</m:t>
+        </m:r>
+        <m:sSub>
+          <m:e>
+            <m:r>
+              <m:t>A</m:t>
+            </m:r>
+          </m:e>
+          <m:sub>
+            <m:r>
+              <m:t>i</m:t>
+            </m:r>
+          </m:sub>
+        </m:sSub>
+        <m:r>
+          <m:rPr>
+            <m:sty m:val="p"/>
+          </m:rPr>
+          <m:t>−</m:t>
+        </m:r>
+        <m:sSub>
+          <m:e>
+            <m:acc>
+              <m:accPr>
+                <m:chr m:val="̃"/>
+              </m:accPr>
+              <m:e>
+                <m:r>
+                  <m:t>A</m:t>
+                </m:r>
+              </m:e>
+            </m:acc>
+          </m:e>
+          <m:sub>
+            <m:r>
+              <m:t>i</m:t>
+            </m:r>
+          </m:sub>
+        </m:sSub>
+        <m:r>
+          <m:rPr>
+            <m:sty m:val="p"/>
+          </m:rPr>
+          <m:t>∥</m:t>
+        </m:r>
+        <m:r>
+          <m:rPr>
+            <m:sty m:val="p"/>
+          </m:rPr>
+          <m:t>≤</m:t>
+        </m:r>
+        <m:r>
+          <m:rPr>
+            <m:sty m:val="p"/>
+          </m:rPr>
+          <m:t>∥</m:t>
+        </m:r>
+        <m:sSub>
+          <m:e>
+            <m:r>
+              <m:rPr>
+                <m:sty m:val="p"/>
+                <m:scr m:val="script"/>
+              </m:rPr>
+              <m:t>W</m:t>
+            </m:r>
+          </m:e>
+          <m:sub>
+            <m:r>
+              <m:t>i</m:t>
+            </m:r>
+          </m:sub>
+        </m:sSub>
+        <m:r>
+          <m:rPr>
+            <m:sty m:val="p"/>
+          </m:rPr>
+          <m:t>−</m:t>
+        </m:r>
+        <m:sSub>
+          <m:e>
+            <m:acc>
+              <m:accPr>
+                <m:chr m:val="̃"/>
+              </m:accPr>
+              <m:e>
+                <m:r>
+                  <m:rPr>
+                    <m:sty m:val="p"/>
+                    <m:scr m:val="script"/>
+                  </m:rPr>
+                  <m:t>W</m:t>
+                </m:r>
+              </m:e>
+            </m:acc>
+          </m:e>
+          <m:sub>
+            <m:r>
+              <m:t>i</m:t>
+            </m:r>
+          </m:sub>
+        </m:sSub>
+        <m:r>
+          <m:rPr>
+            <m:sty m:val="p"/>
+          </m:rPr>
+          <m:t>∥</m:t>
+        </m:r>
+      </m:oMath>
+      <w:r>
+        <w:t xml:space="preserve">. For</w:t>
+      </w:r>
+      <w:r>
+        <w:t xml:space="preserve"> </w:t>
+      </w:r>
+      <m:oMath>
+        <m:r>
+          <m:t>a</m:t>
+        </m:r>
+        <m:r>
+          <m:rPr>
+            <m:sty m:val="p"/>
+          </m:rPr>
+          <m:t>=</m:t>
+        </m:r>
+        <m:sSub>
+          <m:e>
+            <m:r>
+              <m:t>A</m:t>
+            </m:r>
+          </m:e>
+          <m:sub>
+            <m:r>
+              <m:t>m</m:t>
+            </m:r>
+          </m:sub>
+        </m:sSub>
+        <m:r>
+          <m:rPr>
+            <m:sty m:val="p"/>
+          </m:rPr>
+          <m:t>⋯</m:t>
+        </m:r>
+        <m:sSub>
+          <m:e>
+            <m:r>
+              <m:t>A</m:t>
+            </m:r>
+          </m:e>
+          <m:sub>
+            <m:r>
+              <m:t>1</m:t>
+            </m:r>
+          </m:sub>
+        </m:sSub>
+        <m:r>
+          <m:t>ψ</m:t>
+        </m:r>
+      </m:oMath>
+      <w:r>
+        <w:t xml:space="preserve"> </w:t>
+      </w:r>
+      <w:r>
+        <w:t xml:space="preserve">and</w:t>
+      </w:r>
+      <w:r>
+        <w:t xml:space="preserve"> </w:t>
+      </w:r>
+      <m:oMath>
+        <m:r>
+          <m:t>b</m:t>
+        </m:r>
+        <m:r>
+          <m:rPr>
+            <m:sty m:val="p"/>
+          </m:rPr>
+          <m:t>=</m:t>
+        </m:r>
+        <m:sSub>
+          <m:e>
+            <m:acc>
+              <m:accPr>
+                <m:chr m:val="̃"/>
+              </m:accPr>
+              <m:e>
+                <m:r>
+                  <m:t>A</m:t>
+                </m:r>
+              </m:e>
+            </m:acc>
+          </m:e>
+          <m:sub>
+            <m:r>
+              <m:t>m</m:t>
+            </m:r>
+          </m:sub>
+        </m:sSub>
+        <m:r>
+          <m:rPr>
+            <m:sty m:val="p"/>
+          </m:rPr>
+          <m:t>⋯</m:t>
+        </m:r>
+        <m:sSub>
+          <m:e>
+            <m:acc>
+              <m:accPr>
+                <m:chr m:val="̃"/>
+              </m:accPr>
+              <m:e>
+                <m:r>
+                  <m:t>A</m:t>
+                </m:r>
+              </m:e>
+            </m:acc>
+          </m:e>
+          <m:sub>
+            <m:r>
+              <m:t>1</m:t>
+            </m:r>
+          </m:sub>
+        </m:sSub>
+        <m:r>
+          <m:t>ψ</m:t>
+        </m:r>
+      </m:oMath>
+      <w:r>
+        <w:t xml:space="preserve">,</w:t>
+      </w:r>
+    </w:p>
+    <w:p>
+      <w:pPr>
+        <w:pStyle w:val="BodyText"/>
+      </w:pPr>
+      <m:oMathPara>
+        <m:oMathParaPr>
+          <m:jc m:val="center"/>
+        </m:oMathParaPr>
+        <m:oMath>
+          <m:r>
+            <m:t>a</m:t>
+          </m:r>
+          <m:r>
+            <m:rPr>
+              <m:sty m:val="p"/>
+            </m:rPr>
+            <m:t>−</m:t>
+          </m:r>
+          <m:r>
+            <m:t>b</m:t>
+          </m:r>
+          <m:r>
+            <m:rPr>
+              <m:sty m:val="p"/>
+            </m:rPr>
+            <m:t>=</m:t>
+          </m:r>
+          <m:nary>
+            <m:naryPr>
+              <m:chr m:val="∑"/>
+              <m:limLoc m:val="undOvr"/>
+              <m:subHide m:val="off"/>
+              <m:supHide m:val="off"/>
+            </m:naryPr>
+            <m:sub>
+              <m:r>
+                <m:t>i</m:t>
+              </m:r>
+              <m:r>
+                <m:rPr>
+                  <m:sty m:val="p"/>
+                </m:rPr>
+                <m:t>=</m:t>
+              </m:r>
+              <m:r>
+                <m:t>1</m:t>
+              </m:r>
+            </m:sub>
+            <m:sup>
+              <m:r>
+                <m:t>m</m:t>
+              </m:r>
+            </m:sup>
+            <m:e>
+              <m:d>
+                <m:dPr>
+                  <m:begChr m:val="("/>
+                  <m:endChr m:val=")"/>
+                  <m:sepChr m:val=""/>
+                  <m:grow/>
+                </m:dPr>
+                <m:e>
+                  <m:sSub>
+                    <m:e>
+                      <m:r>
+                        <m:t>A</m:t>
+                      </m:r>
+                    </m:e>
+                    <m:sub>
+                      <m:r>
+                        <m:t>m</m:t>
+                      </m:r>
+                    </m:sub>
+                  </m:sSub>
+                  <m:r>
+                    <m:rPr>
+                      <m:sty m:val="p"/>
+                    </m:rPr>
+                    <m:t>⋯</m:t>
+                  </m:r>
+                  <m:sSub>
+                    <m:e>
+                      <m:r>
+                        <m:t>A</m:t>
+                      </m:r>
+                    </m:e>
+                    <m:sub>
+                      <m:r>
+                        <m:t>i</m:t>
+                      </m:r>
+                      <m:r>
+                        <m:rPr>
+                          <m:sty m:val="p"/>
+                        </m:rPr>
+                        <m:t>+</m:t>
+                      </m:r>
+                      <m:r>
+                        <m:t>1</m:t>
+                      </m:r>
+                    </m:sub>
+                  </m:sSub>
+                </m:e>
+              </m:d>
+            </m:e>
+          </m:nary>
+          <m:d>
+            <m:dPr>
+              <m:begChr m:val="("/>
+              <m:endChr m:val=")"/>
+              <m:sepChr m:val=""/>
+              <m:grow/>
+            </m:dPr>
+            <m:e>
+              <m:sSub>
+                <m:e>
+                  <m:r>
+                    <m:t>A</m:t>
+                  </m:r>
+                </m:e>
+                <m:sub>
+                  <m:r>
+                    <m:t>i</m:t>
+                  </m:r>
+                </m:sub>
+              </m:sSub>
+              <m:r>
+                <m:rPr>
+                  <m:sty m:val="p"/>
+                </m:rPr>
+                <m:t>−</m:t>
+              </m:r>
+              <m:sSub>
+                <m:e>
+                  <m:acc>
+                    <m:accPr>
+                      <m:chr m:val="̃"/>
+                    </m:accPr>
+                    <m:e>
+                      <m:r>
+                        <m:t>A</m:t>
+                      </m:r>
+                    </m:e>
+                  </m:acc>
+                </m:e>
+                <m:sub>
+                  <m:r>
+                    <m:t>i</m:t>
+                  </m:r>
+                </m:sub>
+              </m:sSub>
+            </m:e>
+          </m:d>
+          <m:d>
+            <m:dPr>
+              <m:begChr m:val="("/>
+              <m:endChr m:val=")"/>
+              <m:sepChr m:val=""/>
+              <m:grow/>
+            </m:dPr>
+            <m:e>
+              <m:sSub>
+                <m:e>
+                  <m:acc>
+                    <m:accPr>
+                      <m:chr m:val="̃"/>
+                    </m:accPr>
+                    <m:e>
+                      <m:r>
+                        <m:t>A</m:t>
+                      </m:r>
+                    </m:e>
+                  </m:acc>
+                </m:e>
+                <m:sub>
+                  <m:r>
+                    <m:t>i</m:t>
+                  </m:r>
+                  <m:r>
+                    <m:rPr>
+                      <m:sty m:val="p"/>
+                    </m:rPr>
+                    <m:t>−</m:t>
+                  </m:r>
+                  <m:r>
+                    <m:t>1</m:t>
+                  </m:r>
+                </m:sub>
+              </m:sSub>
+              <m:r>
+                <m:rPr>
+                  <m:sty m:val="p"/>
+                </m:rPr>
+                <m:t>⋯</m:t>
+              </m:r>
+              <m:sSub>
+                <m:e>
+                  <m:acc>
+                    <m:accPr>
+                      <m:chr m:val="̃"/>
+                    </m:accPr>
+                    <m:e>
+                      <m:r>
+                        <m:t>A</m:t>
+                      </m:r>
+                    </m:e>
+                  </m:acc>
+                </m:e>
+                <m:sub>
+                  <m:r>
+                    <m:t>1</m:t>
+                  </m:r>
+                </m:sub>
+              </m:sSub>
+              <m:r>
+                <m:t>ψ</m:t>
+              </m:r>
+            </m:e>
+          </m:d>
+          <m:r>
+            <m:t> </m:t>
+          </m:r>
+          <m:r>
+            <m:rPr>
+              <m:sty m:val="p"/>
+            </m:rPr>
+            <m:t>⇒</m:t>
+          </m:r>
+          <m:r>
+            <m:t> </m:t>
+          </m:r>
+          <m:r>
+            <m:rPr>
+              <m:sty m:val="p"/>
+            </m:rPr>
+            <m:t>∥</m:t>
+          </m:r>
+          <m:r>
+            <m:t>a</m:t>
+          </m:r>
+          <m:r>
+            <m:rPr>
+              <m:sty m:val="p"/>
+            </m:rPr>
+            <m:t>−</m:t>
+          </m:r>
+          <m:r>
+            <m:t>b</m:t>
+          </m:r>
+          <m:r>
+            <m:rPr>
+              <m:sty m:val="p"/>
+            </m:rPr>
+            <m:t>∥</m:t>
+          </m:r>
+          <m:r>
+            <m:rPr>
+              <m:sty m:val="p"/>
+            </m:rPr>
+            <m:t>≤</m:t>
+          </m:r>
+          <m:nary>
+            <m:naryPr>
+              <m:chr m:val="∑"/>
+              <m:limLoc m:val="undOvr"/>
+              <m:subHide m:val="off"/>
+              <m:supHide m:val="on"/>
+            </m:naryPr>
+            <m:sub>
+              <m:r>
+                <m:t>i</m:t>
+              </m:r>
+            </m:sub>
+            <m:sup>
+              <m:r>
+                <m:t>​</m:t>
+              </m:r>
+            </m:sup>
+            <m:e>
+              <m:sSub>
+                <m:e>
+                  <m:r>
+                    <m:t>ϵ</m:t>
+                  </m:r>
+                </m:e>
+                <m:sub>
+                  <m:r>
+                    <m:t>i</m:t>
+                  </m:r>
+                </m:sub>
+              </m:sSub>
+            </m:e>
+          </m:nary>
+          <m:r>
+            <m:rPr>
+              <m:sty m:val="p"/>
+            </m:rPr>
+            <m:t>=</m:t>
+          </m:r>
+          <m:r>
+            <m:rPr>
+              <m:sty m:val="p"/>
+            </m:rPr>
+            <m:t>:</m:t>
+          </m:r>
+          <m:sSub>
+            <m:e>
+              <m:r>
+                <m:t>ϵ</m:t>
+              </m:r>
+            </m:e>
+            <m:sub>
+              <m:r>
+                <m:t>T</m:t>
+              </m:r>
+            </m:sub>
+          </m:sSub>
+          <m:r>
+            <m:rPr>
+              <m:sty m:val="p"/>
+            </m:rPr>
+            <m:t>.</m:t>
+          </m:r>
+        </m:oMath>
+      </m:oMathPara>
+    </w:p>
+    <w:p>
+      <w:pPr>
+        <w:pStyle w:val="FirstParagraph"/>
+      </w:pPr>
+      <w:r>
+        <w:t xml:space="preserve">On the uniform grid</w:t>
+      </w:r>
+      <w:r>
+        <w:t xml:space="preserve"> </w:t>
+      </w:r>
+      <m:oMath>
+        <m:sSub>
+          <m:e>
+            <m:r>
+              <m:t>t</m:t>
+            </m:r>
+          </m:e>
+          <m:sub>
+            <m:r>
+              <m:t>i</m:t>
+            </m:r>
+          </m:sub>
+        </m:sSub>
+        <m:r>
+          <m:rPr>
+            <m:sty m:val="p"/>
+          </m:rPr>
+          <m:t>=</m:t>
+        </m:r>
+        <m:sSub>
+          <m:e>
+            <m:r>
+              <m:t>k</m:t>
+            </m:r>
+          </m:e>
+          <m:sub>
+            <m:r>
+              <m:t>i</m:t>
+            </m:r>
+          </m:sub>
+        </m:sSub>
+        <m:r>
+          <m:t> </m:t>
+        </m:r>
+        <m:r>
+          <m:t>d</m:t>
+        </m:r>
+        <m:r>
+          <m:t>t</m:t>
+        </m:r>
+      </m:oMath>
+      <w:r>
+        <w:t xml:space="preserve">,</w:t>
+      </w:r>
+      <w:r>
+        <w:t xml:space="preserve"> </w:t>
+      </w:r>
+      <m:oMath>
+        <m:nary>
+          <m:naryPr>
+            <m:chr m:val="∑"/>
+            <m:limLoc m:val="undOvr"/>
+            <m:subHide m:val="off"/>
+            <m:supHide m:val="on"/>
+          </m:naryPr>
+          <m:sub>
+            <m:r>
+              <m:t>i</m:t>
+            </m:r>
+          </m:sub>
+          <m:sup>
+            <m:r>
+              <m:t>​</m:t>
+            </m:r>
+          </m:sup>
+          <m:e>
+            <m:sSub>
+              <m:e>
+                <m:r>
+                  <m:t>k</m:t>
+                </m:r>
+              </m:e>
+              <m:sub>
+                <m:r>
+                  <m:t>i</m:t>
+                </m:r>
+              </m:sub>
+            </m:sSub>
+          </m:e>
+        </m:nary>
+        <m:r>
+          <m:rPr>
+            <m:sty m:val="p"/>
+          </m:rPr>
+          <m:t>=</m:t>
+        </m:r>
+        <m:r>
+          <m:t>n</m:t>
+        </m:r>
+      </m:oMath>
+      <w:r>
+        <w:t xml:space="preserve">,</w:t>
+      </w:r>
+      <w:r>
+        <w:t xml:space="preserve"> </w:t>
+      </w:r>
+      <m:oMath>
+        <m:r>
+          <m:t>d</m:t>
+        </m:r>
+        <m:r>
+          <m:t>t</m:t>
+        </m:r>
+        <m:r>
+          <m:rPr>
+            <m:sty m:val="p"/>
+          </m:rPr>
+          <m:t>=</m:t>
+        </m:r>
+        <m:r>
+          <m:t>T</m:t>
+        </m:r>
+        <m:r>
+          <m:rPr>
+            <m:sty m:val="p"/>
+          </m:rPr>
+          <m:t>/</m:t>
+        </m:r>
+        <m:r>
+          <m:t>n</m:t>
+        </m:r>
+      </m:oMath>
+      <w:r>
+        <w:t xml:space="preserve">:</w:t>
+      </w:r>
+    </w:p>
+    <w:p>
+      <w:pPr>
+        <w:pStyle w:val="BodyText"/>
+      </w:pPr>
+      <m:oMathPara>
+        <m:oMathParaPr>
+          <m:jc m:val="center"/>
+        </m:oMathParaPr>
+        <m:oMath>
+          <m:sSub>
+            <m:e>
+              <m:r>
+                <m:t>ϵ</m:t>
+              </m:r>
+            </m:e>
+            <m:sub>
+              <m:r>
+                <m:t>T</m:t>
+              </m:r>
+            </m:sub>
+          </m:sSub>
+          <m:r>
+            <m:rPr>
+              <m:sty m:val="p"/>
+            </m:rPr>
+            <m:t>=</m:t>
+          </m:r>
+          <m:r>
+            <m:t>α</m:t>
+          </m:r>
+          <m:r>
+            <m:t> </m:t>
+          </m:r>
+          <m:r>
+            <m:t>d</m:t>
+          </m:r>
+          <m:r>
+            <m:t>t</m:t>
+          </m:r>
+          <m:nary>
+            <m:naryPr>
+              <m:chr m:val="∑"/>
+              <m:limLoc m:val="undOvr"/>
+              <m:subHide m:val="off"/>
+              <m:supHide m:val="on"/>
+            </m:naryPr>
+            <m:sub>
+              <m:r>
+                <m:t>i</m:t>
+              </m:r>
+            </m:sub>
+            <m:sup>
+              <m:r>
+                <m:t>​</m:t>
+              </m:r>
+            </m:sup>
+            <m:e>
+              <m:f>
+                <m:fPr>
+                  <m:type m:val="bar"/>
+                </m:fPr>
+                <m:num>
+                  <m:sSub>
+                    <m:e>
+                      <m:r>
+                        <m:t>t</m:t>
+                      </m:r>
+                    </m:e>
+                    <m:sub>
+                      <m:r>
+                        <m:t>i</m:t>
+                      </m:r>
+                    </m:sub>
+                  </m:sSub>
+                </m:num>
+                <m:den>
+                  <m:r>
+                    <m:t>2</m:t>
+                  </m:r>
+                </m:den>
+              </m:f>
+            </m:e>
+          </m:nary>
+          <m:r>
+            <m:rPr>
+              <m:sty m:val="p"/>
+            </m:rPr>
+            <m:t>=</m:t>
+          </m:r>
+          <m:f>
+            <m:fPr>
+              <m:type m:val="bar"/>
+            </m:fPr>
+            <m:num>
+              <m:r>
+                <m:t>α</m:t>
+              </m:r>
+              <m:sSup>
+                <m:e>
+                  <m:r>
+                    <m:t>T</m:t>
+                  </m:r>
+                </m:e>
+                <m:sup>
+                  <m:r>
+                    <m:t>2</m:t>
+                  </m:r>
+                </m:sup>
+              </m:sSup>
+            </m:num>
+            <m:den>
+              <m:r>
+                <m:t>2</m:t>
+              </m:r>
+              <m:r>
+                <m:t>n</m:t>
+              </m:r>
+            </m:den>
+          </m:f>
+          <m:r>
+            <m:rPr>
+              <m:sty m:val="p"/>
+            </m:rPr>
+            <m:t>.</m:t>
+          </m:r>
+        </m:oMath>
+      </m:oMathPara>
+    </w:p>
+    <w:p>
+      <w:pPr>
+        <w:pStyle w:val="FirstParagraph"/>
+      </w:pPr>
+      <w:r>
+        <w:rPr>
+          <w:bCs/>
+          <w:b/>
+        </w:rPr>
+        <w:t xml:space="preserve">Normalisation.</w:t>
+      </w:r>
+      <w:r>
+        <w:t xml:space="preserve"> </w:t>
+      </w:r>
+      <m:oMath>
+        <m:r>
+          <m:rPr>
+            <m:sty m:val="p"/>
+          </m:rPr>
+          <m:t>∥</m:t>
+        </m:r>
+        <m:r>
+          <m:t>a</m:t>
+        </m:r>
+        <m:r>
+          <m:rPr>
+            <m:sty m:val="p"/>
+          </m:rPr>
+          <m:t>∥</m:t>
+        </m:r>
+        <m:r>
+          <m:rPr>
+            <m:sty m:val="p"/>
+          </m:rPr>
+          <m:t>sin</m:t>
+        </m:r>
+        <m:r>
+          <m:rPr>
+            <m:sty m:val="p"/>
+          </m:rPr>
+          <m:t>∠</m:t>
+        </m:r>
+        <m:d>
+          <m:dPr>
+            <m:begChr m:val="("/>
+            <m:endChr m:val=")"/>
+            <m:sepChr m:val=""/>
+            <m:grow/>
+          </m:dPr>
+          <m:e>
+            <m:r>
+              <m:t>a</m:t>
+            </m:r>
+            <m:r>
+              <m:rPr>
+                <m:sty m:val="p"/>
+              </m:rPr>
+              <m:t>,</m:t>
+            </m:r>
+            <m:r>
+              <m:t>b</m:t>
+            </m:r>
+          </m:e>
+        </m:d>
+        <m:r>
+          <m:rPr>
+            <m:sty m:val="p"/>
+          </m:rPr>
+          <m:t>=</m:t>
+        </m:r>
+        <m:r>
+          <m:rPr>
+            <m:sty m:val="p"/>
+          </m:rPr>
+          <m:t>d</m:t>
+        </m:r>
+        <m:r>
+          <m:rPr>
+            <m:sty m:val="p"/>
+          </m:rPr>
+          <m:t>i</m:t>
+        </m:r>
+        <m:r>
+          <m:rPr>
+            <m:sty m:val="p"/>
+          </m:rPr>
+          <m:t>s</m:t>
+        </m:r>
+        <m:r>
+          <m:rPr>
+            <m:sty m:val="p"/>
+          </m:rPr>
+          <m:t>t</m:t>
+        </m:r>
+        <m:d>
+          <m:dPr>
+            <m:begChr m:val="("/>
+            <m:endChr m:val=")"/>
+            <m:sepChr m:val=""/>
+            <m:grow/>
+          </m:dPr>
+          <m:e>
+            <m:r>
+              <m:t>a</m:t>
+            </m:r>
+            <m:r>
+              <m:rPr>
+                <m:sty m:val="p"/>
+              </m:rPr>
+              <m:t>,</m:t>
+            </m:r>
+            <m:r>
+              <m:rPr>
+                <m:sty m:val="p"/>
+              </m:rPr>
+              <m:t>s</m:t>
+            </m:r>
+            <m:r>
+              <m:rPr>
+                <m:sty m:val="p"/>
+              </m:rPr>
+              <m:t>p</m:t>
+            </m:r>
+            <m:r>
+              <m:rPr>
+                <m:sty m:val="p"/>
+              </m:rPr>
+              <m:t>a</m:t>
+            </m:r>
+            <m:r>
+              <m:rPr>
+                <m:sty m:val="p"/>
+              </m:rPr>
+              <m:t>n</m:t>
+            </m:r>
+            <m:r>
+              <m:t> </m:t>
+            </m:r>
+            <m:r>
+              <m:t>b</m:t>
+            </m:r>
+          </m:e>
+        </m:d>
+        <m:r>
+          <m:rPr>
+            <m:sty m:val="p"/>
+          </m:rPr>
+          <m:t>≤</m:t>
+        </m:r>
+        <m:r>
+          <m:rPr>
+            <m:sty m:val="p"/>
+          </m:rPr>
+          <m:t>∥</m:t>
+        </m:r>
+        <m:r>
+          <m:t>a</m:t>
+        </m:r>
+        <m:r>
+          <m:rPr>
+            <m:sty m:val="p"/>
+          </m:rPr>
+          <m:t>−</m:t>
+        </m:r>
+        <m:r>
+          <m:t>b</m:t>
+        </m:r>
+        <m:r>
+          <m:rPr>
+            <m:sty m:val="p"/>
+          </m:rPr>
+          <m:t>∥</m:t>
+        </m:r>
+      </m:oMath>
+      <w:r>
+        <w:t xml:space="preserve">, and</w:t>
+      </w:r>
+      <w:r>
+        <w:t xml:space="preserve"> </w:t>
+      </w:r>
+      <m:oMath>
+        <m:r>
+          <m:rPr>
+            <m:sty m:val="p"/>
+          </m:rPr>
+          <m:t>∥</m:t>
+        </m:r>
+        <m:r>
+          <m:t>a</m:t>
+        </m:r>
+        <m:sSup>
+          <m:e>
+            <m:r>
+              <m:rPr>
+                <m:sty m:val="p"/>
+              </m:rPr>
+              <m:t>∥</m:t>
+            </m:r>
+          </m:e>
+          <m:sup>
+            <m:r>
+              <m:t>2</m:t>
+            </m:r>
+          </m:sup>
+        </m:sSup>
+        <m:r>
+          <m:rPr>
+            <m:sty m:val="p"/>
+          </m:rPr>
+          <m:t>=</m:t>
+        </m:r>
+        <m:r>
+          <m:t>p</m:t>
+        </m:r>
+        <m:r>
+          <m:rPr>
+            <m:sty m:val="p"/>
+          </m:rPr>
+          <m:t>≥</m:t>
+        </m:r>
+        <m:sSub>
+          <m:e>
+            <m:r>
+              <m:t>p</m:t>
+            </m:r>
+          </m:e>
+          <m:sub>
+            <m:r>
+              <m:t>g</m:t>
+            </m:r>
+          </m:sub>
+        </m:sSub>
+        <m:box>
+          <m:boxPr>
+            <m:opEmu m:val="on"/>
+          </m:boxPr>
+          <m:e>
+            <m:r>
+              <m:rPr>
+                <m:sty m:val="p"/>
+              </m:rPr>
+              <m:t>:=</m:t>
+            </m:r>
+          </m:e>
+        </m:box>
+        <m:r>
+          <m:t>γ</m:t>
+        </m:r>
+        <m:sSup>
+          <m:e>
+            <m:d>
+              <m:dPr>
+                <m:begChr m:val="("/>
+                <m:endChr m:val=")"/>
+                <m:sepChr m:val=""/>
+                <m:grow/>
+              </m:dPr>
+              <m:e>
+                <m:sSub>
+                  <m:e>
+                    <m:r>
+                      <m:t>F</m:t>
+                    </m:r>
+                  </m:e>
+                  <m:sub>
+                    <m:r>
+                      <m:t>0</m:t>
+                    </m:r>
+                  </m:sub>
+                </m:sSub>
+                <m:r>
+                  <m:rPr>
+                    <m:sty m:val="p"/>
+                  </m:rPr>
+                  <m:t>−</m:t>
+                </m:r>
+                <m:r>
+                  <m:t>L</m:t>
+                </m:r>
+                <m:sSub>
+                  <m:e>
+                    <m:r>
+                      <m:t>e</m:t>
+                    </m:r>
+                  </m:e>
+                  <m:sub>
+                    <m:r>
+                      <m:t>0</m:t>
+                    </m:r>
+                  </m:sub>
+                </m:sSub>
+              </m:e>
+            </m:d>
+          </m:e>
+          <m:sup>
+            <m:r>
+              <m:t>2</m:t>
+            </m:r>
+          </m:sup>
+        </m:sSup>
+      </m:oMath>
+      <w:r>
+        <w:t xml:space="preserve">, so</w:t>
+      </w:r>
+    </w:p>
+    <w:p>
+      <w:pPr>
+        <w:pStyle w:val="BodyText"/>
+      </w:pPr>
+      <m:oMathPara>
+        <m:oMathParaPr>
+          <m:jc m:val="center"/>
+        </m:oMathParaPr>
+        <m:oMath>
+          <m:r>
+            <m:rPr>
+              <m:sty m:val="p"/>
+            </m:rPr>
+            <m:t>sin</m:t>
+          </m:r>
+          <m:r>
+            <m:rPr>
+              <m:sty m:val="p"/>
+            </m:rPr>
+            <m:t>∠</m:t>
+          </m:r>
+          <m:d>
+            <m:dPr>
+              <m:begChr m:val="("/>
+              <m:endChr m:val=")"/>
+              <m:sepChr m:val=""/>
+              <m:grow/>
+            </m:dPr>
+            <m:e>
+              <m:r>
+                <m:t>a</m:t>
+              </m:r>
+              <m:r>
+                <m:rPr>
+                  <m:sty m:val="p"/>
+                </m:rPr>
+                <m:t>,</m:t>
+              </m:r>
+              <m:r>
+                <m:t>b</m:t>
+              </m:r>
+            </m:e>
+          </m:d>
+          <m:r>
+            <m:rPr>
+              <m:sty m:val="p"/>
+            </m:rPr>
+            <m:t>≤</m:t>
+          </m:r>
+          <m:f>
+            <m:fPr>
+              <m:type m:val="bar"/>
+            </m:fPr>
+            <m:num>
+              <m:sSub>
+                <m:e>
+                  <m:r>
+                    <m:t>ϵ</m:t>
+                  </m:r>
+                </m:e>
+                <m:sub>
+                  <m:r>
+                    <m:t>T</m:t>
+                  </m:r>
+                </m:sub>
+              </m:sSub>
+            </m:num>
+            <m:den>
+              <m:rad>
+                <m:radPr>
+                  <m:degHide m:val="on"/>
+                </m:radPr>
+                <m:deg/>
+                <m:e>
+                  <m:sSub>
+                    <m:e>
+                      <m:r>
+                        <m:t>p</m:t>
+                      </m:r>
+                    </m:e>
+                    <m:sub>
+                      <m:r>
+                        <m:t>g</m:t>
+                      </m:r>
+                    </m:sub>
+                  </m:sSub>
+                </m:e>
+              </m:rad>
+            </m:den>
+          </m:f>
+          <m:r>
+            <m:t> </m:t>
+          </m:r>
+          <m:d>
+            <m:dPr>
+              <m:begChr m:val="("/>
+              <m:endChr m:val=")"/>
+              <m:sepChr m:val=""/>
+              <m:grow/>
+            </m:dPr>
+            <m:e>
+              <m:r>
+                <m:rPr>
+                  <m:nor/>
+                  <m:sty m:val="p"/>
+                </m:rPr>
+                <m:t>valid when </m:t>
+              </m:r>
+              <m:sSub>
+                <m:e>
+                  <m:r>
+                    <m:t>ϵ</m:t>
+                  </m:r>
+                </m:e>
+                <m:sub>
+                  <m:r>
+                    <m:t>T</m:t>
+                  </m:r>
+                </m:sub>
+              </m:sSub>
+              <m:r>
+                <m:rPr>
+                  <m:sty m:val="p"/>
+                </m:rPr>
+                <m:t>&lt;</m:t>
+              </m:r>
+              <m:rad>
+                <m:radPr>
+                  <m:degHide m:val="on"/>
+                </m:radPr>
+                <m:deg/>
+                <m:e>
+                  <m:sSub>
+                    <m:e>
+                      <m:r>
+                        <m:t>p</m:t>
+                      </m:r>
+                    </m:e>
+                    <m:sub>
+                      <m:r>
+                        <m:t>g</m:t>
+                      </m:r>
+                    </m:sub>
+                  </m:sSub>
+                </m:e>
+              </m:rad>
+            </m:e>
+          </m:d>
+          <m:r>
+            <m:rPr>
+              <m:sty m:val="p"/>
+            </m:rPr>
+            <m:t>.</m:t>
+          </m:r>
+        </m:oMath>
+      </m:oMathPara>
+    </w:p>
+    <w:p>
+      <w:pPr>
+        <w:pStyle w:val="FirstParagraph"/>
+      </w:pPr>
+      <w:r>
+        <w:t xml:space="preserve">(The original code used the weaker Euclidean bound</w:t>
+      </w:r>
+      <w:r>
+        <w:t xml:space="preserve"> </w:t>
+      </w:r>
+      <m:oMath>
+        <m:r>
+          <m:rPr>
+            <m:sty m:val="p"/>
+          </m:rPr>
+          <m:t>∥</m:t>
+        </m:r>
+        <m:r>
+          <m:t>a</m:t>
+        </m:r>
+        <m:r>
+          <m:rPr>
+            <m:sty m:val="p"/>
+          </m:rPr>
+          <m:t>/</m:t>
+        </m:r>
+        <m:d>
+          <m:dPr>
+            <m:begChr m:val="|"/>
+            <m:endChr m:val="|"/>
+            <m:sepChr m:val=""/>
+            <m:grow/>
+          </m:dPr>
+          <m:e>
+            <m:r>
+              <m:t>a</m:t>
+            </m:r>
+          </m:e>
+        </m:d>
+        <m:r>
+          <m:rPr>
+            <m:sty m:val="p"/>
+          </m:rPr>
+          <m:t>−</m:t>
+        </m:r>
+        <m:r>
+          <m:t>b</m:t>
+        </m:r>
+        <m:r>
+          <m:rPr>
+            <m:sty m:val="p"/>
+          </m:rPr>
+          <m:t>/</m:t>
+        </m:r>
+        <m:d>
+          <m:dPr>
+            <m:begChr m:val="|"/>
+            <m:endChr m:val="|"/>
+            <m:sepChr m:val=""/>
+            <m:grow/>
+          </m:dPr>
+          <m:e>
+            <m:r>
+              <m:t>b</m:t>
+            </m:r>
+          </m:e>
+        </m:d>
+        <m:r>
+          <m:rPr>
+            <m:sty m:val="p"/>
+          </m:rPr>
+          <m:t>∥</m:t>
+        </m:r>
+        <m:r>
+          <m:rPr>
+            <m:sty m:val="p"/>
+          </m:rPr>
+          <m:t>≤</m:t>
+        </m:r>
+        <m:r>
+          <m:t>2</m:t>
+        </m:r>
+        <m:sSub>
+          <m:e>
+            <m:r>
+              <m:t>ϵ</m:t>
+            </m:r>
+          </m:e>
+          <m:sub>
+            <m:r>
+              <m:t>T</m:t>
+            </m:r>
+          </m:sub>
+        </m:sSub>
+        <m:r>
+          <m:rPr>
+            <m:sty m:val="p"/>
+          </m:rPr>
+          <m:t>/</m:t>
+        </m:r>
+        <m:rad>
+          <m:radPr>
+            <m:degHide m:val="on"/>
+          </m:radPr>
+          <m:deg/>
+          <m:e>
+            <m:sSub>
+              <m:e>
+                <m:r>
+                  <m:t>p</m:t>
+                </m:r>
+              </m:e>
+              <m:sub>
+                <m:r>
+                  <m:t>g</m:t>
+                </m:r>
+              </m:sub>
+            </m:sSub>
+          </m:e>
+        </m:rad>
+      </m:oMath>
+      <w:r>
+        <w:t xml:space="preserve">.)</w:t>
+      </w:r>
+    </w:p>
+    <w:bookmarkEnd w:id="47"/>
+    <w:bookmarkStart w:id="48" w:name="a.4-composition-into-a-bound-on-1-f"/>
+    <w:p>
+      <w:pPr>
+        <w:pStyle w:val="Heading2"/>
+      </w:pPr>
+      <w:r>
+        <w:t xml:space="preserve">A.4 Composition into a bound on</w:t>
+      </w:r>
+      <w:r>
+        <w:t xml:space="preserve"> </w:t>
+      </w:r>
+      <m:oMath>
+        <m:r>
+          <m:t>1</m:t>
+        </m:r>
+        <m:r>
+          <m:rPr>
+            <m:sty m:val="p"/>
+          </m:rPr>
+          <m:t>−</m:t>
+        </m:r>
+        <m:r>
+          <m:t>F</m:t>
+        </m:r>
+      </m:oMath>
+    </w:p>
+    <w:p>
+      <w:pPr>
+        <w:pStyle w:val="FirstParagraph"/>
+      </w:pPr>
+      <w:r>
+        <w:t xml:space="preserve">For the final normalised Trotterised state</w:t>
+      </w:r>
+      <w:r>
+        <w:t xml:space="preserve"> </w:t>
+      </w:r>
+      <m:oMath>
+        <m:acc>
+          <m:accPr>
+            <m:chr m:val="̃"/>
+          </m:accPr>
+          <m:e>
+            <m:r>
+              <m:t>φ</m:t>
+            </m:r>
+          </m:e>
+        </m:acc>
+      </m:oMath>
+      <w:r>
+        <w:t xml:space="preserve">, the ideal filtered state</w:t>
+      </w:r>
+      <w:r>
+        <w:t xml:space="preserve"> </w:t>
+      </w:r>
+      <m:oMath>
+        <m:r>
+          <m:t>φ</m:t>
+        </m:r>
+      </m:oMath>
+      <w:r>
+        <w:t xml:space="preserve"> </w:t>
+      </w:r>
+      <w:r>
+        <w:t xml:space="preserve">and the ground state</w:t>
+      </w:r>
+      <w:r>
+        <w:t xml:space="preserve"> </w:t>
+      </w:r>
+      <m:oMath>
+        <m:r>
+          <m:t>g</m:t>
+        </m:r>
+      </m:oMath>
+      <w:r>
+        <w:t xml:space="preserve">, use the Fubini–Study angle</w:t>
+      </w:r>
+      <w:r>
+        <w:t xml:space="preserve"> </w:t>
+      </w:r>
+      <m:oMath>
+        <m:r>
+          <m:t>θ</m:t>
+        </m:r>
+        <m:d>
+          <m:dPr>
+            <m:begChr m:val="("/>
+            <m:endChr m:val=")"/>
+            <m:sepChr m:val=""/>
+            <m:grow/>
+          </m:dPr>
+          <m:e>
+            <m:r>
+              <m:t>x</m:t>
+            </m:r>
+            <m:r>
+              <m:rPr>
+                <m:sty m:val="p"/>
+              </m:rPr>
+              <m:t>,</m:t>
+            </m:r>
+            <m:r>
+              <m:t>y</m:t>
+            </m:r>
+          </m:e>
+        </m:d>
+        <m:r>
+          <m:rPr>
+            <m:sty m:val="p"/>
+          </m:rPr>
+          <m:t>=</m:t>
+        </m:r>
+        <m:r>
+          <m:rPr>
+            <m:sty m:val="p"/>
+          </m:rPr>
+          <m:t>arccos</m:t>
+        </m:r>
+        <m:d>
+          <m:dPr>
+            <m:begChr m:val="|"/>
+            <m:endChr m:val="|"/>
+            <m:sepChr m:val=""/>
+            <m:grow/>
+          </m:dPr>
+          <m:e>
+            <m:r>
+              <m:rPr>
+                <m:sty m:val="p"/>
+              </m:rPr>
+              <m:t>⟨</m:t>
+            </m:r>
+            <m:r>
+              <m:t>x</m:t>
+            </m:r>
+          </m:e>
+        </m:d>
+        <m:r>
+          <m:t>y</m:t>
+        </m:r>
+        <m:r>
+          <m:rPr>
+            <m:sty m:val="p"/>
+          </m:rPr>
+          <m:t>⟩</m:t>
+        </m:r>
+        <m:r>
+          <m:rPr>
+            <m:sty m:val="p"/>
+          </m:rPr>
+          <m:t>|</m:t>
+        </m:r>
+      </m:oMath>
+      <w:r>
+        <w:t xml:space="preserve">, which is a metric on rays:</w:t>
+      </w:r>
+    </w:p>
+    <w:p>
+      <w:pPr>
+        <w:numPr>
+          <w:ilvl w:val="0"/>
+          <w:numId w:val="1006"/>
+        </w:numPr>
+        <w:pStyle w:val="Compact"/>
+      </w:pPr>
+      <w:r>
+        <w:t xml:space="preserve">leakage:</w:t>
+      </w:r>
+      <w:r>
+        <w:t xml:space="preserve"> </w:t>
+      </w:r>
+      <m:oMath>
+        <m:sSup>
+          <m:e>
+            <m:r>
+              <m:rPr>
+                <m:sty m:val="p"/>
+              </m:rPr>
+              <m:t>sin</m:t>
+            </m:r>
+          </m:e>
+          <m:sup>
+            <m:r>
+              <m:t>2</m:t>
+            </m:r>
+          </m:sup>
+        </m:sSup>
+        <m:r>
+          <m:t>θ</m:t>
+        </m:r>
+        <m:d>
+          <m:dPr>
+            <m:begChr m:val="("/>
+            <m:endChr m:val=")"/>
+            <m:sepChr m:val=""/>
+            <m:grow/>
+          </m:dPr>
+          <m:e>
+            <m:r>
+              <m:t>φ</m:t>
+            </m:r>
+            <m:r>
+              <m:rPr>
+                <m:sty m:val="p"/>
+              </m:rPr>
+              <m:t>,</m:t>
+            </m:r>
+            <m:r>
+              <m:t>g</m:t>
+            </m:r>
+          </m:e>
+        </m:d>
+        <m:r>
+          <m:rPr>
+            <m:sty m:val="p"/>
+          </m:rPr>
+          <m:t>=</m:t>
+        </m:r>
+        <m:r>
+          <m:rPr>
+            <m:sty m:val="p"/>
+          </m:rPr>
+          <m:t>ℓ</m:t>
+        </m:r>
+        <m:r>
+          <m:rPr>
+            <m:sty m:val="p"/>
+          </m:rPr>
+          <m:t>′</m:t>
+        </m:r>
+        <m:r>
+          <m:rPr>
+            <m:sty m:val="p"/>
+          </m:rPr>
+          <m:t>≤</m:t>
+        </m:r>
+        <m:r>
+          <m:rPr>
+            <m:sty m:val="p"/>
+          </m:rPr>
+          <m:t>ℓ</m:t>
+        </m:r>
+      </m:oMath>
+      <w:r>
+        <w:t xml:space="preserve"> </w:t>
+      </w:r>
+      <w:r>
+        <w:t xml:space="preserve">(A.2);</w:t>
+      </w:r>
+    </w:p>
+    <w:p>
+      <w:pPr>
+        <w:numPr>
+          <w:ilvl w:val="0"/>
+          <w:numId w:val="1006"/>
+        </w:numPr>
+        <w:pStyle w:val="Compact"/>
+      </w:pPr>
+      <w:r>
+        <w:t xml:space="preserve">Trotter:</w:t>
+      </w:r>
+      <w:r>
+        <w:t xml:space="preserve"> </w:t>
+      </w:r>
+      <m:oMath>
+        <m:r>
+          <m:t>θ</m:t>
+        </m:r>
+        <m:d>
+          <m:dPr>
+            <m:begChr m:val="("/>
+            <m:endChr m:val=")"/>
+            <m:sepChr m:val=""/>
+            <m:grow/>
+          </m:dPr>
+          <m:e>
+            <m:acc>
+              <m:accPr>
+                <m:chr m:val="̃"/>
+              </m:accPr>
+              <m:e>
+                <m:r>
+                  <m:t>φ</m:t>
+                </m:r>
+              </m:e>
+            </m:acc>
+            <m:r>
+              <m:rPr>
+                <m:sty m:val="p"/>
+              </m:rPr>
+              <m:t>,</m:t>
+            </m:r>
+            <m:r>
+              <m:t>φ</m:t>
+            </m:r>
+          </m:e>
+        </m:d>
+        <m:r>
+          <m:rPr>
+            <m:sty m:val="p"/>
+          </m:rPr>
+          <m:t>≤</m:t>
+        </m:r>
+        <m:r>
+          <m:rPr>
+            <m:sty m:val="p"/>
+          </m:rPr>
+          <m:t>arcsin</m:t>
+        </m:r>
+        <m:d>
+          <m:dPr>
+            <m:begChr m:val="("/>
+            <m:endChr m:val=")"/>
+            <m:sepChr m:val=""/>
+            <m:grow/>
+          </m:dPr>
+          <m:e>
+            <m:sSub>
+              <m:e>
+                <m:r>
+                  <m:t>ϵ</m:t>
+                </m:r>
+              </m:e>
+              <m:sub>
+                <m:r>
+                  <m:t>T</m:t>
+                </m:r>
+              </m:sub>
+            </m:sSub>
+            <m:r>
+              <m:rPr>
+                <m:sty m:val="p"/>
+              </m:rPr>
+              <m:t>/</m:t>
+            </m:r>
+            <m:rad>
+              <m:radPr>
+                <m:degHide m:val="on"/>
+              </m:radPr>
+              <m:deg/>
+              <m:e>
+                <m:sSub>
+                  <m:e>
+                    <m:r>
+                      <m:t>p</m:t>
+                    </m:r>
+                  </m:e>
+                  <m:sub>
+                    <m:r>
+                      <m:t>g</m:t>
+                    </m:r>
+                  </m:sub>
+                </m:sSub>
+              </m:e>
+            </m:rad>
+          </m:e>
+        </m:d>
+      </m:oMath>
+      <w:r>
+        <w:t xml:space="preserve"> </w:t>
+      </w:r>
+      <w:r>
+        <w:t xml:space="preserve">(A.3);</w:t>
+      </w:r>
+    </w:p>
+    <w:p>
+      <w:pPr>
+        <w:numPr>
+          <w:ilvl w:val="0"/>
+          <w:numId w:val="1006"/>
+        </w:numPr>
+        <w:pStyle w:val="Compact"/>
+      </w:pPr>
+      <w:r>
+        <w:t xml:space="preserve">triangle inequality:</w:t>
+      </w:r>
+      <w:r>
+        <w:t xml:space="preserve"> </w:t>
+      </w:r>
+      <m:oMath>
+        <m:r>
+          <m:t>θ</m:t>
+        </m:r>
+        <m:d>
+          <m:dPr>
+            <m:begChr m:val="("/>
+            <m:endChr m:val=")"/>
+            <m:sepChr m:val=""/>
+            <m:grow/>
+          </m:dPr>
+          <m:e>
+            <m:acc>
+              <m:accPr>
+                <m:chr m:val="̃"/>
+              </m:accPr>
+              <m:e>
+                <m:r>
+                  <m:t>φ</m:t>
+                </m:r>
+              </m:e>
+            </m:acc>
+            <m:r>
+              <m:rPr>
+                <m:sty m:val="p"/>
+              </m:rPr>
+              <m:t>,</m:t>
+            </m:r>
+            <m:r>
+              <m:t>g</m:t>
+            </m:r>
+          </m:e>
+        </m:d>
+        <m:r>
+          <m:rPr>
+            <m:sty m:val="p"/>
+          </m:rPr>
+          <m:t>≤</m:t>
+        </m:r>
+        <m:r>
+          <m:t>θ</m:t>
+        </m:r>
+        <m:d>
+          <m:dPr>
+            <m:begChr m:val="("/>
+            <m:endChr m:val=")"/>
+            <m:sepChr m:val=""/>
+            <m:grow/>
+          </m:dPr>
+          <m:e>
+            <m:acc>
+              <m:accPr>
+                <m:chr m:val="̃"/>
+              </m:accPr>
+              <m:e>
+                <m:r>
+                  <m:t>φ</m:t>
+                </m:r>
+              </m:e>
+            </m:acc>
+            <m:r>
+              <m:rPr>
+                <m:sty m:val="p"/>
+              </m:rPr>
+              <m:t>,</m:t>
+            </m:r>
+            <m:r>
+              <m:t>φ</m:t>
+            </m:r>
+          </m:e>
+        </m:d>
+        <m:r>
+          <m:rPr>
+            <m:sty m:val="p"/>
+          </m:rPr>
+          <m:t>+</m:t>
+        </m:r>
+        <m:r>
+          <m:t>θ</m:t>
+        </m:r>
+        <m:d>
+          <m:dPr>
+            <m:begChr m:val="("/>
+            <m:endChr m:val=")"/>
+            <m:sepChr m:val=""/>
+            <m:grow/>
+          </m:dPr>
+          <m:e>
+            <m:r>
+              <m:t>φ</m:t>
+            </m:r>
+            <m:r>
+              <m:rPr>
+                <m:sty m:val="p"/>
+              </m:rPr>
+              <m:t>,</m:t>
+            </m:r>
+            <m:r>
+              <m:t>g</m:t>
+            </m:r>
+          </m:e>
+        </m:d>
+      </m:oMath>
+      <w:r>
+        <w:t xml:space="preserve">;</w:t>
+      </w:r>
+    </w:p>
+    <w:p>
+      <w:pPr>
+        <w:numPr>
+          <w:ilvl w:val="0"/>
+          <w:numId w:val="1006"/>
+        </w:numPr>
+        <w:pStyle w:val="Compact"/>
+      </w:pPr>
+      <m:oMath>
+        <m:r>
+          <m:t>1</m:t>
+        </m:r>
+        <m:r>
+          <m:rPr>
+            <m:sty m:val="p"/>
+          </m:rPr>
+          <m:t>−</m:t>
+        </m:r>
+        <m:r>
+          <m:t>F</m:t>
+        </m:r>
+        <m:r>
+          <m:rPr>
+            <m:sty m:val="p"/>
+          </m:rPr>
+          <m:t>=</m:t>
+        </m:r>
+        <m:sSup>
+          <m:e>
+            <m:r>
+              <m:rPr>
+                <m:sty m:val="p"/>
+              </m:rPr>
+              <m:t>sin</m:t>
+            </m:r>
+          </m:e>
+          <m:sup>
+            <m:r>
+              <m:t>2</m:t>
+            </m:r>
+          </m:sup>
+        </m:sSup>
+        <m:r>
+          <m:t>θ</m:t>
+        </m:r>
+        <m:d>
+          <m:dPr>
+            <m:begChr m:val="("/>
+            <m:endChr m:val=")"/>
+            <m:sepChr m:val=""/>
+            <m:grow/>
+          </m:dPr>
+          <m:e>
+            <m:acc>
+              <m:accPr>
+                <m:chr m:val="̃"/>
+              </m:accPr>
+              <m:e>
+                <m:r>
+                  <m:t>φ</m:t>
+                </m:r>
+              </m:e>
+            </m:acc>
+            <m:r>
+              <m:rPr>
+                <m:sty m:val="p"/>
+              </m:rPr>
+              <m:t>,</m:t>
+            </m:r>
+            <m:r>
+              <m:t>g</m:t>
+            </m:r>
+          </m:e>
+        </m:d>
+      </m:oMath>
+      <w:r>
+        <w:t xml:space="preserve"> </w:t>
+      </w:r>
+      <w:r>
+        <w:t xml:space="preserve">and</w:t>
+      </w:r>
+      <w:r>
+        <w:t xml:space="preserve"> </w:t>
+      </w:r>
+      <m:oMath>
+        <m:r>
+          <m:rPr>
+            <m:sty m:val="p"/>
+          </m:rPr>
+          <m:t>sin</m:t>
+        </m:r>
+      </m:oMath>
+      <w:r>
+        <w:t xml:space="preserve"> </w:t>
+      </w:r>
+      <w:r>
+        <w:t xml:space="preserve">is increasing on</w:t>
+      </w:r>
+      <w:r>
+        <w:t xml:space="preserve"> </w:t>
+      </w:r>
+      <m:oMath>
+        <m:d>
+          <m:dPr>
+            <m:begChr m:val="["/>
+            <m:endChr m:val="]"/>
+            <m:sepChr m:val=""/>
+            <m:grow/>
+          </m:dPr>
+          <m:e>
+            <m:r>
+              <m:t>0</m:t>
+            </m:r>
+            <m:r>
+              <m:rPr>
+                <m:sty m:val="p"/>
+              </m:rPr>
+              <m:t>,</m:t>
+            </m:r>
+            <m:r>
+              <m:t>π</m:t>
+            </m:r>
+            <m:r>
+              <m:rPr>
+                <m:sty m:val="p"/>
+              </m:rPr>
+              <m:t>/</m:t>
+            </m:r>
+            <m:r>
+              <m:t>2</m:t>
+            </m:r>
+          </m:e>
+        </m:d>
+      </m:oMath>
+      <w:r>
+        <w:t xml:space="preserve">.</w:t>
+      </w:r>
+    </w:p>
+    <w:p>
+      <w:pPr>
+        <w:pStyle w:val="FirstParagraph"/>
+      </w:pPr>
+      <m:oMathPara>
+        <m:oMathParaPr>
+          <m:jc m:val="center"/>
+        </m:oMathParaPr>
+        <m:oMath>
+          <m:borderBox>
+            <m:e>
+              <m:r>
+                <m:t> </m:t>
+              </m:r>
+              <m:r>
+                <m:t>1</m:t>
+              </m:r>
+              <m:r>
+                <m:rPr>
+                  <m:sty m:val="p"/>
+                </m:rPr>
+                <m:t>−</m:t>
+              </m:r>
+              <m:r>
+                <m:t>F</m:t>
+              </m:r>
+              <m:r>
+                <m:t> </m:t>
+              </m:r>
+              <m:r>
+                <m:rPr>
+                  <m:sty m:val="p"/>
+                </m:rPr>
+                <m:t>≤</m:t>
+              </m:r>
+              <m:r>
+                <m:t> </m:t>
+              </m:r>
+              <m:sSup>
+                <m:e>
+                  <m:r>
+                    <m:rPr>
+                      <m:sty m:val="p"/>
+                    </m:rPr>
+                    <m:t>sin</m:t>
+                  </m:r>
+                </m:e>
+                <m:sup>
+                  <m:r>
+                    <m:t>2</m:t>
+                  </m:r>
+                </m:sup>
+              </m:sSup>
+              <m:r>
+                <m:t>​</m:t>
+              </m:r>
+              <m:d>
+                <m:dPr>
+                  <m:begChr m:val="("/>
+                  <m:endChr m:val=")"/>
+                  <m:sepChr m:val=""/>
+                  <m:grow/>
+                </m:dPr>
+                <m:e>
+                  <m:r>
+                    <m:rPr>
+                      <m:sty m:val="p"/>
+                    </m:rPr>
+                    <m:t>arcsin</m:t>
+                  </m:r>
+                  <m:rad>
+                    <m:radPr>
+                      <m:degHide m:val="on"/>
+                    </m:radPr>
+                    <m:deg/>
+                    <m:e>
+                      <m:r>
+                        <m:rPr>
+                          <m:sty m:val="p"/>
+                        </m:rPr>
+                        <m:t>ℓ</m:t>
+                      </m:r>
+                    </m:e>
+                  </m:rad>
+                  <m:r>
+                    <m:rPr>
+                      <m:sty m:val="p"/>
+                    </m:rPr>
+                    <m:t>+</m:t>
+                  </m:r>
+                  <m:r>
+                    <m:rPr>
+                      <m:sty m:val="p"/>
+                    </m:rPr>
+                    <m:t>arcsin</m:t>
+                  </m:r>
+                  <m:f>
+                    <m:fPr>
+                      <m:type m:val="bar"/>
+                    </m:fPr>
+                    <m:num>
+                      <m:sSub>
+                        <m:e>
+                          <m:r>
+                            <m:t>ϵ</m:t>
+                          </m:r>
+                        </m:e>
+                        <m:sub>
+                          <m:r>
+                            <m:t>T</m:t>
+                          </m:r>
+                        </m:sub>
+                      </m:sSub>
+                    </m:num>
+                    <m:den>
+                      <m:rad>
+                        <m:radPr>
+                          <m:degHide m:val="on"/>
+                        </m:radPr>
+                        <m:deg/>
+                        <m:e>
+                          <m:sSub>
+                            <m:e>
+                              <m:r>
+                                <m:t>p</m:t>
+                              </m:r>
+                            </m:e>
+                            <m:sub>
+                              <m:r>
+                                <m:t>g</m:t>
+                              </m:r>
+                            </m:sub>
+                          </m:sSub>
+                        </m:e>
+                      </m:rad>
+                    </m:den>
+                  </m:f>
+                </m:e>
+              </m:d>
+              <m:r>
+                <m:t> </m:t>
+              </m:r>
+              <m:r>
+                <m:rPr>
+                  <m:sty m:val="p"/>
+                </m:rPr>
+                <m:t>≤</m:t>
+              </m:r>
+              <m:r>
+                <m:t> </m:t>
+              </m:r>
+              <m:r>
+                <m:rPr>
+                  <m:sty m:val="p"/>
+                </m:rPr>
+                <m:t>(</m:t>
+              </m:r>
+              <m:rad>
+                <m:radPr>
+                  <m:degHide m:val="on"/>
+                </m:radPr>
+                <m:deg/>
+                <m:e>
+                  <m:r>
+                    <m:rPr>
+                      <m:sty m:val="p"/>
+                    </m:rPr>
+                    <m:t>ℓ</m:t>
+                  </m:r>
+                </m:e>
+              </m:rad>
+              <m:r>
+                <m:rPr>
+                  <m:sty m:val="p"/>
+                </m:rPr>
+                <m:t>+</m:t>
+              </m:r>
+              <m:f>
+                <m:fPr>
+                  <m:type m:val="bar"/>
+                </m:fPr>
+                <m:num>
+                  <m:sSub>
+                    <m:e>
+                      <m:r>
+                        <m:t>ϵ</m:t>
+                      </m:r>
+                    </m:e>
+                    <m:sub>
+                      <m:r>
+                        <m:t>T</m:t>
+                      </m:r>
+                    </m:sub>
+                  </m:sSub>
+                </m:num>
+                <m:den>
+                  <m:rad>
+                    <m:radPr>
+                      <m:degHide m:val="on"/>
+                    </m:radPr>
+                    <m:deg/>
+                    <m:e>
+                      <m:sSub>
+                        <m:e>
+                          <m:r>
+                            <m:t>p</m:t>
+                          </m:r>
+                        </m:e>
+                        <m:sub>
+                          <m:r>
+                            <m:t>g</m:t>
+                          </m:r>
+                        </m:sub>
+                      </m:sSub>
+                    </m:e>
+                  </m:rad>
+                </m:den>
+              </m:f>
+              <m:sSup>
+                <m:e>
+                  <m:r>
+                    <m:rPr>
+                      <m:sty m:val="p"/>
+                    </m:rPr>
+                    <m:t>)</m:t>
+                  </m:r>
+                </m:e>
+                <m:sup>
+                  <m:r>
+                    <m:t>2</m:t>
+                  </m:r>
+                </m:sup>
+              </m:sSup>
+              <m:r>
+                <m:t> </m:t>
+              </m:r>
+            </m:e>
+          </m:borderBox>
+        </m:oMath>
+      </m:oMathPara>
+    </w:p>
+    <w:p>
+      <w:pPr>
+        <w:pStyle w:val="FirstParagraph"/>
+      </w:pPr>
+      <w:r>
+        <w:rPr>
+          <w:iCs/>
+          <w:i/>
+        </w:rPr>
+        <w:t xml:space="preserve">Original code bound:</w:t>
+      </w:r>
+      <w:r>
+        <w:t xml:space="preserve"> </w:t>
+      </w:r>
+      <w:r>
+        <w:t xml:space="preserve">with Euclidean (phase-optimised) distances,</w:t>
+      </w:r>
+      <w:r>
+        <w:t xml:space="preserve"> </w:t>
+      </w:r>
+      <m:oMath>
+        <m:r>
+          <m:t>1</m:t>
+        </m:r>
+        <m:r>
+          <m:rPr>
+            <m:sty m:val="p"/>
+          </m:rPr>
+          <m:t>−</m:t>
+        </m:r>
+        <m:rad>
+          <m:radPr>
+            <m:degHide m:val="on"/>
+          </m:radPr>
+          <m:deg/>
+          <m:e>
+            <m:r>
+              <m:t>1</m:t>
+            </m:r>
+            <m:r>
+              <m:rPr>
+                <m:sty m:val="p"/>
+              </m:rPr>
+              <m:t>−</m:t>
+            </m:r>
+            <m:r>
+              <m:rPr>
+                <m:sty m:val="p"/>
+              </m:rPr>
+              <m:t>ℓ</m:t>
+            </m:r>
+          </m:e>
+        </m:rad>
+        <m:r>
+          <m:rPr>
+            <m:sty m:val="p"/>
+          </m:rPr>
+          <m:t>≤</m:t>
+        </m:r>
+        <m:r>
+          <m:rPr>
+            <m:sty m:val="p"/>
+          </m:rPr>
+          <m:t>ℓ</m:t>
+        </m:r>
+      </m:oMath>
+      <w:r>
+        <w:t xml:space="preserve"> </w:t>
+      </w:r>
+      <w:r>
+        <w:t xml:space="preserve">gives</w:t>
+      </w:r>
+      <w:r>
+        <w:t xml:space="preserve"> </w:t>
+      </w:r>
+      <m:oMath>
+        <m:r>
+          <m:rPr>
+            <m:sty m:val="p"/>
+          </m:rPr>
+          <m:t>d</m:t>
+        </m:r>
+        <m:r>
+          <m:rPr>
+            <m:sty m:val="p"/>
+          </m:rPr>
+          <m:t>i</m:t>
+        </m:r>
+        <m:r>
+          <m:rPr>
+            <m:sty m:val="p"/>
+          </m:rPr>
+          <m:t>s</m:t>
+        </m:r>
+        <m:r>
+          <m:rPr>
+            <m:sty m:val="p"/>
+          </m:rPr>
+          <m:t>t</m:t>
+        </m:r>
+        <m:d>
+          <m:dPr>
+            <m:begChr m:val="("/>
+            <m:endChr m:val=")"/>
+            <m:sepChr m:val=""/>
+            <m:grow/>
+          </m:dPr>
+          <m:e>
+            <m:r>
+              <m:t>φ</m:t>
+            </m:r>
+            <m:r>
+              <m:rPr>
+                <m:sty m:val="p"/>
+              </m:rPr>
+              <m:t>,</m:t>
+            </m:r>
+            <m:r>
+              <m:t>g</m:t>
+            </m:r>
+          </m:e>
+        </m:d>
+        <m:r>
+          <m:rPr>
+            <m:sty m:val="p"/>
+          </m:rPr>
+          <m:t>≤</m:t>
+        </m:r>
+        <m:rad>
+          <m:radPr>
+            <m:degHide m:val="on"/>
+          </m:radPr>
+          <m:deg/>
+          <m:e>
+            <m:r>
+              <m:t>2</m:t>
+            </m:r>
+            <m:r>
+              <m:rPr>
+                <m:sty m:val="p"/>
+              </m:rPr>
+              <m:t>ℓ</m:t>
+            </m:r>
+          </m:e>
+        </m:rad>
+      </m:oMath>
+      <w:r>
+        <w:t xml:space="preserve">, so</w:t>
+      </w:r>
+      <w:r>
+        <w:t xml:space="preserve"> </w:t>
+      </w:r>
+      <m:oMath>
+        <m:r>
+          <m:rPr>
+            <m:sty m:val="p"/>
+          </m:rPr>
+          <m:t>d</m:t>
+        </m:r>
+        <m:r>
+          <m:rPr>
+            <m:sty m:val="p"/>
+          </m:rPr>
+          <m:t>i</m:t>
+        </m:r>
+        <m:r>
+          <m:rPr>
+            <m:sty m:val="p"/>
+          </m:rPr>
+          <m:t>s</m:t>
+        </m:r>
+        <m:r>
+          <m:rPr>
+            <m:sty m:val="p"/>
+          </m:rPr>
+          <m:t>t</m:t>
+        </m:r>
+        <m:d>
+          <m:dPr>
+            <m:begChr m:val="("/>
+            <m:endChr m:val=")"/>
+            <m:sepChr m:val=""/>
+            <m:grow/>
+          </m:dPr>
+          <m:e>
+            <m:acc>
+              <m:accPr>
+                <m:chr m:val="̃"/>
+              </m:accPr>
+              <m:e>
+                <m:r>
+                  <m:t>φ</m:t>
+                </m:r>
+              </m:e>
+            </m:acc>
+            <m:r>
+              <m:rPr>
+                <m:sty m:val="p"/>
+              </m:rPr>
+              <m:t>,</m:t>
+            </m:r>
+            <m:r>
+              <m:t>g</m:t>
+            </m:r>
+          </m:e>
+        </m:d>
+        <m:r>
+          <m:rPr>
+            <m:sty m:val="p"/>
+          </m:rPr>
+          <m:t>≤</m:t>
+        </m:r>
+        <m:rad>
+          <m:radPr>
+            <m:degHide m:val="on"/>
+          </m:radPr>
+          <m:deg/>
+          <m:e>
+            <m:r>
+              <m:t>2</m:t>
+            </m:r>
+            <m:r>
+              <m:rPr>
+                <m:sty m:val="p"/>
+              </m:rPr>
+              <m:t>ℓ</m:t>
+            </m:r>
+          </m:e>
+        </m:rad>
+        <m:r>
+          <m:rPr>
+            <m:sty m:val="p"/>
+          </m:rPr>
+          <m:t>+</m:t>
+        </m:r>
+        <m:sSub>
+          <m:e>
+            <m:r>
+              <m:t>d</m:t>
+            </m:r>
+          </m:e>
+          <m:sub>
+            <m:r>
+              <m:t>T</m:t>
+            </m:r>
+          </m:sub>
+        </m:sSub>
+      </m:oMath>
+      <w:r>
+        <w:t xml:space="preserve"> </w:t>
+      </w:r>
+      <w:r>
+        <w:t xml:space="preserve">with</w:t>
+      </w:r>
+      <w:r>
+        <w:t xml:space="preserve"> </w:t>
+      </w:r>
+      <m:oMath>
+        <m:sSub>
+          <m:e>
+            <m:r>
+              <m:t>d</m:t>
+            </m:r>
+          </m:e>
+          <m:sub>
+            <m:r>
+              <m:t>T</m:t>
+            </m:r>
+          </m:sub>
+        </m:sSub>
+        <m:r>
+          <m:rPr>
+            <m:sty m:val="p"/>
+          </m:rPr>
+          <m:t>=</m:t>
+        </m:r>
+        <m:r>
+          <m:t>2</m:t>
+        </m:r>
+        <m:sSub>
+          <m:e>
+            <m:r>
+              <m:t>ϵ</m:t>
+            </m:r>
+          </m:e>
+          <m:sub>
+            <m:r>
+              <m:t>T</m:t>
+            </m:r>
+          </m:sub>
+        </m:sSub>
+        <m:r>
+          <m:rPr>
+            <m:sty m:val="p"/>
+          </m:rPr>
+          <m:t>/</m:t>
+        </m:r>
+        <m:rad>
+          <m:radPr>
+            <m:degHide m:val="on"/>
+          </m:radPr>
+          <m:deg/>
+          <m:e>
+            <m:sSub>
+              <m:e>
+                <m:r>
+                  <m:t>p</m:t>
+                </m:r>
+              </m:e>
+              <m:sub>
+                <m:r>
+                  <m:t>g</m:t>
+                </m:r>
+              </m:sub>
+            </m:sSub>
+          </m:e>
+        </m:rad>
+      </m:oMath>
+      <w:r>
+        <w:t xml:space="preserve">, and</w:t>
+      </w:r>
+      <w:r>
+        <w:t xml:space="preserve"> </w:t>
+      </w:r>
+      <m:oMath>
+        <m:r>
+          <m:t>1</m:t>
+        </m:r>
+        <m:r>
+          <m:rPr>
+            <m:sty m:val="p"/>
+          </m:rPr>
+          <m:t>−</m:t>
+        </m:r>
+        <m:r>
+          <m:t>F</m:t>
+        </m:r>
+        <m:r>
+          <m:rPr>
+            <m:sty m:val="p"/>
+          </m:rPr>
+          <m:t>≤</m:t>
+        </m:r>
+        <m:r>
+          <m:t>2</m:t>
+        </m:r>
+        <m:d>
+          <m:dPr>
+            <m:begChr m:val="("/>
+            <m:endChr m:val=")"/>
+            <m:sepChr m:val=""/>
+            <m:grow/>
+          </m:dPr>
+          <m:e>
+            <m:r>
+              <m:t>1</m:t>
+            </m:r>
+            <m:r>
+              <m:rPr>
+                <m:sty m:val="p"/>
+              </m:rPr>
+              <m:t>−</m:t>
+            </m:r>
+            <m:d>
+              <m:dPr>
+                <m:begChr m:val="|"/>
+                <m:endChr m:val="|"/>
+                <m:sepChr m:val=""/>
+                <m:grow/>
+              </m:dPr>
+              <m:e>
+                <m:r>
+                  <m:rPr>
+                    <m:sty m:val="p"/>
+                  </m:rPr>
+                  <m:t>⟨</m:t>
+                </m:r>
+                <m:r>
+                  <m:t>g</m:t>
+                </m:r>
+              </m:e>
+            </m:d>
+            <m:acc>
+              <m:accPr>
+                <m:chr m:val="̃"/>
+              </m:accPr>
+              <m:e>
+                <m:r>
+                  <m:t>φ</m:t>
+                </m:r>
+              </m:e>
+            </m:acc>
+            <m:r>
+              <m:rPr>
+                <m:sty m:val="p"/>
+              </m:rPr>
+              <m:t>⟩</m:t>
+            </m:r>
+            <m:r>
+              <m:rPr>
+                <m:sty m:val="p"/>
+              </m:rPr>
+              <m:t>|</m:t>
+            </m:r>
+          </m:e>
+        </m:d>
+        <m:r>
+          <m:rPr>
+            <m:sty m:val="p"/>
+          </m:rPr>
+          <m:t>=</m:t>
+        </m:r>
+        <m:sSup>
+          <m:e>
+            <m:r>
+              <m:rPr>
+                <m:sty m:val="p"/>
+              </m:rPr>
+              <m:t>d</m:t>
+            </m:r>
+            <m:r>
+              <m:rPr>
+                <m:sty m:val="p"/>
+              </m:rPr>
+              <m:t>i</m:t>
+            </m:r>
+            <m:r>
+              <m:rPr>
+                <m:sty m:val="p"/>
+              </m:rPr>
+              <m:t>s</m:t>
+            </m:r>
+            <m:r>
+              <m:rPr>
+                <m:sty m:val="p"/>
+              </m:rPr>
+              <m:t>t</m:t>
+            </m:r>
+          </m:e>
+          <m:sup>
+            <m:r>
+              <m:t>2</m:t>
+            </m:r>
+          </m:sup>
+        </m:sSup>
+        <m:r>
+          <m:rPr>
+            <m:sty m:val="p"/>
+          </m:rPr>
+          <m:t>≤</m:t>
+        </m:r>
+        <m:sSup>
+          <m:e>
+            <m:d>
+              <m:dPr>
+                <m:begChr m:val="("/>
+                <m:endChr m:val=")"/>
+                <m:sepChr m:val=""/>
+                <m:grow/>
+              </m:dPr>
+              <m:e>
+                <m:rad>
+                  <m:radPr>
+                    <m:degHide m:val="on"/>
+                  </m:radPr>
+                  <m:deg/>
+                  <m:e>
+                    <m:r>
+                      <m:t>2</m:t>
+                    </m:r>
+                    <m:r>
+                      <m:rPr>
+                        <m:sty m:val="p"/>
+                      </m:rPr>
+                      <m:t>ℓ</m:t>
+                    </m:r>
+                  </m:e>
+                </m:rad>
+                <m:r>
+                  <m:rPr>
+                    <m:sty m:val="p"/>
+                  </m:rPr>
+                  <m:t>+</m:t>
+                </m:r>
+                <m:sSub>
+                  <m:e>
+                    <m:r>
+                      <m:t>d</m:t>
+                    </m:r>
+                  </m:e>
+                  <m:sub>
+                    <m:r>
+                      <m:t>T</m:t>
+                    </m:r>
+                  </m:sub>
+                </m:sSub>
+              </m:e>
+            </m:d>
+          </m:e>
+          <m:sup>
+            <m:r>
+              <m:t>2</m:t>
+            </m:r>
+          </m:sup>
+        </m:sSup>
+      </m:oMath>
+      <w:r>
+        <w:t xml:space="preserve">. Both are valid; the angle form is about 3× tighter (checked on</w:t>
+      </w:r>
+      <w:r>
+        <w:t xml:space="preserve"> </w:t>
+      </w:r>
+      <m:oMath>
+        <m:r>
+          <m:t>5</m:t>
+        </m:r>
+        <m:r>
+          <m:rPr>
+            <m:sty m:val="p"/>
+          </m:rPr>
+          <m:t>×</m:t>
+        </m:r>
+        <m:sSup>
+          <m:e>
+            <m:r>
+              <m:t>10</m:t>
+            </m:r>
+          </m:e>
+          <m:sup>
+            <m:r>
+              <m:t>4</m:t>
+            </m:r>
+          </m:sup>
+        </m:sSup>
+      </m:oMath>
+      <w:r>
+        <w:t xml:space="preserve"> </w:t>
+      </w:r>
+      <w:r>
+        <w:t xml:space="preserve">random vector triples and every simulated design: 0 violations).</w:t>
+      </w:r>
+    </w:p>
+    <w:p>
+      <w:pPr>
+        <w:pStyle w:val="BodyText"/>
+      </w:pPr>
+      <w:r>
+        <w:rPr>
+          <w:bCs/>
+          <w:b/>
+        </w:rPr>
+        <w:t xml:space="preserve">Required step count.</w:t>
+      </w:r>
+      <w:r>
+        <w:t xml:space="preserve"> </w:t>
+      </w:r>
+      <w:r>
+        <w:t xml:space="preserve">Requiring</w:t>
+      </w:r>
+      <w:r>
+        <w:t xml:space="preserve"> </w:t>
+      </w:r>
+      <m:oMath>
+        <m:r>
+          <m:t>1</m:t>
+        </m:r>
+        <m:r>
+          <m:rPr>
+            <m:sty m:val="p"/>
+          </m:rPr>
+          <m:t>−</m:t>
+        </m:r>
+        <m:r>
+          <m:t>F</m:t>
+        </m:r>
+        <m:r>
+          <m:rPr>
+            <m:sty m:val="p"/>
+          </m:rPr>
+          <m:t>≤</m:t>
+        </m:r>
+        <m:r>
+          <m:t>ε</m:t>
+        </m:r>
+      </m:oMath>
+      <w:r>
+        <w:t xml:space="preserve"> </w:t>
+      </w:r>
+      <w:r>
+        <w:t xml:space="preserve">in the angle form:</w:t>
+      </w:r>
+      <w:r>
+        <w:t xml:space="preserve"> </w:t>
+      </w:r>
+      <m:oMath>
+        <m:sSub>
+          <m:e>
+            <m:r>
+              <m:t>ϵ</m:t>
+            </m:r>
+          </m:e>
+          <m:sub>
+            <m:r>
+              <m:t>T</m:t>
+            </m:r>
+          </m:sub>
+        </m:sSub>
+        <m:r>
+          <m:rPr>
+            <m:sty m:val="p"/>
+          </m:rPr>
+          <m:t>≤</m:t>
+        </m:r>
+        <m:rad>
+          <m:radPr>
+            <m:degHide m:val="on"/>
+          </m:radPr>
+          <m:deg/>
+          <m:e>
+            <m:sSub>
+              <m:e>
+                <m:r>
+                  <m:t>p</m:t>
+                </m:r>
+              </m:e>
+              <m:sub>
+                <m:r>
+                  <m:t>g</m:t>
+                </m:r>
+              </m:sub>
+            </m:sSub>
+          </m:e>
+        </m:rad>
+        <m:r>
+          <m:t> </m:t>
+        </m:r>
+        <m:r>
+          <m:rPr>
+            <m:sty m:val="p"/>
+          </m:rPr>
+          <m:t>sin</m:t>
+        </m:r>
+        <m:d>
+          <m:dPr>
+            <m:begChr m:val="("/>
+            <m:endChr m:val=")"/>
+            <m:sepChr m:val=""/>
+            <m:grow/>
+          </m:dPr>
+          <m:e>
+            <m:r>
+              <m:rPr>
+                <m:sty m:val="p"/>
+              </m:rPr>
+              <m:t>arcsin</m:t>
+            </m:r>
+            <m:rad>
+              <m:radPr>
+                <m:degHide m:val="on"/>
+              </m:radPr>
+              <m:deg/>
+              <m:e>
+                <m:r>
+                  <m:t>ε</m:t>
+                </m:r>
+              </m:e>
+            </m:rad>
+            <m:r>
+              <m:rPr>
+                <m:sty m:val="p"/>
+              </m:rPr>
+              <m:t>−</m:t>
+            </m:r>
+            <m:r>
+              <m:rPr>
+                <m:sty m:val="p"/>
+              </m:rPr>
+              <m:t>arcsin</m:t>
+            </m:r>
+            <m:rad>
+              <m:radPr>
+                <m:degHide m:val="on"/>
+              </m:radPr>
+              <m:deg/>
+              <m:e>
+                <m:r>
+                  <m:rPr>
+                    <m:sty m:val="p"/>
+                  </m:rPr>
+                  <m:t>ℓ</m:t>
+                </m:r>
+              </m:e>
+            </m:rad>
+          </m:e>
+        </m:d>
+      </m:oMath>
+      <w:r>
+        <w:t xml:space="preserve">, so with</w:t>
+      </w:r>
+      <w:r>
+        <w:t xml:space="preserve"> </w:t>
+      </w:r>
+      <m:oMath>
+        <m:sSub>
+          <m:e>
+            <m:r>
+              <m:t>ϵ</m:t>
+            </m:r>
+          </m:e>
+          <m:sub>
+            <m:r>
+              <m:t>T</m:t>
+            </m:r>
+          </m:sub>
+        </m:sSub>
+        <m:r>
+          <m:rPr>
+            <m:sty m:val="p"/>
+          </m:rPr>
+          <m:t>=</m:t>
+        </m:r>
+        <m:r>
+          <m:t>α</m:t>
+        </m:r>
+        <m:sSup>
+          <m:e>
+            <m:r>
+              <m:t>T</m:t>
+            </m:r>
+          </m:e>
+          <m:sup>
+            <m:r>
+              <m:t>2</m:t>
+            </m:r>
+          </m:sup>
+        </m:sSup>
+        <m:r>
+          <m:rPr>
+            <m:sty m:val="p"/>
+          </m:rPr>
+          <m:t>/</m:t>
+        </m:r>
+        <m:r>
+          <m:t>2</m:t>
+        </m:r>
+        <m:r>
+          <m:t>n</m:t>
+        </m:r>
+      </m:oMath>
+    </w:p>
+    <w:p>
+      <w:pPr>
+        <w:pStyle w:val="BodyText"/>
+      </w:pPr>
+      <m:oMathPara>
+        <m:oMathParaPr>
+          <m:jc m:val="center"/>
+        </m:oMathParaPr>
+        <m:oMath>
+          <m:r>
+            <m:t>n</m:t>
+          </m:r>
+          <m:r>
+            <m:t> </m:t>
+          </m:r>
+          <m:r>
+            <m:rPr>
+              <m:sty m:val="p"/>
+            </m:rPr>
+            <m:t>≥</m:t>
+          </m:r>
+          <m:r>
+            <m:t> </m:t>
+          </m:r>
+          <m:f>
+            <m:fPr>
+              <m:type m:val="bar"/>
+            </m:fPr>
+            <m:num>
+              <m:r>
+                <m:t>α</m:t>
+              </m:r>
+              <m:sSup>
+                <m:e>
+                  <m:r>
+                    <m:t>T</m:t>
+                  </m:r>
+                </m:e>
+                <m:sup>
+                  <m:r>
+                    <m:t>2</m:t>
+                  </m:r>
+                </m:sup>
+              </m:sSup>
+            </m:num>
+            <m:den>
+              <m:r>
+                <m:t>2</m:t>
+              </m:r>
+              <m:rad>
+                <m:radPr>
+                  <m:degHide m:val="on"/>
+                </m:radPr>
+                <m:deg/>
+                <m:e>
+                  <m:sSub>
+                    <m:e>
+                      <m:r>
+                        <m:t>p</m:t>
+                      </m:r>
+                    </m:e>
+                    <m:sub>
+                      <m:r>
+                        <m:t>g</m:t>
+                      </m:r>
+                    </m:sub>
+                  </m:sSub>
+                </m:e>
+              </m:rad>
+              <m:r>
+                <m:t> </m:t>
+              </m:r>
+              <m:r>
+                <m:rPr>
+                  <m:sty m:val="p"/>
+                </m:rPr>
+                <m:t>sin</m:t>
+              </m:r>
+              <m:d>
+                <m:dPr>
+                  <m:begChr m:val="("/>
+                  <m:endChr m:val=")"/>
+                  <m:sepChr m:val=""/>
+                  <m:grow/>
+                </m:dPr>
+                <m:e>
+                  <m:r>
+                    <m:rPr>
+                      <m:sty m:val="p"/>
+                    </m:rPr>
+                    <m:t>arcsin</m:t>
+                  </m:r>
+                  <m:rad>
+                    <m:radPr>
+                      <m:degHide m:val="on"/>
+                    </m:radPr>
+                    <m:deg/>
+                    <m:e>
+                      <m:r>
+                        <m:t>ε</m:t>
+                      </m:r>
+                    </m:e>
+                  </m:rad>
+                  <m:r>
+                    <m:rPr>
+                      <m:sty m:val="p"/>
+                    </m:rPr>
+                    <m:t>−</m:t>
+                  </m:r>
+                  <m:r>
+                    <m:rPr>
+                      <m:sty m:val="p"/>
+                    </m:rPr>
+                    <m:t>arcsin</m:t>
+                  </m:r>
+                  <m:rad>
+                    <m:radPr>
+                      <m:degHide m:val="on"/>
+                    </m:radPr>
+                    <m:deg/>
+                    <m:e>
+                      <m:r>
+                        <m:rPr>
+                          <m:sty m:val="p"/>
+                        </m:rPr>
+                        <m:t>ℓ</m:t>
+                      </m:r>
+                    </m:e>
+                  </m:rad>
+                </m:e>
+              </m:d>
+            </m:den>
+          </m:f>
+          <m:r>
+            <m:t> </m:t>
+          </m:r>
+          <m:r>
+            <m:rPr>
+              <m:sty m:val="p"/>
+            </m:rPr>
+            <m:t>≈</m:t>
+          </m:r>
+          <m:r>
+            <m:t> </m:t>
+          </m:r>
+          <m:f>
+            <m:fPr>
+              <m:type m:val="bar"/>
+            </m:fPr>
+            <m:num>
+              <m:r>
+                <m:t>α</m:t>
+              </m:r>
+              <m:sSup>
+                <m:e>
+                  <m:r>
+                    <m:t>T</m:t>
+                  </m:r>
+                </m:e>
+                <m:sup>
+                  <m:r>
+                    <m:t>2</m:t>
+                  </m:r>
+                </m:sup>
+              </m:sSup>
+            </m:num>
+            <m:den>
+              <m:r>
+                <m:t>2</m:t>
+              </m:r>
+              <m:rad>
+                <m:radPr>
+                  <m:degHide m:val="on"/>
+                </m:radPr>
+                <m:deg/>
+                <m:e>
+                  <m:sSub>
+                    <m:e>
+                      <m:r>
+                        <m:t>p</m:t>
+                      </m:r>
+                    </m:e>
+                    <m:sub>
+                      <m:r>
+                        <m:t>g</m:t>
+                      </m:r>
+                    </m:sub>
+                  </m:sSub>
+                </m:e>
+              </m:rad>
+              <m:r>
+                <m:t> </m:t>
+              </m:r>
+              <m:d>
+                <m:dPr>
+                  <m:begChr m:val="("/>
+                  <m:endChr m:val=")"/>
+                  <m:sepChr m:val=""/>
+                  <m:grow/>
+                </m:dPr>
+                <m:e>
+                  <m:rad>
+                    <m:radPr>
+                      <m:degHide m:val="on"/>
+                    </m:radPr>
+                    <m:deg/>
+                    <m:e>
+                      <m:r>
+                        <m:t>ε</m:t>
+                      </m:r>
+                    </m:e>
+                  </m:rad>
+                  <m:r>
+                    <m:rPr>
+                      <m:sty m:val="p"/>
+                    </m:rPr>
+                    <m:t>−</m:t>
+                  </m:r>
+                  <m:rad>
+                    <m:radPr>
+                      <m:degHide m:val="on"/>
+                    </m:radPr>
+                    <m:deg/>
+                    <m:e>
+                      <m:r>
+                        <m:rPr>
+                          <m:sty m:val="p"/>
+                        </m:rPr>
+                        <m:t>ℓ</m:t>
+                      </m:r>
+                    </m:e>
+                  </m:rad>
+                </m:e>
+              </m:d>
+            </m:den>
+          </m:f>
+          <m:r>
+            <m:rPr>
+              <m:sty m:val="p"/>
+            </m:rPr>
+            <m:t>.</m:t>
+          </m:r>
+        </m:oMath>
+      </m:oMathPara>
+    </w:p>
+    <w:p>
+      <w:pPr>
+        <w:pStyle w:val="FirstParagraph"/>
+      </w:pPr>
+      <w:r>
+        <w:t xml:space="preserve">(Original form:</w:t>
+      </w:r>
+      <w:r>
+        <w:t xml:space="preserve"> </w:t>
+      </w:r>
+      <m:oMath>
+        <m:r>
+          <m:t>n</m:t>
+        </m:r>
+        <m:r>
+          <m:rPr>
+            <m:sty m:val="p"/>
+          </m:rPr>
+          <m:t>=</m:t>
+        </m:r>
+        <m:r>
+          <m:t>α</m:t>
+        </m:r>
+        <m:sSup>
+          <m:e>
+            <m:r>
+              <m:t>T</m:t>
+            </m:r>
+          </m:e>
+          <m:sup>
+            <m:r>
+              <m:t>2</m:t>
+            </m:r>
+          </m:sup>
+        </m:sSup>
+        <m:r>
+          <m:rPr>
+            <m:sty m:val="p"/>
+          </m:rPr>
+          <m:t>/</m:t>
+        </m:r>
+        <m:d>
+          <m:dPr>
+            <m:begChr m:val="("/>
+            <m:endChr m:val=")"/>
+            <m:sepChr m:val=""/>
+            <m:grow/>
+          </m:dPr>
+          <m:e>
+            <m:rad>
+              <m:radPr>
+                <m:degHide m:val="on"/>
+              </m:radPr>
+              <m:deg/>
+              <m:e>
+                <m:sSub>
+                  <m:e>
+                    <m:r>
+                      <m:t>p</m:t>
+                    </m:r>
+                  </m:e>
+                  <m:sub>
+                    <m:r>
+                      <m:t>g</m:t>
+                    </m:r>
+                  </m:sub>
+                </m:sSub>
+              </m:e>
+            </m:rad>
+            <m:r>
+              <m:t> </m:t>
+            </m:r>
+            <m:sSub>
+              <m:e>
+                <m:r>
+                  <m:t>d</m:t>
+                </m:r>
+              </m:e>
+              <m:sub>
+                <m:r>
+                  <m:t>T</m:t>
+                </m:r>
+              </m:sub>
+            </m:sSub>
+          </m:e>
+        </m:d>
+      </m:oMath>
+      <w:r>
+        <w:t xml:space="preserve"> </w:t>
+      </w:r>
+      <w:r>
+        <w:t xml:space="preserve">with</w:t>
+      </w:r>
+      <w:r>
+        <w:t xml:space="preserve"> </w:t>
+      </w:r>
+      <m:oMath>
+        <m:sSub>
+          <m:e>
+            <m:r>
+              <m:t>d</m:t>
+            </m:r>
+          </m:e>
+          <m:sub>
+            <m:r>
+              <m:t>T</m:t>
+            </m:r>
+          </m:sub>
+        </m:sSub>
+        <m:r>
+          <m:rPr>
+            <m:sty m:val="p"/>
+          </m:rPr>
+          <m:t>=</m:t>
+        </m:r>
+        <m:rad>
+          <m:radPr>
+            <m:degHide m:val="on"/>
+          </m:radPr>
+          <m:deg/>
+          <m:e>
+            <m:r>
+              <m:t>ε</m:t>
+            </m:r>
+          </m:e>
+        </m:rad>
+        <m:r>
+          <m:rPr>
+            <m:sty m:val="p"/>
+          </m:rPr>
+          <m:t>−</m:t>
+        </m:r>
+        <m:rad>
+          <m:radPr>
+            <m:degHide m:val="on"/>
+          </m:radPr>
+          <m:deg/>
+          <m:e>
+            <m:r>
+              <m:t>2</m:t>
+            </m:r>
+            <m:r>
+              <m:rPr>
+                <m:sty m:val="p"/>
+              </m:rPr>
+              <m:t>ℓ</m:t>
+            </m:r>
+          </m:e>
+        </m:rad>
+      </m:oMath>
+      <w:r>
+        <w:t xml:space="preserve">.) First-order Trotter therefore needs</w:t>
+      </w:r>
+      <w:r>
+        <w:t xml:space="preserve"> </w:t>
+      </w:r>
+      <m:oMath>
+        <m:r>
+          <m:t>n</m:t>
+        </m:r>
+        <m:r>
+          <m:rPr>
+            <m:sty m:val="p"/>
+          </m:rPr>
+          <m:t>∝</m:t>
+        </m:r>
+        <m:sSup>
+          <m:e>
+            <m:r>
+              <m:t>ε</m:t>
+            </m:r>
+          </m:e>
+          <m:sup>
+            <m:r>
+              <m:rPr>
+                <m:sty m:val="p"/>
+              </m:rPr>
+              <m:t>−</m:t>
+            </m:r>
+            <m:r>
+              <m:t>1</m:t>
+            </m:r>
+            <m:r>
+              <m:rPr>
+                <m:sty m:val="p"/>
+              </m:rPr>
+              <m:t>/</m:t>
+            </m:r>
+            <m:r>
+              <m:t>2</m:t>
+            </m:r>
+          </m:sup>
+        </m:sSup>
+      </m:oMath>
+      <w:r>
+        <w:t xml:space="preserve"> </w:t>
+      </w:r>
+      <w:r>
+        <w:t xml:space="preserve">for an infidelity target, and</w:t>
+      </w:r>
+      <w:r>
+        <w:t xml:space="preserve"> </w:t>
+      </w:r>
+      <m:oMath>
+        <m:r>
+          <m:t>n</m:t>
+        </m:r>
+        <m:r>
+          <m:rPr>
+            <m:sty m:val="p"/>
+          </m:rPr>
+          <m:t>∝</m:t>
+        </m:r>
+        <m:r>
+          <m:t>α</m:t>
+        </m:r>
+        <m:sSup>
+          <m:e>
+            <m:r>
+              <m:t>T</m:t>
+            </m:r>
+          </m:e>
+          <m:sup>
+            <m:r>
+              <m:t>2</m:t>
+            </m:r>
+          </m:sup>
+        </m:sSup>
+      </m:oMath>
+      <w:r>
+        <w:t xml:space="preserve">, i.e. </w:t>
+      </w:r>
+      <m:oMath>
+        <m:r>
+          <m:rPr>
+            <m:sty m:val="p"/>
+          </m:rPr>
+          <m:t>∝</m:t>
+        </m:r>
+        <m:r>
+          <m:t>N</m:t>
+        </m:r>
+        <m:r>
+          <m:rPr>
+            <m:sty m:val="p"/>
+          </m:rPr>
+          <m:t>⋅</m:t>
+        </m:r>
+        <m:sSup>
+          <m:e>
+            <m:r>
+              <m:t>Δ</m:t>
+            </m:r>
+          </m:e>
+          <m:sup>
+            <m:r>
+              <m:rPr>
+                <m:sty m:val="p"/>
+              </m:rPr>
+              <m:t>−</m:t>
+            </m:r>
+            <m:r>
+              <m:t>2</m:t>
+            </m:r>
+          </m:sup>
+        </m:sSup>
+      </m:oMath>
+      <w:r>
+        <w:t xml:space="preserve"> </w:t>
+      </w:r>
+      <w:r>
+        <w:t xml:space="preserve">in physical units.</w:t>
+      </w:r>
+    </w:p>
+    <w:bookmarkEnd w:id="48"/>
+    <w:bookmarkStart w:id="49" w:name="Xc9ea5f566f7ff100de2e405eff530e0ab29f612"/>
+    <w:p>
+      <w:pPr>
+        <w:pStyle w:val="Heading2"/>
+      </w:pPr>
+      <w:r>
+        <w:t xml:space="preserve">A.5 The hybrid protocol (a heuristic built on A.2 and A.4, not a theorem)</w:t>
+      </w:r>
+    </w:p>
+    <w:p>
+      <w:pPr>
+        <w:pStyle w:val="FirstParagraph"/>
+      </w:pPr>
+      <w:r>
+        <w:t xml:space="preserve">Assume the first-order error vector behaves as</w:t>
+      </w:r>
+      <w:r>
+        <w:t xml:space="preserve"> </w:t>
+      </w:r>
+      <m:oMath>
+        <m:sSub>
+          <m:e>
+            <m:r>
+              <m:t>e</m:t>
+            </m:r>
+          </m:e>
+          <m:sub>
+            <m:r>
+              <m:t>n</m:t>
+            </m:r>
+          </m:sub>
+        </m:sSub>
+        <m:r>
+          <m:rPr>
+            <m:sty m:val="p"/>
+          </m:rPr>
+          <m:t>=</m:t>
+        </m:r>
+        <m:sSub>
+          <m:e>
+            <m:r>
+              <m:t>ψ</m:t>
+            </m:r>
+          </m:e>
+          <m:sub>
+            <m:r>
+              <m:t>n</m:t>
+            </m:r>
+          </m:sub>
+        </m:sSub>
+        <m:r>
+          <m:rPr>
+            <m:sty m:val="p"/>
+          </m:rPr>
+          <m:t>−</m:t>
+        </m:r>
+        <m:sSub>
+          <m:e>
+            <m:r>
+              <m:t>ψ</m:t>
+            </m:r>
+          </m:e>
+          <m:sub>
+            <m:r>
+              <m:rPr>
+                <m:sty m:val="p"/>
+              </m:rPr>
+              <m:t>∞</m:t>
+            </m:r>
+          </m:sub>
+        </m:sSub>
+        <m:r>
+          <m:rPr>
+            <m:sty m:val="p"/>
+          </m:rPr>
+          <m:t>≈</m:t>
+        </m:r>
+        <m:r>
+          <m:t>c</m:t>
+        </m:r>
+        <m:r>
+          <m:rPr>
+            <m:sty m:val="p"/>
+          </m:rPr>
+          <m:t>/</m:t>
+        </m:r>
+        <m:r>
+          <m:t>n</m:t>
+        </m:r>
+      </m:oMath>
+      <w:r>
+        <w:t xml:space="preserve">. Then</w:t>
+      </w:r>
+      <w:r>
+        <w:t xml:space="preserve"> </w:t>
+      </w:r>
+      <m:oMath>
+        <m:sSub>
+          <m:e>
+            <m:r>
+              <m:t>ψ</m:t>
+            </m:r>
+          </m:e>
+          <m:sub>
+            <m:r>
+              <m:t>n</m:t>
+            </m:r>
+          </m:sub>
+        </m:sSub>
+        <m:r>
+          <m:rPr>
+            <m:sty m:val="p"/>
+          </m:rPr>
+          <m:t>−</m:t>
+        </m:r>
+        <m:sSub>
+          <m:e>
+            <m:r>
+              <m:t>ψ</m:t>
+            </m:r>
+          </m:e>
+          <m:sub>
+            <m:r>
+              <m:t>2</m:t>
+            </m:r>
+            <m:r>
+              <m:t>n</m:t>
+            </m:r>
+          </m:sub>
+        </m:sSub>
+        <m:r>
+          <m:rPr>
+            <m:sty m:val="p"/>
+          </m:rPr>
+          <m:t>≈</m:t>
+        </m:r>
+        <m:sSub>
+          <m:e>
+            <m:r>
+              <m:t>e</m:t>
+            </m:r>
+          </m:e>
+          <m:sub>
+            <m:r>
+              <m:t>n</m:t>
+            </m:r>
+          </m:sub>
+        </m:sSub>
+        <m:r>
+          <m:rPr>
+            <m:sty m:val="p"/>
+          </m:rPr>
+          <m:t>/</m:t>
+        </m:r>
+        <m:r>
+          <m:t>2</m:t>
+        </m:r>
+      </m:oMath>
+      <w:r>
+        <w:t xml:space="preserve">, so</w:t>
+      </w:r>
+      <w:r>
+        <w:t xml:space="preserve"> </w:t>
+      </w:r>
+      <m:oMath>
+        <m:r>
+          <m:rPr>
+            <m:sty m:val="p"/>
+          </m:rPr>
+          <m:t>∥</m:t>
+        </m:r>
+        <m:sSub>
+          <m:e>
+            <m:r>
+              <m:t>ψ</m:t>
+            </m:r>
+          </m:e>
+          <m:sub>
+            <m:r>
+              <m:t>n</m:t>
+            </m:r>
+          </m:sub>
+        </m:sSub>
+        <m:r>
+          <m:rPr>
+            <m:sty m:val="p"/>
+          </m:rPr>
+          <m:t>−</m:t>
+        </m:r>
+        <m:sSub>
+          <m:e>
+            <m:r>
+              <m:t>ψ</m:t>
+            </m:r>
+          </m:e>
+          <m:sub>
+            <m:r>
+              <m:rPr>
+                <m:sty m:val="p"/>
+              </m:rPr>
+              <m:t>∞</m:t>
+            </m:r>
+          </m:sub>
+        </m:sSub>
+        <m:r>
+          <m:rPr>
+            <m:sty m:val="p"/>
+          </m:rPr>
+          <m:t>∥</m:t>
+        </m:r>
+        <m:r>
+          <m:rPr>
+            <m:sty m:val="p"/>
+          </m:rPr>
+          <m:t>≈</m:t>
+        </m:r>
+        <m:r>
+          <m:t>2</m:t>
+        </m:r>
+        <m:r>
+          <m:rPr>
+            <m:sty m:val="p"/>
+          </m:rPr>
+          <m:t>∥</m:t>
+        </m:r>
+        <m:sSub>
+          <m:e>
+            <m:r>
+              <m:t>ψ</m:t>
+            </m:r>
+          </m:e>
+          <m:sub>
+            <m:r>
+              <m:t>n</m:t>
+            </m:r>
+          </m:sub>
+        </m:sSub>
+        <m:r>
+          <m:rPr>
+            <m:sty m:val="p"/>
+          </m:rPr>
+          <m:t>−</m:t>
+        </m:r>
+        <m:sSub>
+          <m:e>
+            <m:r>
+              <m:t>ψ</m:t>
+            </m:r>
+          </m:e>
+          <m:sub>
+            <m:r>
+              <m:t>2</m:t>
+            </m:r>
+            <m:r>
+              <m:t>n</m:t>
+            </m:r>
+          </m:sub>
+        </m:sSub>
+        <m:r>
+          <m:rPr>
+            <m:sty m:val="p"/>
+          </m:rPr>
+          <m:t>∥</m:t>
+        </m:r>
+      </m:oMath>
+      <w:r>
+        <w:t xml:space="preserve">. For small distances</w:t>
+      </w:r>
+      <w:r>
+        <w:t xml:space="preserve"> </w:t>
+      </w:r>
+      <m:oMath>
+        <m:r>
+          <m:t>1</m:t>
+        </m:r>
+        <m:r>
+          <m:rPr>
+            <m:sty m:val="p"/>
+          </m:rPr>
+          <m:t>−</m:t>
+        </m:r>
+        <m:d>
+          <m:dPr>
+            <m:begChr m:val="|"/>
+            <m:endChr m:val="|"/>
+            <m:sepChr m:val=""/>
+            <m:grow/>
+          </m:dPr>
+          <m:e>
+            <m:r>
+              <m:rPr>
+                <m:sty m:val="p"/>
+              </m:rPr>
+              <m:t>⟨</m:t>
+            </m:r>
+            <m:sSub>
+              <m:e>
+                <m:r>
+                  <m:t>ψ</m:t>
+                </m:r>
+              </m:e>
+              <m:sub>
+                <m:r>
+                  <m:t>n</m:t>
+                </m:r>
+              </m:sub>
+            </m:sSub>
+          </m:e>
+        </m:d>
+        <m:sSub>
+          <m:e>
+            <m:r>
+              <m:t>ψ</m:t>
+            </m:r>
+          </m:e>
+          <m:sub>
+            <m:r>
+              <m:t>2</m:t>
+            </m:r>
+            <m:r>
+              <m:t>n</m:t>
+            </m:r>
+          </m:sub>
+        </m:sSub>
+        <m:r>
+          <m:rPr>
+            <m:sty m:val="p"/>
+          </m:rPr>
+          <m:t>⟩</m:t>
+        </m:r>
+        <m:sSup>
+          <m:e>
+            <m:r>
+              <m:rPr>
+                <m:sty m:val="p"/>
+              </m:rPr>
+              <m:t>|</m:t>
+            </m:r>
+          </m:e>
+          <m:sup>
+            <m:r>
+              <m:t>2</m:t>
+            </m:r>
+          </m:sup>
+        </m:sSup>
+        <m:r>
+          <m:rPr>
+            <m:sty m:val="p"/>
+          </m:rPr>
+          <m:t>≈</m:t>
+        </m:r>
+        <m:r>
+          <m:rPr>
+            <m:sty m:val="p"/>
+          </m:rPr>
+          <m:t>∥</m:t>
+        </m:r>
+        <m:sSub>
+          <m:e>
+            <m:r>
+              <m:t>ψ</m:t>
+            </m:r>
+          </m:e>
+          <m:sub>
+            <m:r>
+              <m:t>n</m:t>
+            </m:r>
+          </m:sub>
+        </m:sSub>
+        <m:r>
+          <m:rPr>
+            <m:sty m:val="p"/>
+          </m:rPr>
+          <m:t>−</m:t>
+        </m:r>
+        <m:sSub>
+          <m:e>
+            <m:r>
+              <m:t>ψ</m:t>
+            </m:r>
+          </m:e>
+          <m:sub>
+            <m:r>
+              <m:t>2</m:t>
+            </m:r>
+            <m:r>
+              <m:t>n</m:t>
+            </m:r>
+          </m:sub>
+        </m:sSub>
+        <m:sSup>
+          <m:e>
+            <m:r>
+              <m:rPr>
+                <m:sty m:val="p"/>
+              </m:rPr>
+              <m:t>∥</m:t>
+            </m:r>
+          </m:e>
+          <m:sup>
+            <m:r>
+              <m:t>2</m:t>
+            </m:r>
+          </m:sup>
+        </m:sSup>
+      </m:oMath>
+      <w:r>
+        <w:t xml:space="preserve">, i.e. </w:t>
+      </w:r>
+      <m:oMath>
+        <m:sSub>
+          <m:e>
+            <m:r>
+              <m:t>δ</m:t>
+            </m:r>
+          </m:e>
+          <m:sub>
+            <m:r>
+              <m:t>n</m:t>
+            </m:r>
+          </m:sub>
+        </m:sSub>
+        <m:r>
+          <m:rPr>
+            <m:sty m:val="p"/>
+          </m:rPr>
+          <m:t>≈</m:t>
+        </m:r>
+        <m:r>
+          <m:rPr>
+            <m:sty m:val="p"/>
+          </m:rPr>
+          <m:t>∥</m:t>
+        </m:r>
+        <m:sSub>
+          <m:e>
+            <m:r>
+              <m:t>ψ</m:t>
+            </m:r>
+          </m:e>
+          <m:sub>
+            <m:r>
+              <m:t>n</m:t>
+            </m:r>
+          </m:sub>
+        </m:sSub>
+        <m:r>
+          <m:rPr>
+            <m:sty m:val="p"/>
+          </m:rPr>
+          <m:t>−</m:t>
+        </m:r>
+        <m:sSub>
+          <m:e>
+            <m:r>
+              <m:t>ψ</m:t>
+            </m:r>
+          </m:e>
+          <m:sub>
+            <m:r>
+              <m:t>2</m:t>
+            </m:r>
+            <m:r>
+              <m:t>n</m:t>
+            </m:r>
+          </m:sub>
+        </m:sSub>
+        <m:sSup>
+          <m:e>
+            <m:r>
+              <m:rPr>
+                <m:sty m:val="p"/>
+              </m:rPr>
+              <m:t>∥</m:t>
+            </m:r>
+          </m:e>
+          <m:sup>
+            <m:r>
+              <m:t>2</m:t>
+            </m:r>
+          </m:sup>
+        </m:sSup>
+      </m:oMath>
+      <w:r>
+        <w:t xml:space="preserve">, so the Trotter angle is</w:t>
+      </w:r>
+      <w:r>
+        <w:t xml:space="preserve"> </w:t>
+      </w:r>
+      <m:oMath>
+        <m:r>
+          <m:rPr>
+            <m:sty m:val="p"/>
+          </m:rPr>
+          <m:t>≈</m:t>
+        </m:r>
+        <m:r>
+          <m:t>2</m:t>
+        </m:r>
+        <m:rad>
+          <m:radPr>
+            <m:degHide m:val="on"/>
+          </m:radPr>
+          <m:deg/>
+          <m:e>
+            <m:sSub>
+              <m:e>
+                <m:r>
+                  <m:t>δ</m:t>
+                </m:r>
+              </m:e>
+              <m:sub>
+                <m:r>
+                  <m:t>n</m:t>
+                </m:r>
+              </m:sub>
+            </m:sSub>
+          </m:e>
+        </m:rad>
+      </m:oMath>
+      <w:r>
+        <w:t xml:space="preserve">. Inserting it for</w:t>
+      </w:r>
+      <w:r>
+        <w:t xml:space="preserve"> </w:t>
+      </w:r>
+      <m:oMath>
+        <m:r>
+          <m:rPr>
+            <m:sty m:val="p"/>
+          </m:rPr>
+          <m:t>arcsin</m:t>
+        </m:r>
+        <m:d>
+          <m:dPr>
+            <m:begChr m:val="("/>
+            <m:endChr m:val=")"/>
+            <m:sepChr m:val=""/>
+            <m:grow/>
+          </m:dPr>
+          <m:e>
+            <m:sSub>
+              <m:e>
+                <m:r>
+                  <m:t>ϵ</m:t>
+                </m:r>
+              </m:e>
+              <m:sub>
+                <m:r>
+                  <m:t>T</m:t>
+                </m:r>
+              </m:sub>
+            </m:sSub>
+            <m:r>
+              <m:rPr>
+                <m:sty m:val="p"/>
+              </m:rPr>
+              <m:t>/</m:t>
+            </m:r>
+            <m:rad>
+              <m:radPr>
+                <m:degHide m:val="on"/>
+              </m:radPr>
+              <m:deg/>
+              <m:e>
+                <m:sSub>
+                  <m:e>
+                    <m:r>
+                      <m:t>p</m:t>
+                    </m:r>
+                  </m:e>
+                  <m:sub>
+                    <m:r>
+                      <m:t>g</m:t>
+                    </m:r>
+                  </m:sub>
+                </m:sSub>
+              </m:e>
+            </m:rad>
+          </m:e>
+        </m:d>
+      </m:oMath>
+      <w:r>
+        <w:t xml:space="preserve"> </w:t>
+      </w:r>
+      <w:r>
+        <w:t xml:space="preserve">in A.4, with the certified leakage</w:t>
+      </w:r>
+      <w:r>
+        <w:t xml:space="preserve"> </w:t>
+      </w:r>
+      <m:oMath>
+        <m:r>
+          <m:rPr>
+            <m:sty m:val="p"/>
+          </m:rPr>
+          <m:t>ℓ</m:t>
+        </m:r>
+        <m:d>
+          <m:dPr>
+            <m:begChr m:val="("/>
+            <m:endChr m:val=")"/>
+            <m:sepChr m:val=""/>
+            <m:grow/>
+          </m:dPr>
+          <m:e>
+            <m:r>
+              <m:t>n</m:t>
+            </m:r>
+          </m:e>
+        </m:d>
+      </m:oMath>
+      <w:r>
+        <w:t xml:space="preserve"> </w:t>
+      </w:r>
+      <w:r>
+        <w:t xml:space="preserve">of the</w:t>
+      </w:r>
+      <w:r>
+        <w:t xml:space="preserve"> </w:t>
+      </w:r>
+      <w:r>
+        <w:rPr>
+          <w:iCs/>
+          <w:i/>
+        </w:rPr>
+        <w:t xml:space="preserve">snapped</w:t>
+      </w:r>
+      <w:r>
+        <w:t xml:space="preserve"> </w:t>
+      </w:r>
+      <w:r>
+        <w:t xml:space="preserve">design, gives the acceptance rule</w:t>
+      </w:r>
+    </w:p>
+    <w:p>
+      <w:pPr>
+        <w:pStyle w:val="BodyText"/>
+      </w:pPr>
+      <m:oMathPara>
+        <m:oMathParaPr>
+          <m:jc m:val="center"/>
+        </m:oMathParaPr>
+        <m:oMath>
+          <m:r>
+            <m:rPr>
+              <m:sty m:val="p"/>
+            </m:rPr>
+            <m:t>(</m:t>
+          </m:r>
+          <m:rad>
+            <m:radPr>
+              <m:degHide m:val="on"/>
+            </m:radPr>
+            <m:deg/>
+            <m:e>
+              <m:r>
+                <m:rPr>
+                  <m:sty m:val="p"/>
+                </m:rPr>
+                <m:t>ℓ</m:t>
+              </m:r>
+              <m:d>
+                <m:dPr>
+                  <m:begChr m:val="("/>
+                  <m:endChr m:val=")"/>
+                  <m:sepChr m:val=""/>
+                  <m:grow/>
+                </m:dPr>
+                <m:e>
+                  <m:r>
+                    <m:t>n</m:t>
+                  </m:r>
+                </m:e>
+              </m:d>
+            </m:e>
+          </m:rad>
+          <m:r>
+            <m:rPr>
+              <m:sty m:val="p"/>
+            </m:rPr>
+            <m:t>+</m:t>
+          </m:r>
+          <m:r>
+            <m:t>2</m:t>
+          </m:r>
+          <m:rad>
+            <m:radPr>
+              <m:degHide m:val="on"/>
+            </m:radPr>
+            <m:deg/>
+            <m:e>
+              <m:sSub>
+                <m:e>
+                  <m:r>
+                    <m:t>δ</m:t>
+                  </m:r>
+                </m:e>
+                <m:sub>
+                  <m:r>
+                    <m:t>n</m:t>
+                  </m:r>
+                </m:sub>
+              </m:sSub>
+            </m:e>
+          </m:rad>
+          <m:sSup>
+            <m:e>
+              <m:r>
+                <m:rPr>
+                  <m:sty m:val="p"/>
+                </m:rPr>
+                <m:t>)</m:t>
+              </m:r>
+            </m:e>
+            <m:sup>
+              <m:r>
+                <m:t>2</m:t>
+              </m:r>
+            </m:sup>
+          </m:sSup>
+          <m:r>
+            <m:rPr>
+              <m:sty m:val="p"/>
+            </m:rPr>
+            <m:t>≤</m:t>
+          </m:r>
+          <m:r>
+            <m:t>ε</m:t>
+          </m:r>
+          <m:r>
+            <m:t> </m:t>
+          </m:r>
+          <m:r>
+            <m:rPr>
+              <m:nor/>
+              <m:sty m:val="p"/>
+            </m:rPr>
+            <m:t>and certified </m:t>
+          </m:r>
+          <m:r>
+            <m:t>η</m:t>
+          </m:r>
+          <m:r>
+            <m:rPr>
+              <m:sty m:val="p"/>
+            </m:rPr>
+            <m:t>&lt;</m:t>
+          </m:r>
+          <m:r>
+            <m:t>1</m:t>
+          </m:r>
+          <m:r>
+            <m:rPr>
+              <m:sty m:val="p"/>
+            </m:rPr>
+            <m:t>.</m:t>
+          </m:r>
+        </m:oMath>
+      </m:oMathPara>
+    </w:p>
+    <w:p>
+      <w:pPr>
+        <w:pStyle w:val="FirstParagraph"/>
+      </w:pPr>
+      <w:r>
+        <w:t xml:space="preserve">Leakage is rigorous; the Trotter term is only as reliable as the</w:t>
+      </w:r>
+      <w:r>
+        <w:t xml:space="preserve"> </w:t>
+      </w:r>
+      <m:oMath>
+        <m:r>
+          <m:t>1</m:t>
+        </m:r>
+        <m:r>
+          <m:rPr>
+            <m:sty m:val="p"/>
+          </m:rPr>
+          <m:t>/</m:t>
+        </m:r>
+        <m:r>
+          <m:t>n</m:t>
+        </m:r>
+      </m:oMath>
+      <w:r>
+        <w:t xml:space="preserve"> </w:t>
+      </w:r>
+      <w:r>
+        <w:t xml:space="preserve">assumption. Observed margins: measured infidelity was</w:t>
+      </w:r>
+      <w:r>
+        <w:t xml:space="preserve"> </w:t>
+      </w:r>
+      <m:oMath>
+        <m:r>
+          <m:t>1.6</m:t>
+        </m:r>
+      </m:oMath>
+      <w:r>
+        <w:t xml:space="preserve">–</w:t>
+      </w:r>
+      <m:oMath>
+        <m:r>
+          <m:t>10</m:t>
+        </m:r>
+        <m:r>
+          <m:rPr>
+            <m:sty m:val="p"/>
+          </m:rPr>
+          <m:t>×</m:t>
+        </m:r>
+      </m:oMath>
+      <w:r>
+        <w:t xml:space="preserve"> </w:t>
+      </w:r>
+      <w:r>
+        <w:t xml:space="preserve">below</w:t>
+      </w:r>
+      <w:r>
+        <w:t xml:space="preserve"> </w:t>
+      </w:r>
+      <m:oMath>
+        <m:r>
+          <m:t>ε</m:t>
+        </m:r>
+      </m:oMath>
+      <w:r>
+        <w:t xml:space="preserve"> </w:t>
+      </w:r>
+      <w:r>
+        <w:t xml:space="preserve">in all 24 cases.</w:t>
+      </w:r>
+    </w:p>
+    <w:bookmarkEnd w:id="49"/>
+    <w:bookmarkStart w:id="50" w:name="a.6-assumptions-used-above"/>
+    <w:p>
+      <w:pPr>
+        <w:pStyle w:val="Heading2"/>
+      </w:pPr>
+      <w:r>
+        <w:t xml:space="preserve">A.6 Assumptions used above</w:t>
+      </w:r>
+    </w:p>
+    <w:p>
+      <w:pPr>
+        <w:numPr>
+          <w:ilvl w:val="0"/>
+          <w:numId w:val="1007"/>
+        </w:numPr>
+        <w:pStyle w:val="Compact"/>
+      </w:pPr>
+      <m:oMath>
+        <m:r>
+          <m:rPr>
+            <m:sty m:val="p"/>
+          </m:rPr>
+          <m:t>s</m:t>
+        </m:r>
+        <m:r>
+          <m:rPr>
+            <m:sty m:val="p"/>
+          </m:rPr>
+          <m:t>p</m:t>
+        </m:r>
+        <m:r>
+          <m:rPr>
+            <m:sty m:val="p"/>
+          </m:rPr>
+          <m:t>e</m:t>
+        </m:r>
+        <m:r>
+          <m:rPr>
+            <m:sty m:val="p"/>
+          </m:rPr>
+          <m:t>c</m:t>
+        </m:r>
+        <m:d>
+          <m:dPr>
+            <m:begChr m:val="("/>
+            <m:endChr m:val=")"/>
+            <m:sepChr m:val=""/>
+            <m:grow/>
+          </m:dPr>
+          <m:e>
+            <m:sSub>
+              <m:e>
+                <m:r>
+                  <m:t>H</m:t>
+                </m:r>
+              </m:e>
+              <m:sub>
+                <m:r>
+                  <m:t>s</m:t>
+                </m:r>
+              </m:sub>
+            </m:sSub>
+          </m:e>
+        </m:d>
+        <m:r>
+          <m:rPr>
+            <m:sty m:val="p"/>
+          </m:rPr>
+          <m:t>⊂</m:t>
+        </m:r>
+        <m:r>
+          <m:rPr>
+            <m:sty m:val="p"/>
+          </m:rPr>
+          <m:t>{</m:t>
+        </m:r>
+        <m:r>
+          <m:t>0</m:t>
+        </m:r>
+        <m:r>
+          <m:rPr>
+            <m:sty m:val="p"/>
+          </m:rPr>
+          <m:t>}</m:t>
+        </m:r>
+        <m:r>
+          <m:rPr>
+            <m:sty m:val="p"/>
+          </m:rPr>
+          <m:t>∪</m:t>
+        </m:r>
+        <m:d>
+          <m:dPr>
+            <m:begChr m:val="["/>
+            <m:endChr m:val="]"/>
+            <m:sepChr m:val=""/>
+            <m:grow/>
+          </m:dPr>
+          <m:e>
+            <m:r>
+              <m:t>Δ</m:t>
+            </m:r>
+            <m:r>
+              <m:rPr>
+                <m:sty m:val="p"/>
+              </m:rPr>
+              <m:t>,</m:t>
+            </m:r>
+            <m:r>
+              <m:t>1</m:t>
+            </m:r>
+          </m:e>
+        </m:d>
+      </m:oMath>
+      <w:r>
+        <w:t xml:space="preserve"> </w:t>
+      </w:r>
+      <w:r>
+        <w:t xml:space="preserve">with a non-degenerate ground state (even</w:t>
+      </w:r>
+      <w:r>
+        <w:t xml:space="preserve"> </w:t>
+      </w:r>
+      <m:oMath>
+        <m:r>
+          <m:t>N</m:t>
+        </m:r>
+      </m:oMath>
+      <w:r>
+        <w:t xml:space="preserve">, singlet).</w:t>
+      </w:r>
+    </w:p>
+    <w:p>
+      <w:pPr>
+        <w:numPr>
+          <w:ilvl w:val="0"/>
+          <w:numId w:val="1007"/>
+        </w:numPr>
+        <w:pStyle w:val="Compact"/>
+      </w:pPr>
+      <m:oMath>
+        <m:r>
+          <m:t>γ</m:t>
+        </m:r>
+      </m:oMath>
+      <w:r>
+        <w:t xml:space="preserve">,</w:t>
+      </w:r>
+      <w:r>
+        <w:t xml:space="preserve"> </w:t>
+      </w:r>
+      <m:oMath>
+        <m:r>
+          <m:t>Δ</m:t>
+        </m:r>
+      </m:oMath>
+      <w:r>
+        <w:t xml:space="preserve"> </w:t>
+      </w:r>
+      <w:r>
+        <w:t xml:space="preserve">and</w:t>
+      </w:r>
+      <w:r>
+        <w:t xml:space="preserve"> </w:t>
+      </w:r>
+      <m:oMath>
+        <m:sSub>
+          <m:e>
+            <m:r>
+              <m:t>e</m:t>
+            </m:r>
+          </m:e>
+          <m:sub>
+            <m:r>
+              <m:t>0</m:t>
+            </m:r>
+          </m:sub>
+        </m:sSub>
+      </m:oMath>
+      <w:r>
+        <w:t xml:space="preserve"> </w:t>
+      </w:r>
+      <w:r>
+        <w:t xml:space="preserve">known exactly (ED,</w:t>
+      </w:r>
+      <w:r>
+        <w:t xml:space="preserve"> </w:t>
+      </w:r>
+      <m:oMath>
+        <m:r>
+          <m:t>N</m:t>
+        </m:r>
+        <m:r>
+          <m:rPr>
+            <m:sty m:val="p"/>
+          </m:rPr>
+          <m:t>≤</m:t>
+        </m:r>
+        <m:r>
+          <m:t>12</m:t>
+        </m:r>
+      </m:oMath>
+      <w:r>
+        <w:t xml:space="preserve">) or</w:t>
+      </w:r>
+      <w:r>
+        <w:t xml:space="preserve"> </w:t>
+      </w:r>
+      <w:r>
+        <w:rPr>
+          <w:iCs/>
+          <w:i/>
+        </w:rPr>
+        <w:t xml:space="preserve">assumed</w:t>
+      </w:r>
+      <w:r>
+        <w:t xml:space="preserve"> </w:t>
+      </w:r>
+      <w:r>
+        <w:t xml:space="preserve">(DMRG path).</w:t>
+      </w:r>
+    </w:p>
+    <w:p>
+      <w:pPr>
+        <w:numPr>
+          <w:ilvl w:val="0"/>
+          <w:numId w:val="1007"/>
+        </w:numPr>
+        <w:pStyle w:val="Compact"/>
+      </w:pPr>
+      <w:r>
+        <w:t xml:space="preserve">First-order Lie–Trotter with preserved term order;</w:t>
+      </w:r>
+      <w:r>
+        <w:t xml:space="preserve"> </w:t>
+      </w:r>
+      <m:oMath>
+        <m:r>
+          <m:t>α</m:t>
+        </m:r>
+      </m:oMath>
+      <w:r>
+        <w:t xml:space="preserve"> </w:t>
+      </w:r>
+      <w:r>
+        <w:t xml:space="preserve">is the max over forward and reversed order. The Trotter bound does</w:t>
+      </w:r>
+      <w:r>
+        <w:t xml:space="preserve"> </w:t>
+      </w:r>
+      <w:r>
+        <w:rPr>
+          <w:bCs/>
+          <w:b/>
+        </w:rPr>
+        <w:t xml:space="preserve">not</w:t>
+      </w:r>
+      <w:r>
+        <w:t xml:space="preserve"> </w:t>
+      </w:r>
+      <w:r>
+        <w:t xml:space="preserve">cover second-order formulas.</w:t>
+      </w:r>
+    </w:p>
+    <w:p>
+      <w:pPr>
+        <w:numPr>
+          <w:ilvl w:val="0"/>
+          <w:numId w:val="1007"/>
+        </w:numPr>
+        <w:pStyle w:val="Compact"/>
+      </w:pPr>
+      <w:r>
+        <w:t xml:space="preserve">Noiseless circuits; no synthesis error in rotations.</w:t>
+      </w:r>
+    </w:p>
+    <w:p>
+      <w:pPr>
+        <w:numPr>
+          <w:ilvl w:val="0"/>
+          <w:numId w:val="1007"/>
+        </w:numPr>
+        <w:pStyle w:val="Compact"/>
+      </w:pPr>
+      <m:oMath>
+        <m:sSub>
+          <m:e>
+            <m:r>
+              <m:t>ϵ</m:t>
+            </m:r>
+          </m:e>
+          <m:sub>
+            <m:r>
+              <m:t>T</m:t>
+            </m:r>
+          </m:sub>
+        </m:sSub>
+        <m:r>
+          <m:rPr>
+            <m:sty m:val="p"/>
+          </m:rPr>
+          <m:t>&lt;</m:t>
+        </m:r>
+        <m:rad>
+          <m:radPr>
+            <m:degHide m:val="on"/>
+          </m:radPr>
+          <m:deg/>
+          <m:e>
+            <m:sSub>
+              <m:e>
+                <m:r>
+                  <m:t>p</m:t>
+                </m:r>
+              </m:e>
+              <m:sub>
+                <m:r>
+                  <m:t>g</m:t>
+                </m:r>
+              </m:sub>
+            </m:sSub>
+          </m:e>
+        </m:rad>
+      </m:oMath>
+      <w:r>
+        <w:t xml:space="preserve"> </w:t>
+      </w:r>
+      <w:r>
+        <w:t xml:space="preserve">(otherwise the Trotter angle bound is vacuous and the code falls back to 1).</w:t>
+      </w:r>
+    </w:p>
+    <w:bookmarkEnd w:id="50"/>
+    <w:bookmarkEnd w:id="51"/>
     <w:sectPr/>
   </w:body>
 </w:document>
@@ -15191,6 +24541,39 @@
     </w:lvlOverride>
   </w:num>
   <w:num w:numId="1005">
+    <w:abstractNumId w:val="99411"/>
+    <w:lvlOverride w:ilvl="0">
+      <w:startOverride w:val="1"/>
+    </w:lvlOverride>
+    <w:lvlOverride w:ilvl="1">
+      <w:startOverride w:val="1"/>
+    </w:lvlOverride>
+    <w:lvlOverride w:ilvl="2">
+      <w:startOverride w:val="1"/>
+    </w:lvlOverride>
+    <w:lvlOverride w:ilvl="3">
+      <w:startOverride w:val="1"/>
+    </w:lvlOverride>
+    <w:lvlOverride w:ilvl="4">
+      <w:startOverride w:val="1"/>
+    </w:lvlOverride>
+    <w:lvlOverride w:ilvl="5">
+      <w:startOverride w:val="1"/>
+    </w:lvlOverride>
+    <w:lvlOverride w:ilvl="6">
+      <w:startOverride w:val="1"/>
+    </w:lvlOverride>
+    <w:lvlOverride w:ilvl="7">
+      <w:startOverride w:val="1"/>
+    </w:lvlOverride>
+    <w:lvlOverride w:ilvl="8">
+      <w:startOverride w:val="1"/>
+    </w:lvlOverride>
+  </w:num>
+  <w:num w:numId="1006">
+    <w:abstractNumId w:val="991"/>
+  </w:num>
+  <w:num w:numId="1007">
     <w:abstractNumId w:val="99411"/>
     <w:lvlOverride w:ilvl="0">
       <w:startOverride w:val="1"/>
